--- a/LoomQ-赛题.docx
+++ b/LoomQ-赛题.docx
@@ -2,40 +2,17 @@
 <file path=word/document.xml><?xml version="1.0" encoding="utf-8"?>
 <w:document xmlns:w="http://schemas.openxmlformats.org/wordprocessingml/2006/main" xmlns:m="http://schemas.openxmlformats.org/officeDocument/2006/math" xmlns:r="http://schemas.openxmlformats.org/officeDocument/2006/relationships" xmlns:o="urn:schemas-microsoft-com:office:office" xmlns:v="urn:schemas-microsoft-com:vml" xmlns:w10="urn:schemas-microsoft-com:office:word" xmlns:a="http://schemas.openxmlformats.org/drawingml/2006/main" xmlns:pic="http://schemas.openxmlformats.org/drawingml/2006/picture" xmlns:wp="http://schemas.openxmlformats.org/drawingml/2006/wordprocessingDrawing">
   <w:body>
-    <w:p>
-      <w:pPr>
-        <w:pStyle w:val="Title"/>
+    <w:bookmarkStart w:id="38" w:name="Xd5c79ed3509b4f79dd6f80ca23f265ab7fd0c33"/>
+    <w:p>
+      <w:pPr>
+        <w:pStyle w:val="Heading1"/>
       </w:pPr>
       <w:r>
         <w:t xml:space="preserve">LoomQ · </w:t>
       </w:r>
       <w:r>
         <w:rPr>
-          <w:rFonts w:hint="eastAsia" w:ascii="Arial Unicode MS" w:hAnsi="Arial Unicode MS" w:cs="Arial Unicode MS" w:eastAsia="Arial Unicode MS"/>
-        </w:rPr>
-        <w:t xml:space="preserve">量子接入平权计划（SheNicest</w:t>
-      </w:r>
-      <w:r>
-        <w:t xml:space="preserve"> 2026 </w:t>
-      </w:r>
-      <w:r>
-        <w:rPr>
-          <w:rFonts w:hint="eastAsia" w:ascii="Arial Unicode MS" w:hAnsi="Arial Unicode MS" w:cs="Arial Unicode MS" w:eastAsia="Arial Unicode MS"/>
-        </w:rPr>
-        <w:t xml:space="preserve">赛题）</w:t>
-      </w:r>
-    </w:p>
-    <w:bookmarkStart w:id="38" w:name="Xd5c79ed3509b4f79dd6f80ca23f265ab7fd0c33"/>
-    <w:p>
-      <w:pPr>
-        <w:pStyle w:val="Heading1"/>
-      </w:pPr>
-      <w:r>
-        <w:t xml:space="preserve">LoomQ · </w:t>
-      </w:r>
-      <w:r>
-        <w:rPr>
-          <w:rFonts w:hint="eastAsia" w:ascii="Arial Unicode MS" w:hAnsi="Arial Unicode MS" w:cs="Arial Unicode MS" w:eastAsia="Arial Unicode MS"/>
+          <w:rFonts w:hint="eastAsia"/>
         </w:rPr>
         <w:t xml:space="preserve">量子接入平权计划</w:t>
       </w:r>
@@ -53,7 +30,7 @@
       </w:r>
       <w:r>
         <w:rPr>
-          <w:rFonts w:hint="eastAsia" w:ascii="Arial Unicode MS" w:hAnsi="Arial Unicode MS" w:cs="Arial Unicode MS" w:eastAsia="Arial Unicode MS"/>
+          <w:rFonts w:hint="eastAsia"/>
         </w:rPr>
         <w:t xml:space="preserve">让不懂”黑话”的人，也能指挥最前沿的算力</w:t>
       </w:r>
@@ -64,7 +41,7 @@
       </w:pPr>
       <w:r>
         <w:rPr>
-          <w:rFonts w:hint="eastAsia" w:ascii="Arial Unicode MS" w:hAnsi="Arial Unicode MS" w:cs="Arial Unicode MS" w:eastAsia="Arial Unicode MS"/>
+          <w:rFonts w:hint="eastAsia"/>
           <w:b/>
           <w:bCs/>
         </w:rPr>
@@ -72,7 +49,7 @@
       </w:r>
       <w:r>
         <w:rPr>
-          <w:rFonts w:hint="eastAsia" w:ascii="Arial Unicode MS" w:hAnsi="Arial Unicode MS" w:cs="Arial Unicode MS" w:eastAsia="Arial Unicode MS"/>
+          <w:rFonts w:hint="eastAsia"/>
         </w:rPr>
         <w:t xml:space="preserve">：AI</w:t>
       </w:r>
@@ -81,7 +58,7 @@
       </w:r>
       <w:r>
         <w:rPr>
-          <w:rFonts w:hint="eastAsia" w:ascii="Arial Unicode MS" w:hAnsi="Arial Unicode MS" w:cs="Arial Unicode MS" w:eastAsia="Arial Unicode MS"/>
+          <w:rFonts w:hint="eastAsia"/>
         </w:rPr>
         <w:t xml:space="preserve">应用</w:t>
       </w:r>
@@ -90,7 +67,7 @@
       </w:r>
       <w:r>
         <w:rPr>
-          <w:rFonts w:hint="eastAsia" w:ascii="Arial Unicode MS" w:hAnsi="Arial Unicode MS" w:cs="Arial Unicode MS" w:eastAsia="Arial Unicode MS"/>
+          <w:rFonts w:hint="eastAsia"/>
         </w:rPr>
         <w:t xml:space="preserve">硬核系统</w:t>
       </w:r>
@@ -99,7 +76,7 @@
       </w:r>
       <w:r>
         <w:rPr>
-          <w:rFonts w:hint="eastAsia" w:ascii="Arial Unicode MS" w:hAnsi="Arial Unicode MS" w:cs="Arial Unicode MS" w:eastAsia="Arial Unicode MS"/>
+          <w:rFonts w:hint="eastAsia"/>
           <w:b/>
           <w:bCs/>
         </w:rPr>
@@ -107,25 +84,52 @@
       </w:r>
       <w:r>
         <w:rPr>
-          <w:rFonts w:hint="eastAsia" w:ascii="Arial Unicode MS" w:hAnsi="Arial Unicode MS" w:cs="Arial Unicode MS" w:eastAsia="Arial Unicode MS"/>
-        </w:rPr>
-        <w:t xml:space="preserve">：8 月 1 日 — 8 月 25 日（线上赛）</w:t>
-      </w:r>
-      <w:r>
-        <w:t xml:space="preserve"> </w:t>
-      </w:r>
-      <w:r>
-        <w:rPr>
-          <w:rFonts w:hint="eastAsia" w:ascii="Arial Unicode MS" w:hAnsi="Arial Unicode MS" w:cs="Arial Unicode MS" w:eastAsia="Arial Unicode MS"/>
-        </w:rPr>
-        <w:t xml:space="preserve"/>
-      </w:r>
-      <w:r>
-        <w:t xml:space="preserve"> </w:t>
-      </w:r>
-      <w:r>
-        <w:rPr>
-          <w:rFonts w:hint="eastAsia" w:ascii="Arial Unicode MS" w:hAnsi="Arial Unicode MS" w:cs="Arial Unicode MS" w:eastAsia="Arial Unicode MS"/>
+          <w:rFonts w:hint="eastAsia"/>
+        </w:rPr>
+        <w:t xml:space="preserve">：8</w:t>
+      </w:r>
+      <w:r>
+        <w:t xml:space="preserve"> </w:t>
+      </w:r>
+      <w:r>
+        <w:rPr>
+          <w:rFonts w:hint="eastAsia"/>
+        </w:rPr>
+        <w:t xml:space="preserve">月</w:t>
+      </w:r>
+      <w:r>
+        <w:t xml:space="preserve"> 1 </w:t>
+      </w:r>
+      <w:r>
+        <w:rPr>
+          <w:rFonts w:hint="eastAsia"/>
+        </w:rPr>
+        <w:t xml:space="preserve">日</w:t>
+      </w:r>
+      <w:r>
+        <w:t xml:space="preserve"> — 8 </w:t>
+      </w:r>
+      <w:r>
+        <w:rPr>
+          <w:rFonts w:hint="eastAsia"/>
+        </w:rPr>
+        <w:t xml:space="preserve">月</w:t>
+      </w:r>
+      <w:r>
+        <w:t xml:space="preserve"> 25 </w:t>
+      </w:r>
+      <w:r>
+        <w:rPr>
+          <w:rFonts w:hint="eastAsia"/>
+        </w:rPr>
+        <w:t xml:space="preserve">日（线上赛）</w:t>
+      </w:r>
+      <w:r>
+        <w:t xml:space="preserve"> </w:t>
+      </w:r>
+      <w:r>
+        <w:rPr>
+          <w:rFonts w:hint="eastAsia"/>
           <w:b/>
           <w:bCs/>
         </w:rPr>
@@ -133,7 +137,7 @@
       </w:r>
       <w:r>
         <w:rPr>
-          <w:rFonts w:hint="eastAsia" w:ascii="Arial Unicode MS" w:hAnsi="Arial Unicode MS" w:cs="Arial Unicode MS" w:eastAsia="Arial Unicode MS"/>
+          <w:rFonts w:hint="eastAsia"/>
         </w:rPr>
         <w:t xml:space="preserve">：1–4</w:t>
       </w:r>
@@ -142,7 +146,7 @@
       </w:r>
       <w:r>
         <w:rPr>
-          <w:rFonts w:hint="eastAsia" w:ascii="Arial Unicode MS" w:hAnsi="Arial Unicode MS" w:cs="Arial Unicode MS" w:eastAsia="Arial Unicode MS"/>
+          <w:rFonts w:hint="eastAsia"/>
         </w:rPr>
         <w:t xml:space="preserve">人（欢迎产品、设计、算法、系统、内容任意组合，无需量子计算学术背景）</w:t>
       </w:r>
@@ -162,7 +166,7 @@
       </w:pPr>
       <w:r>
         <w:rPr>
-          <w:rFonts w:hint="eastAsia" w:ascii="Arial Unicode MS" w:hAnsi="Arial Unicode MS" w:cs="Arial Unicode MS" w:eastAsia="Arial Unicode MS"/>
+          <w:rFonts w:hint="eastAsia"/>
         </w:rPr>
         <w:t xml:space="preserve">一、赛事愿景：为什么这至关重要？</w:t>
       </w:r>
@@ -176,13 +180,13 @@
       </w:pPr>
       <w:r>
         <w:rPr>
-          <w:rFonts w:hint="eastAsia" w:ascii="Arial Unicode MS" w:hAnsi="Arial Unicode MS" w:cs="Arial Unicode MS" w:eastAsia="Arial Unicode MS"/>
+          <w:rFonts w:hint="eastAsia"/>
         </w:rPr>
         <w:t xml:space="preserve">量子计算被公认为下一代算力革命的引擎，但今天的量子科技世界却面临着</w:t>
       </w:r>
       <w:r>
         <w:rPr>
-          <w:rFonts w:hint="eastAsia" w:ascii="Arial Unicode MS" w:hAnsi="Arial Unicode MS" w:cs="Arial Unicode MS" w:eastAsia="Arial Unicode MS"/>
+          <w:rFonts w:hint="eastAsia"/>
           <w:b/>
           <w:bCs/>
         </w:rPr>
@@ -190,7 +194,7 @@
       </w:r>
       <w:r>
         <w:rPr>
-          <w:rFonts w:hint="eastAsia" w:ascii="Arial Unicode MS" w:hAnsi="Arial Unicode MS" w:cs="Arial Unicode MS" w:eastAsia="Arial Unicode MS"/>
+          <w:rFonts w:hint="eastAsia"/>
         </w:rPr>
         <w:t xml:space="preserve">的困境。</w:t>
       </w:r>
@@ -201,7 +205,7 @@
       </w:pPr>
       <w:r>
         <w:rPr>
-          <w:rFonts w:hint="eastAsia" w:ascii="Arial Unicode MS" w:hAnsi="Arial Unicode MS" w:cs="Arial Unicode MS" w:eastAsia="Arial Unicode MS"/>
+          <w:rFonts w:hint="eastAsia"/>
         </w:rPr>
         <w:t xml:space="preserve">每一个量子云平台都在筑起自己的”黑话高墙”：本源量子采用</w:t>
       </w:r>
@@ -219,7 +223,7 @@
       </w:r>
       <w:r>
         <w:rPr>
-          <w:rFonts w:hint="eastAsia" w:ascii="Arial Unicode MS" w:hAnsi="Arial Unicode MS" w:cs="Arial Unicode MS" w:eastAsia="Arial Unicode MS"/>
+          <w:rFonts w:hint="eastAsia"/>
         </w:rPr>
         <w:t xml:space="preserve">指令集；国盾/天衍采用</w:t>
       </w:r>
@@ -234,7 +238,7 @@
       </w:r>
       <w:r>
         <w:rPr>
-          <w:rFonts w:hint="eastAsia" w:ascii="Arial Unicode MS" w:hAnsi="Arial Unicode MS" w:cs="Arial Unicode MS" w:eastAsia="Arial Unicode MS"/>
+          <w:rFonts w:hint="eastAsia"/>
         </w:rPr>
         <w:t xml:space="preserve">；量旋科技、AWS</w:t>
       </w:r>
@@ -243,7 +247,7 @@
       </w:r>
       <w:r>
         <w:rPr>
-          <w:rFonts w:hint="eastAsia" w:ascii="Arial Unicode MS" w:hAnsi="Arial Unicode MS" w:cs="Arial Unicode MS" w:eastAsia="Arial Unicode MS"/>
+          <w:rFonts w:hint="eastAsia"/>
         </w:rPr>
         <w:t xml:space="preserve">等又各有其专属的</w:t>
       </w:r>
@@ -252,7 +256,7 @@
       </w:r>
       <w:r>
         <w:rPr>
-          <w:rFonts w:hint="eastAsia" w:ascii="Arial Unicode MS" w:hAnsi="Arial Unicode MS" w:cs="Arial Unicode MS" w:eastAsia="Arial Unicode MS"/>
+          <w:rFonts w:hint="eastAsia"/>
         </w:rPr>
         <w:t xml:space="preserve">和底层方言。这导致大量有独特问题意识、却无科班硬核背景的群体（尤其是女性及跨界创造者）被默认排除在外。</w:t>
       </w:r>
@@ -263,7 +267,7 @@
       </w:pPr>
       <w:r>
         <w:rPr>
-          <w:rFonts w:hint="eastAsia" w:ascii="Arial Unicode MS" w:hAnsi="Arial Unicode MS" w:cs="Arial Unicode MS" w:eastAsia="Arial Unicode MS"/>
+          <w:rFonts w:hint="eastAsia"/>
           <w:b/>
           <w:bCs/>
         </w:rPr>
@@ -276,13 +280,13 @@
       </w:pPr>
       <w:r>
         <w:rPr>
-          <w:rFonts w:hint="eastAsia" w:ascii="Arial Unicode MS" w:hAnsi="Arial Unicode MS" w:cs="Arial Unicode MS" w:eastAsia="Arial Unicode MS"/>
+          <w:rFonts w:hint="eastAsia"/>
         </w:rPr>
         <w:t xml:space="preserve">本赛题的内核是</w:t>
       </w:r>
       <w:r>
         <w:rPr>
-          <w:rFonts w:hint="eastAsia" w:ascii="Arial Unicode MS" w:hAnsi="Arial Unicode MS" w:cs="Arial Unicode MS" w:eastAsia="Arial Unicode MS"/>
+          <w:rFonts w:hint="eastAsia"/>
           <w:b/>
           <w:bCs/>
         </w:rPr>
@@ -290,13 +294,13 @@
       </w:r>
       <w:r>
         <w:rPr>
-          <w:rFonts w:hint="eastAsia" w:ascii="Arial Unicode MS" w:hAnsi="Arial Unicode MS" w:cs="Arial Unicode MS" w:eastAsia="Arial Unicode MS"/>
+          <w:rFonts w:hint="eastAsia"/>
         </w:rPr>
         <w:t xml:space="preserve">：你需要构建一个开放、统一、人人可接入的</w:t>
       </w:r>
       <w:r>
         <w:rPr>
-          <w:rFonts w:hint="eastAsia" w:ascii="Arial Unicode MS" w:hAnsi="Arial Unicode MS" w:cs="Arial Unicode MS" w:eastAsia="Arial Unicode MS"/>
+          <w:rFonts w:hint="eastAsia"/>
           <w:b/>
           <w:bCs/>
         </w:rPr>
@@ -318,13 +322,13 @@
       </w:r>
       <w:r>
         <w:rPr>
-          <w:rFonts w:hint="eastAsia" w:ascii="Arial Unicode MS" w:hAnsi="Arial Unicode MS" w:cs="Arial Unicode MS" w:eastAsia="Arial Unicode MS"/>
+          <w:rFonts w:hint="eastAsia"/>
         </w:rPr>
         <w:t xml:space="preserve">，并为其配备一个</w:t>
       </w:r>
       <w:r>
         <w:rPr>
-          <w:rFonts w:hint="eastAsia" w:ascii="Arial Unicode MS" w:hAnsi="Arial Unicode MS" w:cs="Arial Unicode MS" w:eastAsia="Arial Unicode MS"/>
+          <w:rFonts w:hint="eastAsia"/>
           <w:b/>
           <w:bCs/>
         </w:rPr>
@@ -332,7 +336,7 @@
       </w:r>
       <w:r>
         <w:rPr>
-          <w:rFonts w:hint="eastAsia" w:ascii="Arial Unicode MS" w:hAnsi="Arial Unicode MS" w:cs="Arial Unicode MS" w:eastAsia="Arial Unicode MS"/>
+          <w:rFonts w:hint="eastAsia"/>
           <w:b/>
           <w:bCs/>
         </w:rPr>
@@ -347,7 +351,7 @@
       </w:r>
       <w:r>
         <w:rPr>
-          <w:rFonts w:hint="eastAsia" w:ascii="Arial Unicode MS" w:hAnsi="Arial Unicode MS" w:cs="Arial Unicode MS" w:eastAsia="Arial Unicode MS"/>
+          <w:rFonts w:hint="eastAsia"/>
         </w:rPr>
         <w:t xml:space="preserve">。让任何人都能用直觉与自然语言驱动真实的量子计算机。</w:t>
       </w:r>
@@ -358,7 +362,7 @@
       </w:pPr>
       <w:r>
         <w:rPr>
-          <w:rFonts w:hint="eastAsia" w:ascii="Arial Unicode MS" w:hAnsi="Arial Unicode MS" w:cs="Arial Unicode MS" w:eastAsia="Arial Unicode MS"/>
+          <w:rFonts w:hint="eastAsia"/>
         </w:rPr>
         <w:t xml:space="preserve">你要回答的终极问题是：</w:t>
       </w:r>
@@ -373,7 +377,7 @@
       </w:r>
       <w:r>
         <w:rPr>
-          <w:rFonts w:hint="eastAsia" w:ascii="Arial Unicode MS" w:hAnsi="Arial Unicode MS" w:cs="Arial Unicode MS" w:eastAsia="Arial Unicode MS"/>
+          <w:rFonts w:hint="eastAsia"/>
           <w:b/>
           <w:bCs/>
         </w:rPr>
@@ -395,7 +399,7 @@
       </w:pPr>
       <w:r>
         <w:rPr>
-          <w:rFonts w:hint="eastAsia" w:ascii="Arial Unicode MS" w:hAnsi="Arial Unicode MS" w:cs="Arial Unicode MS" w:eastAsia="Arial Unicode MS"/>
+          <w:rFonts w:hint="eastAsia"/>
         </w:rPr>
         <w:t xml:space="preserve">二、系统架构流转</w:t>
       </w:r>
@@ -409,7 +413,7 @@
       </w:pPr>
       <w:r>
         <w:rPr>
-          <w:rFonts w:hint="eastAsia" w:ascii="Arial Unicode MS" w:hAnsi="Arial Unicode MS" w:cs="Arial Unicode MS" w:eastAsia="Arial Unicode MS"/>
+          <w:rFonts w:hint="eastAsia"/>
         </w:rPr>
         <w:t xml:space="preserve">下图展示了</w:t>
       </w:r>
@@ -418,7 +422,7 @@
       </w:r>
       <w:r>
         <w:rPr>
-          <w:rFonts w:hint="eastAsia" w:ascii="Arial Unicode MS" w:hAnsi="Arial Unicode MS" w:cs="Arial Unicode MS" w:eastAsia="Arial Unicode MS"/>
+          <w:rFonts w:hint="eastAsia"/>
         </w:rPr>
         <w:t xml:space="preserve">系统的完整数据与控制流：</w:t>
       </w:r>
@@ -430,9 +434,24 @@
       <w:r>
         <w:rPr>
           <w:rStyle w:val="VerbatimChar"/>
-          <w:rFonts w:hint="eastAsia" w:ascii="Arial Unicode MS" w:hAnsi="Arial Unicode MS" w:cs="Arial Unicode MS" w:eastAsia="Arial Unicode MS"/>
-        </w:rPr>
-        <w:t xml:space="preserve">用户自然语言</w:t>
+        </w:rPr>
+        <w:t xml:space="preserve">graph TD</w:t>
+      </w:r>
+      <w:r>
+        <w:br/>
+      </w:r>
+      <w:r>
+        <w:rPr>
+          <w:rStyle w:val="VerbatimChar"/>
+        </w:rPr>
+        <w:t xml:space="preserve">    </w:t>
+      </w:r>
+      <w:r>
+        <w:rPr>
+          <w:rStyle w:val="VerbatimChar"/>
+          <w:rFonts w:hint="eastAsia"/>
+        </w:rPr>
+        <w:t xml:space="preserve">A[用户自然语言</w:t>
       </w:r>
       <w:r>
         <w:rPr>
@@ -443,9 +462,48 @@
       <w:r>
         <w:rPr>
           <w:rStyle w:val="VerbatimChar"/>
-          <w:rFonts w:hint="eastAsia" w:ascii="Arial Unicode MS" w:hAnsi="Arial Unicode MS" w:cs="Arial Unicode MS" w:eastAsia="Arial Unicode MS"/>
-        </w:rPr>
-        <w:t xml:space="preserve">意图</w:t>
+          <w:rFonts w:hint="eastAsia"/>
+        </w:rPr>
+        <w:t xml:space="preserve">意图]</w:t>
+      </w:r>
+      <w:r>
+        <w:rPr>
+          <w:rStyle w:val="VerbatimChar"/>
+        </w:rPr>
+        <w:t xml:space="preserve"> --&gt;|L2: </w:t>
+      </w:r>
+      <w:r>
+        <w:rPr>
+          <w:rStyle w:val="VerbatimChar"/>
+          <w:rFonts w:hint="eastAsia"/>
+        </w:rPr>
+        <w:t xml:space="preserve">智能体解析与纠错|</w:t>
+      </w:r>
+      <w:r>
+        <w:rPr>
+          <w:rStyle w:val="VerbatimChar"/>
+        </w:rPr>
+        <w:t xml:space="preserve"> </w:t>
+      </w:r>
+      <w:r>
+        <w:rPr>
+          <w:rStyle w:val="VerbatimChar"/>
+          <w:rFonts w:hint="eastAsia"/>
+        </w:rPr>
+        <w:t xml:space="preserve">B(标准</w:t>
+      </w:r>
+      <w:r>
+        <w:rPr>
+          <w:rStyle w:val="VerbatimChar"/>
+        </w:rPr>
+        <w:t xml:space="preserve"> OpenQASM 2.0 </w:t>
+      </w:r>
+      <w:r>
+        <w:rPr>
+          <w:rStyle w:val="VerbatimChar"/>
+          <w:rFonts w:hint="eastAsia"/>
+        </w:rPr>
+        <w:t xml:space="preserve">电路)</w:t>
       </w:r>
       <w:r>
         <w:br/>
@@ -454,14 +512,27 @@
         <w:rPr>
           <w:rStyle w:val="VerbatimChar"/>
         </w:rPr>
-        <w:t xml:space="preserve">    ↓  </w:t>
-      </w:r>
-      <w:r>
-        <w:rPr>
-          <w:rStyle w:val="VerbatimChar"/>
-          <w:rFonts w:hint="eastAsia" w:ascii="Arial Unicode MS" w:hAnsi="Arial Unicode MS" w:cs="Arial Unicode MS" w:eastAsia="Arial Unicode MS"/>
-        </w:rPr>
-        <w:t xml:space="preserve">L2：智能体解析与纠错</w:t>
+        <w:t xml:space="preserve">    B --&gt;|L1: </w:t>
+      </w:r>
+      <w:r>
+        <w:rPr>
+          <w:rStyle w:val="VerbatimChar"/>
+          <w:rFonts w:hint="eastAsia"/>
+        </w:rPr>
+        <w:t xml:space="preserve">统一中间层</w:t>
+      </w:r>
+      <w:r>
+        <w:rPr>
+          <w:rStyle w:val="VerbatimChar"/>
+        </w:rPr>
+        <w:t xml:space="preserve"> Transpiler| </w:t>
+      </w:r>
+      <w:r>
+        <w:rPr>
+          <w:rStyle w:val="VerbatimChar"/>
+          <w:rFonts w:hint="eastAsia"/>
+        </w:rPr>
+        <w:t xml:space="preserve">C{转译路由}</w:t>
       </w:r>
       <w:r>
         <w:br/>
@@ -469,22 +540,28 @@
       <w:r>
         <w:rPr>
           <w:rStyle w:val="VerbatimChar"/>
-          <w:rFonts w:hint="eastAsia" w:ascii="Arial Unicode MS" w:hAnsi="Arial Unicode MS" w:cs="Arial Unicode MS" w:eastAsia="Arial Unicode MS"/>
-        </w:rPr>
-        <w:t xml:space="preserve">标准</w:t>
-      </w:r>
-      <w:r>
-        <w:rPr>
-          <w:rStyle w:val="VerbatimChar"/>
-        </w:rPr>
-        <w:t xml:space="preserve"> OpenQASM 2.0 </w:t>
-      </w:r>
-      <w:r>
-        <w:rPr>
-          <w:rStyle w:val="VerbatimChar"/>
-          <w:rFonts w:hint="eastAsia" w:ascii="Arial Unicode MS" w:hAnsi="Arial Unicode MS" w:cs="Arial Unicode MS" w:eastAsia="Arial Unicode MS"/>
-        </w:rPr>
-        <w:t xml:space="preserve">电路</w:t>
+        </w:rPr>
+        <w:t xml:space="preserve">    C --&gt;|Target: spinq| </w:t>
+      </w:r>
+      <w:r>
+        <w:rPr>
+          <w:rStyle w:val="VerbatimChar"/>
+          <w:rFonts w:hint="eastAsia"/>
+        </w:rPr>
+        <w:t xml:space="preserve">D[量旋</w:t>
+      </w:r>
+      <w:r>
+        <w:rPr>
+          <w:rStyle w:val="VerbatimChar"/>
+        </w:rPr>
+        <w:t xml:space="preserve"> SpinQit / Taurus </w:t>
+      </w:r>
+      <w:r>
+        <w:rPr>
+          <w:rStyle w:val="VerbatimChar"/>
+          <w:rFonts w:hint="eastAsia"/>
+        </w:rPr>
+        <w:t xml:space="preserve">格式]</w:t>
       </w:r>
       <w:r>
         <w:br/>
@@ -493,27 +570,27 @@
         <w:rPr>
           <w:rStyle w:val="VerbatimChar"/>
         </w:rPr>
-        <w:t xml:space="preserve">    ↓  </w:t>
-      </w:r>
-      <w:r>
-        <w:rPr>
-          <w:rStyle w:val="VerbatimChar"/>
-          <w:rFonts w:hint="eastAsia" w:ascii="Arial Unicode MS" w:hAnsi="Arial Unicode MS" w:cs="Arial Unicode MS" w:eastAsia="Arial Unicode MS"/>
-        </w:rPr>
-        <w:t xml:space="preserve">L1：统一中间层</w:t>
-      </w:r>
-      <w:r>
-        <w:rPr>
-          <w:rStyle w:val="VerbatimChar"/>
-        </w:rPr>
-        <w:t xml:space="preserve"> Transpiler · </w:t>
-      </w:r>
-      <w:r>
-        <w:rPr>
-          <w:rStyle w:val="VerbatimChar"/>
-          <w:rFonts w:hint="eastAsia" w:ascii="Arial Unicode MS" w:hAnsi="Arial Unicode MS" w:cs="Arial Unicode MS" w:eastAsia="Arial Unicode MS"/>
-        </w:rPr>
-        <w:t xml:space="preserve">转译路由</w:t>
+        <w:t xml:space="preserve">    C --&gt;|Target: originq| </w:t>
+      </w:r>
+      <w:r>
+        <w:rPr>
+          <w:rStyle w:val="VerbatimChar"/>
+          <w:rFonts w:hint="eastAsia"/>
+        </w:rPr>
+        <w:t xml:space="preserve">E[本源</w:t>
+      </w:r>
+      <w:r>
+        <w:rPr>
+          <w:rStyle w:val="VerbatimChar"/>
+        </w:rPr>
+        <w:t xml:space="preserve"> OriginIR / QPanda </w:t>
+      </w:r>
+      <w:r>
+        <w:rPr>
+          <w:rStyle w:val="VerbatimChar"/>
+          <w:rFonts w:hint="eastAsia"/>
+        </w:rPr>
+        <w:t xml:space="preserve">格式]</w:t>
       </w:r>
       <w:r>
         <w:br/>
@@ -521,113 +598,47 @@
       <w:r>
         <w:rPr>
           <w:rStyle w:val="VerbatimChar"/>
-          <w:rFonts w:hint="eastAsia" w:ascii="Arial Unicode MS" w:hAnsi="Arial Unicode MS" w:cs="Arial Unicode MS" w:eastAsia="Arial Unicode MS"/>
-        </w:rPr>
-        <w:t xml:space="preserve">量旋</w:t>
-      </w:r>
-      <w:r>
-        <w:rPr>
-          <w:rStyle w:val="VerbatimChar"/>
-        </w:rPr>
-        <w:t xml:space="preserve"> </w:t>
-      </w:r>
-      <w:r>
-        <w:rPr>
-          <w:rStyle w:val="VerbatimChar"/>
-          <w:rFonts w:hint="eastAsia" w:ascii="Arial Unicode MS" w:hAnsi="Arial Unicode MS" w:cs="Arial Unicode MS" w:eastAsia="Arial Unicode MS"/>
-        </w:rPr>
-        <w:t xml:space="preserve">SpinQit（Taurus</w:t>
-      </w:r>
-      <w:r>
-        <w:rPr>
-          <w:rStyle w:val="VerbatimChar"/>
-        </w:rPr>
-        <w:t xml:space="preserve"> </w:t>
-      </w:r>
-      <w:r>
-        <w:rPr>
-          <w:rStyle w:val="VerbatimChar"/>
-          <w:rFonts w:hint="eastAsia" w:ascii="Arial Unicode MS" w:hAnsi="Arial Unicode MS" w:cs="Arial Unicode MS" w:eastAsia="Arial Unicode MS"/>
-        </w:rPr>
-        <w:t xml:space="preserve">模拟器</w:t>
-      </w:r>
-      <w:r>
-        <w:rPr>
-          <w:rStyle w:val="VerbatimChar"/>
-        </w:rPr>
-        <w:t xml:space="preserve"> / </w:t>
-      </w:r>
-      <w:r>
-        <w:rPr>
-          <w:rStyle w:val="VerbatimChar"/>
-          <w:rFonts w:hint="eastAsia" w:ascii="Arial Unicode MS" w:hAnsi="Arial Unicode MS" w:cs="Arial Unicode MS" w:eastAsia="Arial Unicode MS"/>
-        </w:rPr>
-        <w:t xml:space="preserve">超导真机）</w:t>
+        </w:rPr>
+        <w:t xml:space="preserve">    C --&gt;|Target: braket| F[AWS Braket OpenQASM 3.0 / SDK </w:t>
+      </w:r>
+      <w:r>
+        <w:rPr>
+          <w:rStyle w:val="VerbatimChar"/>
+          <w:rFonts w:hint="eastAsia"/>
+        </w:rPr>
+        <w:t xml:space="preserve">格式]</w:t>
       </w:r>
       <w:r>
         <w:br/>
       </w:r>
       <w:r>
-        <w:rPr>
-          <w:rStyle w:val="VerbatimChar"/>
-          <w:rFonts w:hint="eastAsia" w:ascii="Arial Unicode MS" w:hAnsi="Arial Unicode MS" w:cs="Arial Unicode MS" w:eastAsia="Arial Unicode MS"/>
-        </w:rPr>
-        <w:t xml:space="preserve">本源</w:t>
-      </w:r>
-      <w:r>
-        <w:rPr>
-          <w:rStyle w:val="VerbatimChar"/>
-        </w:rPr>
-        <w:t xml:space="preserve"> </w:t>
-      </w:r>
-      <w:r>
-        <w:rPr>
-          <w:rStyle w:val="VerbatimChar"/>
-          <w:rFonts w:hint="eastAsia" w:ascii="Arial Unicode MS" w:hAnsi="Arial Unicode MS" w:cs="Arial Unicode MS" w:eastAsia="Arial Unicode MS"/>
-        </w:rPr>
-        <w:t xml:space="preserve">OriginIR（本地模拟器</w:t>
-      </w:r>
-      <w:r>
-        <w:rPr>
-          <w:rStyle w:val="VerbatimChar"/>
-        </w:rPr>
-        <w:t xml:space="preserve"> / </w:t>
-      </w:r>
-      <w:r>
-        <w:rPr>
-          <w:rStyle w:val="VerbatimChar"/>
-          <w:rFonts w:hint="eastAsia" w:ascii="Arial Unicode MS" w:hAnsi="Arial Unicode MS" w:cs="Arial Unicode MS" w:eastAsia="Arial Unicode MS"/>
-        </w:rPr>
-        <w:t xml:space="preserve">悟空真机）</w:t>
-      </w:r>
-      <w:r>
         <w:br/>
       </w:r>
       <w:r>
         <w:rPr>
           <w:rStyle w:val="VerbatimChar"/>
         </w:rPr>
-        <w:t xml:space="preserve">AWS </w:t>
-      </w:r>
-      <w:r>
-        <w:rPr>
-          <w:rStyle w:val="VerbatimChar"/>
-          <w:rFonts w:hint="eastAsia" w:ascii="Arial Unicode MS" w:hAnsi="Arial Unicode MS" w:cs="Arial Unicode MS" w:eastAsia="Arial Unicode MS"/>
-        </w:rPr>
-        <w:t xml:space="preserve">Braket（LocalSimulator</w:t>
-      </w:r>
-      <w:r>
-        <w:rPr>
-          <w:rStyle w:val="VerbatimChar"/>
-        </w:rPr>
-        <w:t xml:space="preserve"> / </w:t>
-      </w:r>
-      <w:r>
-        <w:rPr>
-          <w:rStyle w:val="VerbatimChar"/>
-          <w:rFonts w:hint="eastAsia" w:ascii="Arial Unicode MS" w:hAnsi="Arial Unicode MS" w:cs="Arial Unicode MS" w:eastAsia="Arial Unicode MS"/>
-        </w:rPr>
-        <w:t xml:space="preserve">云端）</w:t>
+        <w:t xml:space="preserve">    D </w:t>
+      </w:r>
+      <w:r>
+        <w:rPr>
+          <w:rStyle w:val="VerbatimChar"/>
+          <w:rFonts w:hint="eastAsia"/>
+        </w:rPr>
+        <w:t xml:space="preserve">--&gt;|运行|</w:t>
+      </w:r>
+      <w:r>
+        <w:rPr>
+          <w:rStyle w:val="VerbatimChar"/>
+        </w:rPr>
+        <w:t xml:space="preserve"> </w:t>
+      </w:r>
+      <w:r>
+        <w:rPr>
+          <w:rStyle w:val="VerbatimChar"/>
+          <w:rFonts w:hint="eastAsia"/>
+        </w:rPr>
+        <w:t xml:space="preserve">G[量旋超导真机/模拟器]</w:t>
       </w:r>
       <w:r>
         <w:br/>
@@ -636,14 +647,27 @@
         <w:rPr>
           <w:rStyle w:val="VerbatimChar"/>
         </w:rPr>
-        <w:t xml:space="preserve">    ↓  </w:t>
-      </w:r>
-      <w:r>
-        <w:rPr>
-          <w:rStyle w:val="VerbatimChar"/>
-          <w:rFonts w:hint="eastAsia" w:ascii="Arial Unicode MS" w:hAnsi="Arial Unicode MS" w:cs="Arial Unicode MS" w:eastAsia="Arial Unicode MS"/>
-        </w:rPr>
-        <w:t xml:space="preserve">结果标准规范化</w:t>
+        <w:t xml:space="preserve">    E </w:t>
+      </w:r>
+      <w:r>
+        <w:rPr>
+          <w:rStyle w:val="VerbatimChar"/>
+          <w:rFonts w:hint="eastAsia"/>
+        </w:rPr>
+        <w:t xml:space="preserve">--&gt;|运行|</w:t>
+      </w:r>
+      <w:r>
+        <w:rPr>
+          <w:rStyle w:val="VerbatimChar"/>
+        </w:rPr>
+        <w:t xml:space="preserve"> </w:t>
+      </w:r>
+      <w:r>
+        <w:rPr>
+          <w:rStyle w:val="VerbatimChar"/>
+          <w:rFonts w:hint="eastAsia"/>
+        </w:rPr>
+        <w:t xml:space="preserve">H[本源悟空真机/模拟器]</w:t>
       </w:r>
       <w:r>
         <w:br/>
@@ -651,9 +675,60 @@
       <w:r>
         <w:rPr>
           <w:rStyle w:val="VerbatimChar"/>
-          <w:rFonts w:hint="eastAsia" w:ascii="Arial Unicode MS" w:hAnsi="Arial Unicode MS" w:cs="Arial Unicode MS" w:eastAsia="Arial Unicode MS"/>
-        </w:rPr>
-        <w:t xml:space="preserve">统一</w:t>
+        </w:rPr>
+        <w:t xml:space="preserve">    F </w:t>
+      </w:r>
+      <w:r>
+        <w:rPr>
+          <w:rStyle w:val="VerbatimChar"/>
+          <w:rFonts w:hint="eastAsia"/>
+        </w:rPr>
+        <w:t xml:space="preserve">--&gt;|运行|</w:t>
+      </w:r>
+      <w:r>
+        <w:rPr>
+          <w:rStyle w:val="VerbatimChar"/>
+        </w:rPr>
+        <w:t xml:space="preserve"> I[AWS Braket </w:t>
+      </w:r>
+      <w:r>
+        <w:rPr>
+          <w:rStyle w:val="VerbatimChar"/>
+          <w:rFonts w:hint="eastAsia"/>
+        </w:rPr>
+        <w:t xml:space="preserve">模拟器/云端真机]</w:t>
+      </w:r>
+      <w:r>
+        <w:br/>
+      </w:r>
+      <w:r>
+        <w:br/>
+      </w:r>
+      <w:r>
+        <w:rPr>
+          <w:rStyle w:val="VerbatimChar"/>
+        </w:rPr>
+        <w:t xml:space="preserve">    G </w:t>
+      </w:r>
+      <w:r>
+        <w:rPr>
+          <w:rStyle w:val="VerbatimChar"/>
+          <w:rFonts w:hint="eastAsia"/>
+        </w:rPr>
+        <w:t xml:space="preserve">--&gt;|结果标准规范化|</w:t>
+      </w:r>
+      <w:r>
+        <w:rPr>
+          <w:rStyle w:val="VerbatimChar"/>
+        </w:rPr>
+        <w:t xml:space="preserve"> </w:t>
+      </w:r>
+      <w:r>
+        <w:rPr>
+          <w:rStyle w:val="VerbatimChar"/>
+          <w:rFonts w:hint="eastAsia"/>
+        </w:rPr>
+        <w:t xml:space="preserve">J[统一</w:t>
       </w:r>
       <w:r>
         <w:rPr>
@@ -664,61 +739,98 @@
       <w:r>
         <w:rPr>
           <w:rStyle w:val="VerbatimChar"/>
-          <w:rFonts w:hint="eastAsia" w:ascii="Arial Unicode MS" w:hAnsi="Arial Unicode MS" w:cs="Arial Unicode MS" w:eastAsia="Arial Unicode MS"/>
-        </w:rPr>
-        <w:t xml:space="preserve">结果</w:t>
+          <w:rFonts w:hint="eastAsia"/>
+        </w:rPr>
+        <w:t xml:space="preserve">结果]</w:t>
       </w:r>
       <w:r>
         <w:br/>
       </w:r>
       <w:r>
+        <w:rPr>
+          <w:rStyle w:val="VerbatimChar"/>
+        </w:rPr>
+        <w:t xml:space="preserve">    H </w:t>
+      </w:r>
+      <w:r>
+        <w:rPr>
+          <w:rStyle w:val="VerbatimChar"/>
+          <w:rFonts w:hint="eastAsia"/>
+        </w:rPr>
+        <w:t xml:space="preserve">--&gt;|结果标准规范化|</w:t>
+      </w:r>
+      <w:r>
+        <w:rPr>
+          <w:rStyle w:val="VerbatimChar"/>
+        </w:rPr>
+        <w:t xml:space="preserve"> J</w:t>
+      </w:r>
+      <w:r>
         <w:br/>
       </w:r>
       <w:r>
         <w:rPr>
           <w:rStyle w:val="VerbatimChar"/>
-          <w:rFonts w:hint="eastAsia" w:ascii="Arial Unicode MS" w:hAnsi="Arial Unicode MS" w:cs="Arial Unicode MS" w:eastAsia="Arial Unicode MS"/>
-        </w:rPr>
-        <w:t xml:space="preserve">侧线挑战：L3</w:t>
-      </w:r>
-      <w:r>
-        <w:rPr>
-          <w:rStyle w:val="VerbatimChar"/>
-        </w:rPr>
-        <w:t xml:space="preserve"> </w:t>
-      </w:r>
-      <w:r>
-        <w:rPr>
-          <w:rStyle w:val="VerbatimChar"/>
-          <w:rFonts w:hint="eastAsia" w:ascii="Arial Unicode MS" w:hAnsi="Arial Unicode MS" w:cs="Arial Unicode MS" w:eastAsia="Arial Unicode MS"/>
-        </w:rPr>
-        <w:t xml:space="preserve">混合编程</w:t>
-      </w:r>
-      <w:r>
-        <w:rPr>
-          <w:rStyle w:val="VerbatimChar"/>
-        </w:rPr>
-        <w:t xml:space="preserve"> —— Hybrid-QASM </w:t>
-      </w:r>
-      <w:r>
-        <w:rPr>
-          <w:rStyle w:val="VerbatimChar"/>
-          <w:rFonts w:hint="eastAsia" w:ascii="Arial Unicode MS" w:hAnsi="Arial Unicode MS" w:cs="Arial Unicode MS" w:eastAsia="Arial Unicode MS"/>
-        </w:rPr>
-        <w:t xml:space="preserve">经典控制块</w:t>
-      </w:r>
-      <w:r>
-        <w:rPr>
-          <w:rStyle w:val="VerbatimChar"/>
-        </w:rPr>
-        <w:t xml:space="preserve"> → RISC-V </w:t>
-      </w:r>
-      <w:r>
-        <w:rPr>
-          <w:rStyle w:val="VerbatimChar"/>
-          <w:rFonts w:hint="eastAsia" w:ascii="Arial Unicode MS" w:hAnsi="Arial Unicode MS" w:cs="Arial Unicode MS" w:eastAsia="Arial Unicode MS"/>
-        </w:rPr>
-        <w:t xml:space="preserve">编译与经典控制流执行</w:t>
+        </w:rPr>
+        <w:t xml:space="preserve">    I </w:t>
+      </w:r>
+      <w:r>
+        <w:rPr>
+          <w:rStyle w:val="VerbatimChar"/>
+          <w:rFonts w:hint="eastAsia"/>
+        </w:rPr>
+        <w:t xml:space="preserve">--&gt;|结果标准规范化|</w:t>
+      </w:r>
+      <w:r>
+        <w:rPr>
+          <w:rStyle w:val="VerbatimChar"/>
+        </w:rPr>
+        <w:t xml:space="preserve"> J</w:t>
+      </w:r>
+      <w:r>
+        <w:br/>
+      </w:r>
+      <w:r>
+        <w:br/>
+      </w:r>
+      <w:r>
+        <w:rPr>
+          <w:rStyle w:val="VerbatimChar"/>
+        </w:rPr>
+        <w:t xml:space="preserve">    K[L3: </w:t>
+      </w:r>
+      <w:r>
+        <w:rPr>
+          <w:rStyle w:val="VerbatimChar"/>
+          <w:rFonts w:hint="eastAsia"/>
+        </w:rPr>
+        <w:t xml:space="preserve">混合编程]</w:t>
+      </w:r>
+      <w:r>
+        <w:rPr>
+          <w:rStyle w:val="VerbatimChar"/>
+        </w:rPr>
+        <w:t xml:space="preserve"> -.-&gt;|Hybrid-QASM </w:t>
+      </w:r>
+      <w:r>
+        <w:rPr>
+          <w:rStyle w:val="VerbatimChar"/>
+          <w:rFonts w:hint="eastAsia"/>
+        </w:rPr>
+        <w:t xml:space="preserve">经典控制块|</w:t>
+      </w:r>
+      <w:r>
+        <w:rPr>
+          <w:rStyle w:val="VerbatimChar"/>
+        </w:rPr>
+        <w:t xml:space="preserve"> L[RISC-V </w:t>
+      </w:r>
+      <w:r>
+        <w:rPr>
+          <w:rStyle w:val="VerbatimChar"/>
+          <w:rFonts w:hint="eastAsia"/>
+        </w:rPr>
+        <w:t xml:space="preserve">编译与经典控制流执行]</w:t>
       </w:r>
     </w:p>
     <w:p>
@@ -736,7 +848,7 @@
       </w:pPr>
       <w:r>
         <w:rPr>
-          <w:rFonts w:hint="eastAsia" w:ascii="Arial Unicode MS" w:hAnsi="Arial Unicode MS" w:cs="Arial Unicode MS" w:eastAsia="Arial Unicode MS"/>
+          <w:rFonts w:hint="eastAsia"/>
         </w:rPr>
         <w:t xml:space="preserve">三、任务设计</w:t>
       </w:r>
@@ -750,7 +862,7 @@
       </w:pPr>
       <w:r>
         <w:rPr>
-          <w:rFonts w:hint="eastAsia" w:ascii="Arial Unicode MS" w:hAnsi="Arial Unicode MS" w:cs="Arial Unicode MS" w:eastAsia="Arial Unicode MS"/>
+          <w:rFonts w:hint="eastAsia"/>
         </w:rPr>
         <w:t xml:space="preserve">本题设计了三个递进的</w:t>
       </w:r>
@@ -759,13 +871,13 @@
       </w:r>
       <w:r>
         <w:rPr>
-          <w:rFonts w:hint="eastAsia" w:ascii="Arial Unicode MS" w:hAnsi="Arial Unicode MS" w:cs="Arial Unicode MS" w:eastAsia="Arial Unicode MS"/>
+          <w:rFonts w:hint="eastAsia"/>
         </w:rPr>
         <w:t xml:space="preserve">Level，选手不需要全部做完，</w:t>
       </w:r>
       <w:r>
         <w:rPr>
-          <w:rFonts w:hint="eastAsia" w:ascii="Arial Unicode MS" w:hAnsi="Arial Unicode MS" w:cs="Arial Unicode MS" w:eastAsia="Arial Unicode MS"/>
+          <w:rFonts w:hint="eastAsia"/>
           <w:b/>
           <w:bCs/>
         </w:rPr>
@@ -780,7 +892,7 @@
       </w:r>
       <w:r>
         <w:rPr>
-          <w:rFonts w:hint="eastAsia" w:ascii="Arial Unicode MS" w:hAnsi="Arial Unicode MS" w:cs="Arial Unicode MS" w:eastAsia="Arial Unicode MS"/>
+          <w:rFonts w:hint="eastAsia"/>
           <w:b/>
           <w:bCs/>
         </w:rPr>
@@ -788,7 +900,7 @@
       </w:r>
       <w:r>
         <w:rPr>
-          <w:rFonts w:hint="eastAsia" w:ascii="Arial Unicode MS" w:hAnsi="Arial Unicode MS" w:cs="Arial Unicode MS" w:eastAsia="Arial Unicode MS"/>
+          <w:rFonts w:hint="eastAsia"/>
         </w:rPr>
         <w:t xml:space="preserve">，L2/L3</w:t>
       </w:r>
@@ -797,7 +909,7 @@
       </w:r>
       <w:r>
         <w:rPr>
-          <w:rFonts w:hint="eastAsia" w:ascii="Arial Unicode MS" w:hAnsi="Arial Unicode MS" w:cs="Arial Unicode MS" w:eastAsia="Arial Unicode MS"/>
+          <w:rFonts w:hint="eastAsia"/>
         </w:rPr>
         <w:t xml:space="preserve">为加分和提分空间。</w:t>
       </w:r>
@@ -814,7 +926,7 @@
       </w:r>
       <w:r>
         <w:rPr>
-          <w:rFonts w:hint="eastAsia" w:ascii="Arial Unicode MS" w:hAnsi="Arial Unicode MS" w:cs="Arial Unicode MS" w:eastAsia="Arial Unicode MS"/>
+          <w:rFonts w:hint="eastAsia"/>
           <w:b/>
           <w:bCs/>
         </w:rPr>
@@ -828,7 +940,7 @@
       </w:r>
       <w:r>
         <w:rPr>
-          <w:rFonts w:hint="eastAsia" w:ascii="Arial Unicode MS" w:hAnsi="Arial Unicode MS" w:cs="Arial Unicode MS" w:eastAsia="Arial Unicode MS"/>
+          <w:rFonts w:hint="eastAsia"/>
         </w:rPr>
         <w:t xml:space="preserve">内附《QUANTUM</w:t>
       </w:r>
@@ -837,7 +949,7 @@
       </w:r>
       <w:r>
         <w:rPr>
-          <w:rFonts w:hint="eastAsia" w:ascii="Arial Unicode MS" w:hAnsi="Arial Unicode MS" w:cs="Arial Unicode MS" w:eastAsia="Arial Unicode MS"/>
+          <w:rFonts w:hint="eastAsia"/>
         </w:rPr>
         <w:t xml:space="preserve">分钟速成手册：本题让你造的是”翻译器”，不是让你学物理——手册覆盖解题所需的全部概念，剩下的都是你熟悉的软件工程。</w:t>
       </w:r>
@@ -849,7 +961,7 @@
       </w:pPr>
       <w:r>
         <w:rPr>
-          <w:rFonts w:hint="eastAsia" w:ascii="Arial Unicode MS" w:hAnsi="Arial Unicode MS" w:cs="Arial Unicode MS" w:eastAsia="Arial Unicode MS"/>
+          <w:rFonts w:hint="eastAsia"/>
         </w:rPr>
         <w:t xml:space="preserve">L1｜通用中间层（核心任务，45</w:t>
       </w:r>
@@ -858,7 +970,7 @@
       </w:r>
       <w:r>
         <w:rPr>
-          <w:rFonts w:hint="eastAsia" w:ascii="Arial Unicode MS" w:hAnsi="Arial Unicode MS" w:cs="Arial Unicode MS" w:eastAsia="Arial Unicode MS"/>
+          <w:rFonts w:hint="eastAsia"/>
         </w:rPr>
         <w:t xml:space="preserve">分）</w:t>
       </w:r>
@@ -869,7 +981,7 @@
       </w:pPr>
       <w:r>
         <w:rPr>
-          <w:rFonts w:hint="eastAsia" w:ascii="Arial Unicode MS" w:hAnsi="Arial Unicode MS" w:cs="Arial Unicode MS" w:eastAsia="Arial Unicode MS"/>
+          <w:rFonts w:hint="eastAsia"/>
         </w:rPr>
         <w:t xml:space="preserve">构建转译与执行引擎。输入标准的</w:t>
       </w:r>
@@ -888,7 +1000,7 @@
       </w:r>
       <w:r>
         <w:rPr>
-          <w:rFonts w:hint="eastAsia" w:ascii="Arial Unicode MS" w:hAnsi="Arial Unicode MS" w:cs="Arial Unicode MS" w:eastAsia="Arial Unicode MS"/>
+          <w:rFonts w:hint="eastAsia"/>
         </w:rPr>
         <w:t xml:space="preserve">电路，将其正确转译并驱动至以下后端：</w:t>
       </w:r>
@@ -903,7 +1015,7 @@
       </w:pPr>
       <w:r>
         <w:rPr>
-          <w:rFonts w:hint="eastAsia" w:ascii="Arial Unicode MS" w:hAnsi="Arial Unicode MS" w:cs="Arial Unicode MS" w:eastAsia="Arial Unicode MS"/>
+          <w:rFonts w:hint="eastAsia"/>
           <w:b/>
           <w:bCs/>
         </w:rPr>
@@ -918,7 +1030,7 @@
       </w:r>
       <w:r>
         <w:rPr>
-          <w:rFonts w:hint="eastAsia" w:ascii="Arial Unicode MS" w:hAnsi="Arial Unicode MS" w:cs="Arial Unicode MS" w:eastAsia="Arial Unicode MS"/>
+          <w:rFonts w:hint="eastAsia"/>
         </w:rPr>
         <w:t xml:space="preserve">：运行于</w:t>
       </w:r>
@@ -927,7 +1039,7 @@
       </w:r>
       <w:r>
         <w:rPr>
-          <w:rFonts w:hint="eastAsia" w:ascii="Arial Unicode MS" w:hAnsi="Arial Unicode MS" w:cs="Arial Unicode MS" w:eastAsia="Arial Unicode MS"/>
+          <w:rFonts w:hint="eastAsia"/>
         </w:rPr>
         <w:t xml:space="preserve">模拟器或超导真机。</w:t>
       </w:r>
@@ -942,7 +1054,7 @@
       </w:pPr>
       <w:r>
         <w:rPr>
-          <w:rFonts w:hint="eastAsia" w:ascii="Arial Unicode MS" w:hAnsi="Arial Unicode MS" w:cs="Arial Unicode MS" w:eastAsia="Arial Unicode MS"/>
+          <w:rFonts w:hint="eastAsia"/>
           <w:b/>
           <w:bCs/>
         </w:rPr>
@@ -957,7 +1069,7 @@
       </w:r>
       <w:r>
         <w:rPr>
-          <w:rFonts w:hint="eastAsia" w:ascii="Arial Unicode MS" w:hAnsi="Arial Unicode MS" w:cs="Arial Unicode MS" w:eastAsia="Arial Unicode MS"/>
+          <w:rFonts w:hint="eastAsia"/>
         </w:rPr>
         <w:t xml:space="preserve">：将</w:t>
       </w:r>
@@ -966,7 +1078,7 @@
       </w:r>
       <w:r>
         <w:rPr>
-          <w:rFonts w:hint="eastAsia" w:ascii="Arial Unicode MS" w:hAnsi="Arial Unicode MS" w:cs="Arial Unicode MS" w:eastAsia="Arial Unicode MS"/>
+          <w:rFonts w:hint="eastAsia"/>
         </w:rPr>
         <w:t xml:space="preserve">翻译为</w:t>
       </w:r>
@@ -981,7 +1093,7 @@
       </w:r>
       <w:r>
         <w:rPr>
-          <w:rFonts w:hint="eastAsia" w:ascii="Arial Unicode MS" w:hAnsi="Arial Unicode MS" w:cs="Arial Unicode MS" w:eastAsia="Arial Unicode MS"/>
+          <w:rFonts w:hint="eastAsia"/>
         </w:rPr>
         <w:t xml:space="preserve">，在本地模拟器或悟空真机运行。</w:t>
       </w:r>
@@ -1003,7 +1115,7 @@
       </w:r>
       <w:r>
         <w:rPr>
-          <w:rFonts w:hint="eastAsia" w:ascii="Arial Unicode MS" w:hAnsi="Arial Unicode MS" w:cs="Arial Unicode MS" w:eastAsia="Arial Unicode MS"/>
+          <w:rFonts w:hint="eastAsia"/>
         </w:rPr>
         <w:t xml:space="preserve">：支持运行于</w:t>
       </w:r>
@@ -1021,7 +1133,7 @@
       </w:r>
       <w:r>
         <w:rPr>
-          <w:rFonts w:hint="eastAsia" w:ascii="Arial Unicode MS" w:hAnsi="Arial Unicode MS" w:cs="Arial Unicode MS" w:eastAsia="Arial Unicode MS"/>
+          <w:rFonts w:hint="eastAsia"/>
         </w:rPr>
         <w:t xml:space="preserve">模拟器（免费、无需海外账号）或</w:t>
       </w:r>
@@ -1030,7 +1142,7 @@
       </w:r>
       <w:r>
         <w:rPr>
-          <w:rFonts w:hint="eastAsia" w:ascii="Arial Unicode MS" w:hAnsi="Arial Unicode MS" w:cs="Arial Unicode MS" w:eastAsia="Arial Unicode MS"/>
+          <w:rFonts w:hint="eastAsia"/>
         </w:rPr>
         <w:t xml:space="preserve">云端。</w:t>
       </w:r>
@@ -1041,7 +1153,7 @@
       </w:pPr>
       <w:r>
         <w:rPr>
-          <w:rFonts w:hint="eastAsia" w:ascii="Arial Unicode MS" w:hAnsi="Arial Unicode MS" w:cs="Arial Unicode MS" w:eastAsia="Arial Unicode MS"/>
+          <w:rFonts w:hint="eastAsia"/>
           <w:b/>
           <w:bCs/>
         </w:rPr>
@@ -1049,7 +1161,7 @@
       </w:r>
       <w:r>
         <w:rPr>
-          <w:rFonts w:hint="eastAsia" w:ascii="Arial Unicode MS" w:hAnsi="Arial Unicode MS" w:cs="Arial Unicode MS" w:eastAsia="Arial Unicode MS"/>
+          <w:rFonts w:hint="eastAsia"/>
         </w:rPr>
         <w:t xml:space="preserve">：全部评测电路——公开、隐藏、评测日变体——只会使用以下</w:t>
       </w:r>
@@ -1065,7 +1177,7 @@
       </w:r>
       <w:r>
         <w:rPr>
-          <w:rFonts w:hint="eastAsia" w:ascii="Arial Unicode MS" w:hAnsi="Arial Unicode MS" w:cs="Arial Unicode MS" w:eastAsia="Arial Unicode MS"/>
+          <w:rFonts w:hint="eastAsia"/>
           <w:b/>
           <w:bCs/>
         </w:rPr>
@@ -1080,7 +1192,7 @@
       </w:r>
       <w:r>
         <w:rPr>
-          <w:rFonts w:hint="eastAsia" w:ascii="Arial Unicode MS" w:hAnsi="Arial Unicode MS" w:cs="Arial Unicode MS" w:eastAsia="Arial Unicode MS"/>
+          <w:rFonts w:hint="eastAsia"/>
           <w:b/>
           <w:bCs/>
         </w:rPr>
@@ -1088,7 +1200,7 @@
       </w:r>
       <w:r>
         <w:rPr>
-          <w:rFonts w:hint="eastAsia" w:ascii="Arial Unicode MS" w:hAnsi="Arial Unicode MS" w:cs="Arial Unicode MS" w:eastAsia="Arial Unicode MS"/>
+          <w:rFonts w:hint="eastAsia"/>
         </w:rPr>
         <w:t xml:space="preserve">，不会出现白名单之外的门：</w:t>
       </w:r>
@@ -1115,7 +1227,7 @@
             </w:pPr>
             <w:r>
               <w:rPr>
-                <w:rFonts w:hint="eastAsia" w:ascii="Arial Unicode MS" w:hAnsi="Arial Unicode MS" w:cs="Arial Unicode MS" w:eastAsia="Arial Unicode MS"/>
+                <w:rFonts w:hint="eastAsia"/>
               </w:rPr>
               <w:t xml:space="preserve">类别</w:t>
             </w:r>
@@ -1129,7 +1241,7 @@
             </w:pPr>
             <w:r>
               <w:rPr>
-                <w:rFonts w:hint="eastAsia" w:ascii="Arial Unicode MS" w:hAnsi="Arial Unicode MS" w:cs="Arial Unicode MS" w:eastAsia="Arial Unicode MS"/>
+                <w:rFonts w:hint="eastAsia"/>
               </w:rPr>
               <w:t xml:space="preserve">门</w:t>
             </w:r>
@@ -1145,7 +1257,7 @@
             </w:pPr>
             <w:r>
               <w:rPr>
-                <w:rFonts w:hint="eastAsia" w:ascii="Arial Unicode MS" w:hAnsi="Arial Unicode MS" w:cs="Arial Unicode MS" w:eastAsia="Arial Unicode MS"/>
+                <w:rFonts w:hint="eastAsia"/>
               </w:rPr>
               <w:t xml:space="preserve">单比特（无参）</w:t>
             </w:r>
@@ -1175,7 +1287,7 @@
             </w:pPr>
             <w:r>
               <w:rPr>
-                <w:rFonts w:hint="eastAsia" w:ascii="Arial Unicode MS" w:hAnsi="Arial Unicode MS" w:cs="Arial Unicode MS" w:eastAsia="Arial Unicode MS"/>
+                <w:rFonts w:hint="eastAsia"/>
               </w:rPr>
               <w:t xml:space="preserve">单比特（含参）</w:t>
             </w:r>
@@ -1205,7 +1317,7 @@
             </w:pPr>
             <w:r>
               <w:rPr>
-                <w:rFonts w:hint="eastAsia" w:ascii="Arial Unicode MS" w:hAnsi="Arial Unicode MS" w:cs="Arial Unicode MS" w:eastAsia="Arial Unicode MS"/>
+                <w:rFonts w:hint="eastAsia"/>
               </w:rPr>
               <w:t xml:space="preserve">两比特</w:t>
             </w:r>
@@ -1235,7 +1347,7 @@
             </w:pPr>
             <w:r>
               <w:rPr>
-                <w:rFonts w:hint="eastAsia" w:ascii="Arial Unicode MS" w:hAnsi="Arial Unicode MS" w:cs="Arial Unicode MS" w:eastAsia="Arial Unicode MS"/>
+                <w:rFonts w:hint="eastAsia"/>
               </w:rPr>
               <w:t xml:space="preserve">三比特</w:t>
             </w:r>
@@ -1263,7 +1375,7 @@
       </w:pPr>
       <w:r>
         <w:rPr>
-          <w:rFonts w:hint="eastAsia" w:ascii="Arial Unicode MS" w:hAnsi="Arial Unicode MS" w:cs="Arial Unicode MS" w:eastAsia="Arial Unicode MS"/>
+          <w:rFonts w:hint="eastAsia"/>
         </w:rPr>
         <w:t xml:space="preserve">逐个确认三家</w:t>
       </w:r>
@@ -1272,7 +1384,7 @@
       </w:r>
       <w:r>
         <w:rPr>
-          <w:rFonts w:hint="eastAsia" w:ascii="Arial Unicode MS" w:hAnsi="Arial Unicode MS" w:cs="Arial Unicode MS" w:eastAsia="Arial Unicode MS"/>
+          <w:rFonts w:hint="eastAsia"/>
         </w:rPr>
         <w:t xml:space="preserve">对这</w:t>
       </w:r>
@@ -1281,7 +1393,7 @@
       </w:r>
       <w:r>
         <w:rPr>
-          <w:rFonts w:hint="eastAsia" w:ascii="Arial Unicode MS" w:hAnsi="Arial Unicode MS" w:cs="Arial Unicode MS" w:eastAsia="Arial Unicode MS"/>
+          <w:rFonts w:hint="eastAsia"/>
         </w:rPr>
         <w:t xml:space="preserve">个门的支持，就是</w:t>
       </w:r>
@@ -1290,7 +1402,7 @@
       </w:r>
       <w:r>
         <w:rPr>
-          <w:rFonts w:hint="eastAsia" w:ascii="Arial Unicode MS" w:hAnsi="Arial Unicode MS" w:cs="Arial Unicode MS" w:eastAsia="Arial Unicode MS"/>
+          <w:rFonts w:hint="eastAsia"/>
         </w:rPr>
         <w:t xml:space="preserve">的完整工作量清单。若某后端不支持个别门，Starter</w:t>
       </w:r>
@@ -1299,7 +1411,7 @@
       </w:r>
       <w:r>
         <w:rPr>
-          <w:rFonts w:hint="eastAsia" w:ascii="Arial Unicode MS" w:hAnsi="Arial Unicode MS" w:cs="Arial Unicode MS" w:eastAsia="Arial Unicode MS"/>
+          <w:rFonts w:hint="eastAsia"/>
         </w:rPr>
         <w:t xml:space="preserve">的</w:t>
       </w:r>
@@ -1317,7 +1429,7 @@
       </w:r>
       <w:r>
         <w:rPr>
-          <w:rFonts w:hint="eastAsia" w:ascii="Arial Unicode MS" w:hAnsi="Arial Unicode MS" w:cs="Arial Unicode MS" w:eastAsia="Arial Unicode MS"/>
+          <w:rFonts w:hint="eastAsia"/>
         </w:rPr>
         <w:t xml:space="preserve">提供可直接照抄的等价分解（已经官方参考模拟器数值验证）。</w:t>
       </w:r>
@@ -1328,7 +1440,7 @@
       </w:pPr>
       <w:r>
         <w:rPr>
-          <w:rFonts w:hint="eastAsia" w:ascii="Arial Unicode MS" w:hAnsi="Arial Unicode MS" w:cs="Arial Unicode MS" w:eastAsia="Arial Unicode MS"/>
+          <w:rFonts w:hint="eastAsia"/>
           <w:b/>
           <w:bCs/>
         </w:rPr>
@@ -1336,7 +1448,7 @@
       </w:r>
       <w:r>
         <w:rPr>
-          <w:rFonts w:hint="eastAsia" w:ascii="Arial Unicode MS" w:hAnsi="Arial Unicode MS" w:cs="Arial Unicode MS" w:eastAsia="Arial Unicode MS"/>
+          <w:rFonts w:hint="eastAsia"/>
         </w:rPr>
         <w:t xml:space="preserve">：同一套中间层在</w:t>
       </w:r>
@@ -1352,7 +1464,7 @@
       </w:r>
       <w:r>
         <w:rPr>
-          <w:rFonts w:hint="eastAsia" w:ascii="Arial Unicode MS" w:hAnsi="Arial Unicode MS" w:cs="Arial Unicode MS" w:eastAsia="Arial Unicode MS"/>
+          <w:rFonts w:hint="eastAsia"/>
           <w:b/>
           <w:bCs/>
         </w:rPr>
@@ -1360,7 +1472,7 @@
       </w:r>
       <w:r>
         <w:rPr>
-          <w:rFonts w:hint="eastAsia" w:ascii="Arial Unicode MS" w:hAnsi="Arial Unicode MS" w:cs="Arial Unicode MS" w:eastAsia="Arial Unicode MS"/>
+          <w:rFonts w:hint="eastAsia"/>
         </w:rPr>
         <w:t xml:space="preserve">跑通全部公开电路。不涉及真机账号与排队，纯本地可完成。</w:t>
       </w:r>
@@ -1369,7 +1481,7 @@
       </w:r>
       <w:r>
         <w:rPr>
-          <w:rFonts w:hint="eastAsia" w:ascii="Arial Unicode MS" w:hAnsi="Arial Unicode MS" w:cs="Arial Unicode MS" w:eastAsia="Arial Unicode MS"/>
+          <w:rFonts w:hint="eastAsia"/>
           <w:b/>
           <w:bCs/>
         </w:rPr>
@@ -1377,7 +1489,7 @@
       </w:r>
       <w:r>
         <w:rPr>
-          <w:rFonts w:hint="eastAsia" w:ascii="Arial Unicode MS" w:hAnsi="Arial Unicode MS" w:cs="Arial Unicode MS" w:eastAsia="Arial Unicode MS"/>
+          <w:rFonts w:hint="eastAsia"/>
         </w:rPr>
         <w:t xml:space="preserve">：三平台统一适配</w:t>
       </w:r>
@@ -1386,7 +1498,7 @@
       </w:r>
       <w:r>
         <w:rPr>
-          <w:rFonts w:hint="eastAsia" w:ascii="Arial Unicode MS" w:hAnsi="Arial Unicode MS" w:cs="Arial Unicode MS" w:eastAsia="Arial Unicode MS"/>
+          <w:rFonts w:hint="eastAsia"/>
         </w:rPr>
         <w:t xml:space="preserve">全部</w:t>
       </w:r>
@@ -1395,7 +1507,7 @@
       </w:r>
       <w:r>
         <w:rPr>
-          <w:rFonts w:hint="eastAsia" w:ascii="Arial Unicode MS" w:hAnsi="Arial Unicode MS" w:cs="Arial Unicode MS" w:eastAsia="Arial Unicode MS"/>
+          <w:rFonts w:hint="eastAsia"/>
         </w:rPr>
         <w:t xml:space="preserve">个电路保真度达标</w:t>
       </w:r>
@@ -1404,7 +1516,7 @@
       </w:r>
       <w:r>
         <w:rPr>
-          <w:rFonts w:hint="eastAsia" w:ascii="Arial Unicode MS" w:hAnsi="Arial Unicode MS" w:cs="Arial Unicode MS" w:eastAsia="Arial Unicode MS"/>
+          <w:rFonts w:hint="eastAsia"/>
         </w:rPr>
         <w:t xml:space="preserve">至少</w:t>
       </w:r>
@@ -1413,7 +1525,7 @@
       </w:r>
       <w:r>
         <w:rPr>
-          <w:rFonts w:hint="eastAsia" w:ascii="Arial Unicode MS" w:hAnsi="Arial Unicode MS" w:cs="Arial Unicode MS" w:eastAsia="Arial Unicode MS"/>
+          <w:rFonts w:hint="eastAsia"/>
         </w:rPr>
         <w:t xml:space="preserve">个平台的真机证据（三套硬编码分支不算”通用”，评委会审查架构）。</w:t>
       </w:r>
@@ -1422,7 +1534,7 @@
       </w:r>
       <w:r>
         <w:rPr>
-          <w:rFonts w:hint="eastAsia" w:ascii="Arial Unicode MS" w:hAnsi="Arial Unicode MS" w:cs="Arial Unicode MS" w:eastAsia="Arial Unicode MS"/>
+          <w:rFonts w:hint="eastAsia"/>
           <w:b/>
           <w:bCs/>
         </w:rPr>
@@ -1430,13 +1542,13 @@
       </w:r>
       <w:r>
         <w:rPr>
-          <w:rFonts w:hint="eastAsia" w:ascii="Arial Unicode MS" w:hAnsi="Arial Unicode MS" w:cs="Arial Unicode MS" w:eastAsia="Arial Unicode MS"/>
+          <w:rFonts w:hint="eastAsia"/>
         </w:rPr>
         <w:t xml:space="preserve">：真机接入是</w:t>
       </w:r>
       <w:r>
         <w:rPr>
-          <w:rFonts w:hint="eastAsia" w:ascii="Arial Unicode MS" w:hAnsi="Arial Unicode MS" w:cs="Arial Unicode MS" w:eastAsia="Arial Unicode MS"/>
+          <w:rFonts w:hint="eastAsia"/>
           <w:b/>
           <w:bCs/>
         </w:rPr>
@@ -1444,7 +1556,7 @@
       </w:r>
       <w:r>
         <w:rPr>
-          <w:rFonts w:hint="eastAsia" w:ascii="Arial Unicode MS" w:hAnsi="Arial Unicode MS" w:cs="Arial Unicode MS" w:eastAsia="Arial Unicode MS"/>
+          <w:rFonts w:hint="eastAsia"/>
         </w:rPr>
         <w:t xml:space="preserve">——排队、审批等外部因素不会把任何队伍挡在评奖之外，但”第一次指挥真实量子计算机”值得你去拿这</w:t>
       </w:r>
@@ -1453,7 +1565,7 @@
       </w:r>
       <w:r>
         <w:rPr>
-          <w:rFonts w:hint="eastAsia" w:ascii="Arial Unicode MS" w:hAnsi="Arial Unicode MS" w:cs="Arial Unicode MS" w:eastAsia="Arial Unicode MS"/>
+          <w:rFonts w:hint="eastAsia"/>
         </w:rPr>
         <w:t xml:space="preserve">分。</w:t>
       </w:r>
@@ -1466,7 +1578,7 @@
       </w:pPr>
       <w:r>
         <w:rPr>
-          <w:rFonts w:hint="eastAsia" w:ascii="Arial Unicode MS" w:hAnsi="Arial Unicode MS" w:cs="Arial Unicode MS" w:eastAsia="Arial Unicode MS"/>
+          <w:rFonts w:hint="eastAsia"/>
         </w:rPr>
         <w:t xml:space="preserve">L2｜说人话的智能体（AI</w:t>
       </w:r>
@@ -1475,7 +1587,7 @@
       </w:r>
       <w:r>
         <w:rPr>
-          <w:rFonts w:hint="eastAsia" w:ascii="Arial Unicode MS" w:hAnsi="Arial Unicode MS" w:cs="Arial Unicode MS" w:eastAsia="Arial Unicode MS"/>
+          <w:rFonts w:hint="eastAsia"/>
         </w:rPr>
         <w:t xml:space="preserve">加分项，30</w:t>
       </w:r>
@@ -1484,7 +1596,7 @@
       </w:r>
       <w:r>
         <w:rPr>
-          <w:rFonts w:hint="eastAsia" w:ascii="Arial Unicode MS" w:hAnsi="Arial Unicode MS" w:cs="Arial Unicode MS" w:eastAsia="Arial Unicode MS"/>
+          <w:rFonts w:hint="eastAsia"/>
         </w:rPr>
         <w:t xml:space="preserve">分）</w:t>
       </w:r>
@@ -1495,7 +1607,7 @@
       </w:pPr>
       <w:r>
         <w:rPr>
-          <w:rFonts w:hint="eastAsia" w:ascii="Arial Unicode MS" w:hAnsi="Arial Unicode MS" w:cs="Arial Unicode MS" w:eastAsia="Arial Unicode MS"/>
+          <w:rFonts w:hint="eastAsia"/>
           <w:b/>
           <w:bCs/>
         </w:rPr>
@@ -1503,7 +1615,7 @@
       </w:r>
       <w:r>
         <w:rPr>
-          <w:rFonts w:hint="eastAsia" w:ascii="Arial Unicode MS" w:hAnsi="Arial Unicode MS" w:cs="Arial Unicode MS" w:eastAsia="Arial Unicode MS"/>
+          <w:rFonts w:hint="eastAsia"/>
         </w:rPr>
         <w:t xml:space="preserve">，是为跨界团队设计的主场：核心是</w:t>
       </w:r>
@@ -1512,7 +1624,7 @@
       </w:r>
       <w:r>
         <w:rPr>
-          <w:rFonts w:hint="eastAsia" w:ascii="Arial Unicode MS" w:hAnsi="Arial Unicode MS" w:cs="Arial Unicode MS" w:eastAsia="Arial Unicode MS"/>
+          <w:rFonts w:hint="eastAsia"/>
         </w:rPr>
         <w:t xml:space="preserve">工程——prompt</w:t>
       </w:r>
@@ -1521,7 +1633,7 @@
       </w:r>
       <w:r>
         <w:rPr>
-          <w:rFonts w:hint="eastAsia" w:ascii="Arial Unicode MS" w:hAnsi="Arial Unicode MS" w:cs="Arial Unicode MS" w:eastAsia="Arial Unicode MS"/>
+          <w:rFonts w:hint="eastAsia"/>
         </w:rPr>
         <w:t xml:space="preserve">设计、工具调用，以及”生成</w:t>
       </w:r>
@@ -1530,7 +1642,7 @@
       </w:r>
       <w:r>
         <w:rPr>
-          <w:rFonts w:hint="eastAsia" w:ascii="Arial Unicode MS" w:hAnsi="Arial Unicode MS" w:cs="Arial Unicode MS" w:eastAsia="Arial Unicode MS"/>
+          <w:rFonts w:hint="eastAsia"/>
         </w:rPr>
         <w:t xml:space="preserve">用自己的</w:t>
       </w:r>
@@ -1539,7 +1651,7 @@
       </w:r>
       <w:r>
         <w:rPr>
-          <w:rFonts w:hint="eastAsia" w:ascii="Arial Unicode MS" w:hAnsi="Arial Unicode MS" w:cs="Arial Unicode MS" w:eastAsia="Arial Unicode MS"/>
+          <w:rFonts w:hint="eastAsia"/>
         </w:rPr>
         <w:t xml:space="preserve">跑一遍自验</w:t>
       </w:r>
@@ -1548,7 +1660,7 @@
       </w:r>
       <w:r>
         <w:rPr>
-          <w:rFonts w:hint="eastAsia" w:ascii="Arial Unicode MS" w:hAnsi="Arial Unicode MS" w:cs="Arial Unicode MS" w:eastAsia="Arial Unicode MS"/>
+          <w:rFonts w:hint="eastAsia"/>
         </w:rPr>
         <w:t xml:space="preserve">不对就重试”的闭环。有</w:t>
       </w:r>
@@ -1557,7 +1669,7 @@
       </w:r>
       <w:r>
         <w:rPr>
-          <w:rFonts w:hint="eastAsia" w:ascii="Arial Unicode MS" w:hAnsi="Arial Unicode MS" w:cs="Arial Unicode MS" w:eastAsia="Arial Unicode MS"/>
+          <w:rFonts w:hint="eastAsia"/>
         </w:rPr>
         <w:t xml:space="preserve">应用经验的产品团队在这一级没有任何劣势。</w:t>
       </w:r>
@@ -1575,7 +1687,7 @@
       </w:r>
       <w:r>
         <w:rPr>
-          <w:rFonts w:hint="eastAsia" w:ascii="Arial Unicode MS" w:hAnsi="Arial Unicode MS" w:cs="Arial Unicode MS" w:eastAsia="Arial Unicode MS"/>
+          <w:rFonts w:hint="eastAsia"/>
           <w:b/>
           <w:bCs/>
         </w:rPr>
@@ -1583,7 +1695,7 @@
       </w:r>
       <w:r>
         <w:rPr>
-          <w:rFonts w:hint="eastAsia" w:ascii="Arial Unicode MS" w:hAnsi="Arial Unicode MS" w:cs="Arial Unicode MS" w:eastAsia="Arial Unicode MS"/>
+          <w:rFonts w:hint="eastAsia"/>
         </w:rPr>
         <w:t xml:space="preserve">：</w:t>
       </w:r>
@@ -1598,7 +1710,7 @@
       </w:pPr>
       <w:r>
         <w:rPr>
-          <w:rFonts w:hint="eastAsia" w:ascii="Arial Unicode MS" w:hAnsi="Arial Unicode MS" w:cs="Arial Unicode MS" w:eastAsia="Arial Unicode MS"/>
+          <w:rFonts w:hint="eastAsia"/>
           <w:b/>
           <w:bCs/>
         </w:rPr>
@@ -1613,7 +1725,7 @@
       </w:r>
       <w:r>
         <w:rPr>
-          <w:rFonts w:hint="eastAsia" w:ascii="Arial Unicode MS" w:hAnsi="Arial Unicode MS" w:cs="Arial Unicode MS" w:eastAsia="Arial Unicode MS"/>
+          <w:rFonts w:hint="eastAsia"/>
           <w:b/>
           <w:bCs/>
         </w:rPr>
@@ -1621,7 +1733,7 @@
       </w:r>
       <w:r>
         <w:rPr>
-          <w:rFonts w:hint="eastAsia" w:ascii="Arial Unicode MS" w:hAnsi="Arial Unicode MS" w:cs="Arial Unicode MS" w:eastAsia="Arial Unicode MS"/>
+          <w:rFonts w:hint="eastAsia"/>
         </w:rPr>
         <w:t xml:space="preserve">：不要求另做网页、App、桌面软件或图形界面。选手必须在</w:t>
       </w:r>
@@ -1639,7 +1751,7 @@
       </w:r>
       <w:r>
         <w:rPr>
-          <w:rFonts w:hint="eastAsia" w:ascii="Arial Unicode MS" w:hAnsi="Arial Unicode MS" w:cs="Arial Unicode MS" w:eastAsia="Arial Unicode MS"/>
+          <w:rFonts w:hint="eastAsia"/>
         </w:rPr>
         <w:t xml:space="preserve">中提交可运行的</w:t>
       </w:r>
@@ -1654,7 +1766,7 @@
       </w:r>
       <w:r>
         <w:rPr>
-          <w:rFonts w:hint="eastAsia" w:ascii="Arial Unicode MS" w:hAnsi="Arial Unicode MS" w:cs="Arial Unicode MS" w:eastAsia="Arial Unicode MS"/>
+          <w:rFonts w:hint="eastAsia"/>
         </w:rPr>
         <w:t xml:space="preserve">：评测器会直接调用该函数；函数须读取组委会注入的</w:t>
       </w:r>
@@ -1672,7 +1784,7 @@
       </w:r>
       <w:r>
         <w:rPr>
-          <w:rFonts w:hint="eastAsia" w:ascii="Arial Unicode MS" w:hAnsi="Arial Unicode MS" w:cs="Arial Unicode MS" w:eastAsia="Arial Unicode MS"/>
+          <w:rFonts w:hint="eastAsia"/>
         </w:rPr>
         <w:t xml:space="preserve">配置，至少完成一次有效模型调用，并在返回文本中正确完成下述三类任务。通过</w:t>
       </w:r>
@@ -1681,7 +1793,7 @@
       </w:r>
       <w:r>
         <w:rPr>
-          <w:rFonts w:hint="eastAsia" w:ascii="Arial Unicode MS" w:hAnsi="Arial Unicode MS" w:cs="Arial Unicode MS" w:eastAsia="Arial Unicode MS"/>
+          <w:rFonts w:hint="eastAsia"/>
         </w:rPr>
         <w:t xml:space="preserve">调用配合</w:t>
       </w:r>
@@ -1690,7 +1802,7 @@
       </w:r>
       <w:r>
         <w:rPr>
-          <w:rFonts w:hint="eastAsia" w:ascii="Arial Unicode MS" w:hAnsi="Arial Unicode MS" w:cs="Arial Unicode MS" w:eastAsia="Arial Unicode MS"/>
+          <w:rFonts w:hint="eastAsia"/>
         </w:rPr>
         <w:t xml:space="preserve">Prompt／Agent</w:t>
       </w:r>
@@ -1699,7 +1811,7 @@
       </w:r>
       <w:r>
         <w:rPr>
-          <w:rFonts w:hint="eastAsia" w:ascii="Arial Unicode MS" w:hAnsi="Arial Unicode MS" w:cs="Arial Unicode MS" w:eastAsia="Arial Unicode MS"/>
+          <w:rFonts w:hint="eastAsia"/>
         </w:rPr>
         <w:t xml:space="preserve">逻辑实现即可，技术栈不限。</w:t>
       </w:r>
@@ -1714,7 +1826,7 @@
       </w:pPr>
       <w:r>
         <w:rPr>
-          <w:rFonts w:hint="eastAsia" w:ascii="Arial Unicode MS" w:hAnsi="Arial Unicode MS" w:cs="Arial Unicode MS" w:eastAsia="Arial Unicode MS"/>
+          <w:rFonts w:hint="eastAsia"/>
           <w:b/>
           <w:bCs/>
         </w:rPr>
@@ -1729,7 +1841,7 @@
       </w:r>
       <w:r>
         <w:rPr>
-          <w:rFonts w:hint="eastAsia" w:ascii="Arial Unicode MS" w:hAnsi="Arial Unicode MS" w:cs="Arial Unicode MS" w:eastAsia="Arial Unicode MS"/>
+          <w:rFonts w:hint="eastAsia"/>
           <w:b/>
           <w:bCs/>
         </w:rPr>
@@ -1737,16 +1849,16 @@
       </w:r>
       <w:r>
         <w:rPr>
-          <w:rFonts w:hint="eastAsia" w:ascii="Arial Unicode MS" w:hAnsi="Arial Unicode MS" w:cs="Arial Unicode MS" w:eastAsia="Arial Unicode MS"/>
-        </w:rPr>
-        <w:t xml:space="preserve">：在上述可自动评测代码之外，再提供一个可由零基础用户现场操作的</w:t>
+          <w:rFonts w:hint="eastAsia"/>
+        </w:rPr>
+        <w:t xml:space="preserve">：在上述可自动评测代码之外，再提供一个可由零基础用户直接操作的</w:t>
       </w:r>
       <w:r>
         <w:t xml:space="preserve"> Agent </w:t>
       </w:r>
       <w:r>
         <w:rPr>
-          <w:rFonts w:hint="eastAsia" w:ascii="Arial Unicode MS" w:hAnsi="Arial Unicode MS" w:cs="Arial Unicode MS" w:eastAsia="Arial Unicode MS"/>
+          <w:rFonts w:hint="eastAsia"/>
         </w:rPr>
         <w:t xml:space="preserve">入口。网页、桌面／移动端或</w:t>
       </w:r>
@@ -1755,7 +1867,7 @@
       </w:r>
       <w:r>
         <w:rPr>
-          <w:rFonts w:hint="eastAsia" w:ascii="Arial Unicode MS" w:hAnsi="Arial Unicode MS" w:cs="Arial Unicode MS" w:eastAsia="Arial Unicode MS"/>
+          <w:rFonts w:hint="eastAsia"/>
         </w:rPr>
         <w:t xml:space="preserve">均可，不强制图形界面；须在证据包中写明启动命令、测试入口和</w:t>
       </w:r>
@@ -1764,9 +1876,9 @@
       </w:r>
       <w:r>
         <w:rPr>
-          <w:rFonts w:hint="eastAsia" w:ascii="Arial Unicode MS" w:hAnsi="Arial Unicode MS" w:cs="Arial Unicode MS" w:eastAsia="Arial Unicode MS"/>
-        </w:rPr>
-        <w:t xml:space="preserve">个现场体验任务，工作人员以最终提交代码实际运行评分。</w:t>
+          <w:rFonts w:hint="eastAsia"/>
+        </w:rPr>
+        <w:t xml:space="preserve">个用户体验任务，工作人员以最终提交代码实际运行评分。</w:t>
       </w:r>
     </w:p>
     <w:p>
@@ -1779,7 +1891,7 @@
       </w:pPr>
       <w:r>
         <w:rPr>
-          <w:rFonts w:hint="eastAsia" w:ascii="Arial Unicode MS" w:hAnsi="Arial Unicode MS" w:cs="Arial Unicode MS" w:eastAsia="Arial Unicode MS"/>
+          <w:rFonts w:hint="eastAsia"/>
           <w:b/>
           <w:bCs/>
         </w:rPr>
@@ -1787,7 +1899,7 @@
       </w:r>
       <w:r>
         <w:rPr>
-          <w:rFonts w:hint="eastAsia" w:ascii="Arial Unicode MS" w:hAnsi="Arial Unicode MS" w:cs="Arial Unicode MS" w:eastAsia="Arial Unicode MS"/>
+          <w:rFonts w:hint="eastAsia"/>
         </w:rPr>
         <w:t xml:space="preserve">：只提交</w:t>
       </w:r>
@@ -1796,7 +1908,7 @@
       </w:r>
       <w:r>
         <w:rPr>
-          <w:rFonts w:hint="eastAsia" w:ascii="Arial Unicode MS" w:hAnsi="Arial Unicode MS" w:cs="Arial Unicode MS" w:eastAsia="Arial Unicode MS"/>
+          <w:rFonts w:hint="eastAsia"/>
         </w:rPr>
         <w:t xml:space="preserve">文档、对话截图、录屏或由选手人工操作第三方聊天产品，均不能替代可运行的</w:t>
       </w:r>
@@ -1814,7 +1926,7 @@
       </w:r>
       <w:r>
         <w:rPr>
-          <w:rFonts w:hint="eastAsia" w:ascii="Arial Unicode MS" w:hAnsi="Arial Unicode MS" w:cs="Arial Unicode MS" w:eastAsia="Arial Unicode MS"/>
+          <w:rFonts w:hint="eastAsia"/>
         </w:rPr>
         <w:t xml:space="preserve">代码或交互入口。</w:t>
       </w:r>
@@ -1825,7 +1937,7 @@
       </w:pPr>
       <w:r>
         <w:rPr>
-          <w:rFonts w:hint="eastAsia" w:ascii="Arial Unicode MS" w:hAnsi="Arial Unicode MS" w:cs="Arial Unicode MS" w:eastAsia="Arial Unicode MS"/>
+          <w:rFonts w:hint="eastAsia"/>
         </w:rPr>
         <w:t xml:space="preserve">“生成</w:t>
       </w:r>
@@ -1834,7 +1946,7 @@
       </w:r>
       <w:r>
         <w:rPr>
-          <w:rFonts w:hint="eastAsia" w:ascii="Arial Unicode MS" w:hAnsi="Arial Unicode MS" w:cs="Arial Unicode MS" w:eastAsia="Arial Unicode MS"/>
+          <w:rFonts w:hint="eastAsia"/>
         </w:rPr>
         <w:t xml:space="preserve">用自己的</w:t>
       </w:r>
@@ -1843,7 +1955,7 @@
       </w:r>
       <w:r>
         <w:rPr>
-          <w:rFonts w:hint="eastAsia" w:ascii="Arial Unicode MS" w:hAnsi="Arial Unicode MS" w:cs="Arial Unicode MS" w:eastAsia="Arial Unicode MS"/>
+          <w:rFonts w:hint="eastAsia"/>
         </w:rPr>
         <w:t xml:space="preserve">跑一遍自验</w:t>
       </w:r>
@@ -1852,7 +1964,7 @@
       </w:r>
       <w:r>
         <w:rPr>
-          <w:rFonts w:hint="eastAsia" w:ascii="Arial Unicode MS" w:hAnsi="Arial Unicode MS" w:cs="Arial Unicode MS" w:eastAsia="Arial Unicode MS"/>
+          <w:rFonts w:hint="eastAsia"/>
         </w:rPr>
         <w:t xml:space="preserve">不对就重试”是提高正确率的推荐工程方案，不是客观</w:t>
       </w:r>
@@ -1861,7 +1973,7 @@
       </w:r>
       <w:r>
         <w:rPr>
-          <w:rFonts w:hint="eastAsia" w:ascii="Arial Unicode MS" w:hAnsi="Arial Unicode MS" w:cs="Arial Unicode MS" w:eastAsia="Arial Unicode MS"/>
+          <w:rFonts w:hint="eastAsia"/>
         </w:rPr>
         <w:t xml:space="preserve">分对软件形态的硬性要求；客观分只按模型调用合规性与最终答案正确性判定。此处仅说明</w:t>
       </w:r>
@@ -1870,7 +1982,7 @@
       </w:r>
       <w:r>
         <w:rPr>
-          <w:rFonts w:hint="eastAsia" w:ascii="Arial Unicode MS" w:hAnsi="Arial Unicode MS" w:cs="Arial Unicode MS" w:eastAsia="Arial Unicode MS"/>
+          <w:rFonts w:hint="eastAsia"/>
         </w:rPr>
         <w:t xml:space="preserve">自身的交付边界，不改变</w:t>
       </w:r>
@@ -1879,7 +1991,7 @@
       </w:r>
       <w:r>
         <w:rPr>
-          <w:rFonts w:hint="eastAsia" w:ascii="Arial Unicode MS" w:hAnsi="Arial Unicode MS" w:cs="Arial Unicode MS" w:eastAsia="Arial Unicode MS"/>
+          <w:rFonts w:hint="eastAsia"/>
         </w:rPr>
         <w:t xml:space="preserve">入门档作为评奖资格线的要求。</w:t>
       </w:r>
@@ -1890,7 +2002,7 @@
       </w:pPr>
       <w:r>
         <w:rPr>
-          <w:rFonts w:hint="eastAsia" w:ascii="Arial Unicode MS" w:hAnsi="Arial Unicode MS" w:cs="Arial Unicode MS" w:eastAsia="Arial Unicode MS"/>
+          <w:rFonts w:hint="eastAsia"/>
         </w:rPr>
         <w:t xml:space="preserve">构建辅助前端的</w:t>
       </w:r>
@@ -1899,7 +2011,7 @@
       </w:r>
       <w:r>
         <w:rPr>
-          <w:rFonts w:hint="eastAsia" w:ascii="Arial Unicode MS" w:hAnsi="Arial Unicode MS" w:cs="Arial Unicode MS" w:eastAsia="Arial Unicode MS"/>
+          <w:rFonts w:hint="eastAsia"/>
         </w:rPr>
         <w:t xml:space="preserve">Agent，降低非技术人员的门槛：</w:t>
       </w:r>
@@ -1914,7 +2026,7 @@
       </w:pPr>
       <w:r>
         <w:rPr>
-          <w:rFonts w:hint="eastAsia" w:ascii="Arial Unicode MS" w:hAnsi="Arial Unicode MS" w:cs="Arial Unicode MS" w:eastAsia="Arial Unicode MS"/>
+          <w:rFonts w:hint="eastAsia"/>
           <w:b/>
           <w:bCs/>
         </w:rPr>
@@ -1922,7 +2034,7 @@
       </w:r>
       <w:r>
         <w:rPr>
-          <w:rFonts w:hint="eastAsia" w:ascii="Arial Unicode MS" w:hAnsi="Arial Unicode MS" w:cs="Arial Unicode MS" w:eastAsia="Arial Unicode MS"/>
+          <w:rFonts w:hint="eastAsia"/>
         </w:rPr>
         <w:t xml:space="preserve">：根据意图表述自动写出正确的</w:t>
       </w:r>
@@ -1931,7 +2043,7 @@
       </w:r>
       <w:r>
         <w:rPr>
-          <w:rFonts w:hint="eastAsia" w:ascii="Arial Unicode MS" w:hAnsi="Arial Unicode MS" w:cs="Arial Unicode MS" w:eastAsia="Arial Unicode MS"/>
+          <w:rFonts w:hint="eastAsia"/>
         </w:rPr>
         <w:t xml:space="preserve">代码。</w:t>
       </w:r>
@@ -1946,7 +2058,7 @@
       </w:pPr>
       <w:r>
         <w:rPr>
-          <w:rFonts w:hint="eastAsia" w:ascii="Arial Unicode MS" w:hAnsi="Arial Unicode MS" w:cs="Arial Unicode MS" w:eastAsia="Arial Unicode MS"/>
+          <w:rFonts w:hint="eastAsia"/>
           <w:b/>
           <w:bCs/>
         </w:rPr>
@@ -1954,13 +2066,13 @@
       </w:r>
       <w:r>
         <w:rPr>
-          <w:rFonts w:hint="eastAsia" w:ascii="Arial Unicode MS" w:hAnsi="Arial Unicode MS" w:cs="Arial Unicode MS" w:eastAsia="Arial Unicode MS"/>
+          <w:rFonts w:hint="eastAsia"/>
         </w:rPr>
         <w:t xml:space="preserve">：识别语法/语义错误，在</w:t>
       </w:r>
       <w:r>
         <w:rPr>
-          <w:rFonts w:hint="eastAsia" w:ascii="Arial Unicode MS" w:hAnsi="Arial Unicode MS" w:cs="Arial Unicode MS" w:eastAsia="Arial Unicode MS"/>
+          <w:rFonts w:hint="eastAsia"/>
           <w:b/>
           <w:bCs/>
         </w:rPr>
@@ -1968,7 +2080,7 @@
       </w:r>
       <w:r>
         <w:rPr>
-          <w:rFonts w:hint="eastAsia" w:ascii="Arial Unicode MS" w:hAnsi="Arial Unicode MS" w:cs="Arial Unicode MS" w:eastAsia="Arial Unicode MS"/>
+          <w:rFonts w:hint="eastAsia"/>
         </w:rPr>
         <w:t xml:space="preserve">的前提下修复电路。</w:t>
       </w:r>
@@ -1983,7 +2095,7 @@
       </w:pPr>
       <w:r>
         <w:rPr>
-          <w:rFonts w:hint="eastAsia" w:ascii="Arial Unicode MS" w:hAnsi="Arial Unicode MS" w:cs="Arial Unicode MS" w:eastAsia="Arial Unicode MS"/>
+          <w:rFonts w:hint="eastAsia"/>
           <w:b/>
           <w:bCs/>
         </w:rPr>
@@ -1991,7 +2103,7 @@
       </w:r>
       <w:r>
         <w:rPr>
-          <w:rFonts w:hint="eastAsia" w:ascii="Arial Unicode MS" w:hAnsi="Arial Unicode MS" w:cs="Arial Unicode MS" w:eastAsia="Arial Unicode MS"/>
+          <w:rFonts w:hint="eastAsia"/>
         </w:rPr>
         <w:t xml:space="preserve">：根据比特数、拓扑结构、排队与成本约束推荐后端。</w:t>
       </w:r>
@@ -2002,7 +2114,7 @@
       </w:pPr>
       <w:r>
         <w:rPr>
-          <w:rFonts w:hint="eastAsia" w:ascii="Arial Unicode MS" w:hAnsi="Arial Unicode MS" w:cs="Arial Unicode MS" w:eastAsia="Arial Unicode MS"/>
+          <w:rFonts w:hint="eastAsia"/>
           <w:b/>
           <w:bCs/>
         </w:rPr>
@@ -2010,7 +2122,7 @@
       </w:r>
       <w:r>
         <w:rPr>
-          <w:rFonts w:hint="eastAsia" w:ascii="Arial Unicode MS" w:hAnsi="Arial Unicode MS" w:cs="Arial Unicode MS" w:eastAsia="Arial Unicode MS"/>
+          <w:rFonts w:hint="eastAsia"/>
         </w:rPr>
         <w:t xml:space="preserve">：正式</w:t>
       </w:r>
@@ -2019,7 +2131,7 @@
       </w:r>
       <w:r>
         <w:rPr>
-          <w:rFonts w:hint="eastAsia" w:ascii="Arial Unicode MS" w:hAnsi="Arial Unicode MS" w:cs="Arial Unicode MS" w:eastAsia="Arial Unicode MS"/>
+          <w:rFonts w:hint="eastAsia"/>
         </w:rPr>
         <w:t xml:space="preserve">评分由</w:t>
       </w:r>
@@ -2040,7 +2152,7 @@
       </w:r>
       <w:r>
         <w:rPr>
-          <w:rFonts w:hint="eastAsia" w:ascii="Arial Unicode MS" w:hAnsi="Arial Unicode MS" w:cs="Arial Unicode MS" w:eastAsia="Arial Unicode MS"/>
+          <w:rFonts w:hint="eastAsia"/>
         </w:rPr>
         <w:t xml:space="preserve">驱动；最终答案仍由客观测试判定，不使用</w:t>
       </w:r>
@@ -2049,7 +2161,7 @@
       </w:r>
       <w:r>
         <w:rPr>
-          <w:rFonts w:hint="eastAsia" w:ascii="Arial Unicode MS" w:hAnsi="Arial Unicode MS" w:cs="Arial Unicode MS" w:eastAsia="Arial Unicode MS"/>
+          <w:rFonts w:hint="eastAsia"/>
         </w:rPr>
         <w:t xml:space="preserve">充当裁判。组委会赛前不提供</w:t>
       </w:r>
@@ -2058,7 +2170,7 @@
       </w:r>
       <w:r>
         <w:rPr>
-          <w:rFonts w:hint="eastAsia" w:ascii="Arial Unicode MS" w:hAnsi="Arial Unicode MS" w:cs="Arial Unicode MS" w:eastAsia="Arial Unicode MS"/>
+          <w:rFonts w:hint="eastAsia"/>
         </w:rPr>
         <w:t xml:space="preserve">地址、API</w:t>
       </w:r>
@@ -2067,7 +2179,7 @@
       </w:r>
       <w:r>
         <w:rPr>
-          <w:rFonts w:hint="eastAsia" w:ascii="Arial Unicode MS" w:hAnsi="Arial Unicode MS" w:cs="Arial Unicode MS" w:eastAsia="Arial Unicode MS"/>
+          <w:rFonts w:hint="eastAsia"/>
         </w:rPr>
         <w:t xml:space="preserve">Key、代理或额度。选手可自备</w:t>
       </w:r>
@@ -2076,7 +2188,7 @@
       </w:r>
       <w:r>
         <w:rPr>
-          <w:rFonts w:hint="eastAsia" w:ascii="Arial Unicode MS" w:hAnsi="Arial Unicode MS" w:cs="Arial Unicode MS" w:eastAsia="Arial Unicode MS"/>
+          <w:rFonts w:hint="eastAsia"/>
         </w:rPr>
         <w:t xml:space="preserve">API，或使用其他</w:t>
       </w:r>
@@ -2085,13 +2197,13 @@
       </w:r>
       <w:r>
         <w:rPr>
-          <w:rFonts w:hint="eastAsia" w:ascii="Arial Unicode MS" w:hAnsi="Arial Unicode MS" w:cs="Arial Unicode MS" w:eastAsia="Arial Unicode MS"/>
+          <w:rFonts w:hint="eastAsia"/>
         </w:rPr>
         <w:t xml:space="preserve">服务进行本地调试。评测使用</w:t>
       </w:r>
       <w:r>
         <w:rPr>
-          <w:rFonts w:hint="eastAsia" w:ascii="Arial Unicode MS" w:hAnsi="Arial Unicode MS" w:cs="Arial Unicode MS" w:eastAsia="Arial Unicode MS"/>
+          <w:rFonts w:hint="eastAsia"/>
           <w:b/>
           <w:bCs/>
         </w:rPr>
@@ -2106,7 +2218,7 @@
       </w:r>
       <w:r>
         <w:rPr>
-          <w:rFonts w:hint="eastAsia" w:ascii="Arial Unicode MS" w:hAnsi="Arial Unicode MS" w:cs="Arial Unicode MS" w:eastAsia="Arial Unicode MS"/>
+          <w:rFonts w:hint="eastAsia"/>
           <w:b/>
           <w:bCs/>
         </w:rPr>
@@ -2114,7 +2226,7 @@
       </w:r>
       <w:r>
         <w:rPr>
-          <w:rFonts w:hint="eastAsia" w:ascii="Arial Unicode MS" w:hAnsi="Arial Unicode MS" w:cs="Arial Unicode MS" w:eastAsia="Arial Unicode MS"/>
+          <w:rFonts w:hint="eastAsia"/>
         </w:rPr>
         <w:t xml:space="preserve">，靠关键词匹配硬编码应答无法通过（见第六节反作弊条款）。</w:t>
       </w:r>
@@ -2127,7 +2239,7 @@
       </w:pPr>
       <w:r>
         <w:rPr>
-          <w:rFonts w:hint="eastAsia" w:ascii="Arial Unicode MS" w:hAnsi="Arial Unicode MS" w:cs="Arial Unicode MS" w:eastAsia="Arial Unicode MS"/>
+          <w:rFonts w:hint="eastAsia"/>
         </w:rPr>
         <w:t xml:space="preserve">L3｜Hybrid-QASM</w:t>
       </w:r>
@@ -2136,7 +2248,7 @@
       </w:r>
       <w:r>
         <w:rPr>
-          <w:rFonts w:hint="eastAsia" w:ascii="Arial Unicode MS" w:hAnsi="Arial Unicode MS" w:cs="Arial Unicode MS" w:eastAsia="Arial Unicode MS"/>
+          <w:rFonts w:hint="eastAsia"/>
         </w:rPr>
         <w:t xml:space="preserve">混合编译（硬核系统挑战，15</w:t>
       </w:r>
@@ -2145,7 +2257,7 @@
       </w:r>
       <w:r>
         <w:rPr>
-          <w:rFonts w:hint="eastAsia" w:ascii="Arial Unicode MS" w:hAnsi="Arial Unicode MS" w:cs="Arial Unicode MS" w:eastAsia="Arial Unicode MS"/>
+          <w:rFonts w:hint="eastAsia"/>
         </w:rPr>
         <w:t xml:space="preserve">分）</w:t>
       </w:r>
@@ -2156,7 +2268,7 @@
       </w:pPr>
       <w:r>
         <w:rPr>
-          <w:rFonts w:hint="eastAsia" w:ascii="Arial Unicode MS" w:hAnsi="Arial Unicode MS" w:cs="Arial Unicode MS" w:eastAsia="Arial Unicode MS"/>
+          <w:rFonts w:hint="eastAsia"/>
         </w:rPr>
         <w:t xml:space="preserve">实现经典-量子混合程序编译。输入一段</w:t>
       </w:r>
@@ -2172,7 +2284,7 @@
       </w:r>
       <w:r>
         <w:rPr>
-          <w:rFonts w:hint="eastAsia" w:ascii="Arial Unicode MS" w:hAnsi="Arial Unicode MS" w:cs="Arial Unicode MS" w:eastAsia="Arial Unicode MS"/>
+          <w:rFonts w:hint="eastAsia"/>
         </w:rPr>
         <w:t xml:space="preserve">（语法定义见下），你的编译器需要输出两部分：</w:t>
       </w:r>
@@ -2187,7 +2299,7 @@
       </w:pPr>
       <w:r>
         <w:rPr>
-          <w:rFonts w:hint="eastAsia" w:ascii="Arial Unicode MS" w:hAnsi="Arial Unicode MS" w:cs="Arial Unicode MS" w:eastAsia="Arial Unicode MS"/>
+          <w:rFonts w:hint="eastAsia"/>
           <w:b/>
           <w:bCs/>
         </w:rPr>
@@ -2195,7 +2307,7 @@
       </w:r>
       <w:r>
         <w:rPr>
-          <w:rFonts w:hint="eastAsia" w:ascii="Arial Unicode MS" w:hAnsi="Arial Unicode MS" w:cs="Arial Unicode MS" w:eastAsia="Arial Unicode MS"/>
+          <w:rFonts w:hint="eastAsia"/>
         </w:rPr>
         <w:t xml:space="preserve">：剥离出的纯量子门/测量指令列表；</w:t>
       </w:r>
@@ -2217,7 +2329,7 @@
       </w:r>
       <w:r>
         <w:rPr>
-          <w:rFonts w:hint="eastAsia" w:ascii="Arial Unicode MS" w:hAnsi="Arial Unicode MS" w:cs="Arial Unicode MS" w:eastAsia="Arial Unicode MS"/>
+          <w:rFonts w:hint="eastAsia"/>
           <w:b/>
           <w:bCs/>
         </w:rPr>
@@ -2225,7 +2337,7 @@
       </w:r>
       <w:r>
         <w:rPr>
-          <w:rFonts w:hint="eastAsia" w:ascii="Arial Unicode MS" w:hAnsi="Arial Unicode MS" w:cs="Arial Unicode MS" w:eastAsia="Arial Unicode MS"/>
+          <w:rFonts w:hint="eastAsia"/>
         </w:rPr>
         <w:t xml:space="preserve">：实现经典控制逻辑，可在官方提供的</w:t>
       </w:r>
@@ -2245,7 +2357,7 @@
       </w:r>
       <w:r>
         <w:rPr>
-          <w:rFonts w:hint="eastAsia" w:ascii="Arial Unicode MS" w:hAnsi="Arial Unicode MS" w:cs="Arial Unicode MS" w:eastAsia="Arial Unicode MS"/>
+          <w:rFonts w:hint="eastAsia"/>
         </w:rPr>
         <w:t xml:space="preserve">轻量模拟器中运行（支持</w:t>
       </w:r>
@@ -2263,7 +2375,7 @@
       </w:r>
       <w:r>
         <w:rPr>
-          <w:rFonts w:hint="eastAsia" w:ascii="Arial Unicode MS" w:hAnsi="Arial Unicode MS" w:cs="Arial Unicode MS" w:eastAsia="Arial Unicode MS"/>
+          <w:rFonts w:hint="eastAsia"/>
         </w:rPr>
         <w:t xml:space="preserve">指令子集，无需搭建</w:t>
       </w:r>
@@ -2272,7 +2384,7 @@
       </w:r>
       <w:r>
         <w:rPr>
-          <w:rFonts w:hint="eastAsia" w:ascii="Arial Unicode MS" w:hAnsi="Arial Unicode MS" w:cs="Arial Unicode MS" w:eastAsia="Arial Unicode MS"/>
+          <w:rFonts w:hint="eastAsia"/>
         </w:rPr>
         <w:t xml:space="preserve">QEMU）。</w:t>
       </w:r>
@@ -2290,7 +2402,7 @@
       </w:r>
       <w:r>
         <w:rPr>
-          <w:rFonts w:hint="eastAsia" w:ascii="Arial Unicode MS" w:hAnsi="Arial Unicode MS" w:cs="Arial Unicode MS" w:eastAsia="Arial Unicode MS"/>
+          <w:rFonts w:hint="eastAsia"/>
           <w:b/>
           <w:bCs/>
         </w:rPr>
@@ -2298,7 +2410,7 @@
       </w:r>
       <w:r>
         <w:rPr>
-          <w:rFonts w:hint="eastAsia" w:ascii="Arial Unicode MS" w:hAnsi="Arial Unicode MS" w:cs="Arial Unicode MS" w:eastAsia="Arial Unicode MS"/>
+          <w:rFonts w:hint="eastAsia"/>
         </w:rPr>
         <w:t xml:space="preserve">（在</w:t>
       </w:r>
@@ -2307,7 +2419,7 @@
       </w:r>
       <w:r>
         <w:rPr>
-          <w:rFonts w:hint="eastAsia" w:ascii="Arial Unicode MS" w:hAnsi="Arial Unicode MS" w:cs="Arial Unicode MS" w:eastAsia="Arial Unicode MS"/>
+          <w:rFonts w:hint="eastAsia"/>
         </w:rPr>
         <w:t xml:space="preserve">基础上扩展一个经典逻辑块，机器可解析，不用自然语言注释描述语义）：</w:t>
       </w:r>
@@ -2379,7 +2491,7 @@
       <w:r>
         <w:rPr>
           <w:rStyle w:val="VerbatimChar"/>
-          <w:rFonts w:hint="eastAsia" w:ascii="Arial Unicode MS" w:hAnsi="Arial Unicode MS" w:cs="Arial Unicode MS" w:eastAsia="Arial Unicode MS"/>
+          <w:rFonts w:hint="eastAsia"/>
         </w:rPr>
         <w:t xml:space="preserve">经典控制块：测量结果</w:t>
       </w:r>
@@ -2392,7 +2504,7 @@
       <w:r>
         <w:rPr>
           <w:rStyle w:val="VerbatimChar"/>
-          <w:rFonts w:hint="eastAsia" w:ascii="Arial Unicode MS" w:hAnsi="Arial Unicode MS" w:cs="Arial Unicode MS" w:eastAsia="Arial Unicode MS"/>
+          <w:rFonts w:hint="eastAsia"/>
         </w:rPr>
         <w:t xml:space="preserve">由评测系统注入</w:t>
       </w:r>
@@ -2405,7 +2517,7 @@
       <w:r>
         <w:rPr>
           <w:rStyle w:val="VerbatimChar"/>
-          <w:rFonts w:hint="eastAsia" w:ascii="Arial Unicode MS" w:hAnsi="Arial Unicode MS" w:cs="Arial Unicode MS" w:eastAsia="Arial Unicode MS"/>
+          <w:rFonts w:hint="eastAsia"/>
         </w:rPr>
         <w:t xml:space="preserve">寄存器</w:t>
       </w:r>
@@ -2430,7 +2542,7 @@
       <w:r>
         <w:rPr>
           <w:rStyle w:val="VerbatimChar"/>
-          <w:rFonts w:hint="eastAsia" w:ascii="Arial Unicode MS" w:hAnsi="Arial Unicode MS" w:cs="Arial Unicode MS" w:eastAsia="Arial Unicode MS"/>
+          <w:rFonts w:hint="eastAsia"/>
         </w:rPr>
         <w:t xml:space="preserve">映射到</w:t>
       </w:r>
@@ -2443,7 +2555,7 @@
       <w:r>
         <w:rPr>
           <w:rStyle w:val="VerbatimChar"/>
-          <w:rFonts w:hint="eastAsia" w:ascii="Arial Unicode MS" w:hAnsi="Arial Unicode MS" w:cs="Arial Unicode MS" w:eastAsia="Arial Unicode MS"/>
+          <w:rFonts w:hint="eastAsia"/>
         </w:rPr>
         <w:t xml:space="preserve">通用寄存器</w:t>
       </w:r>
@@ -2508,7 +2620,7 @@
       </w:pPr>
       <w:r>
         <w:rPr>
-          <w:rFonts w:hint="eastAsia" w:ascii="Arial Unicode MS" w:hAnsi="Arial Unicode MS" w:cs="Arial Unicode MS" w:eastAsia="Arial Unicode MS"/>
+          <w:rFonts w:hint="eastAsia"/>
         </w:rPr>
         <w:t xml:space="preserve">经典块的迷你文法：整数字面量、寄存器变量</w:t>
       </w:r>
@@ -2523,7 +2635,7 @@
       </w:r>
       <w:r>
         <w:rPr>
-          <w:rFonts w:hint="eastAsia" w:ascii="Arial Unicode MS" w:hAnsi="Arial Unicode MS" w:cs="Arial Unicode MS" w:eastAsia="Arial Unicode MS"/>
+          <w:rFonts w:hint="eastAsia"/>
         </w:rPr>
         <w:t xml:space="preserve">、运算符</w:t>
       </w:r>
@@ -2550,7 +2662,7 @@
       </w:r>
       <w:r>
         <w:rPr>
-          <w:rFonts w:hint="eastAsia" w:ascii="Arial Unicode MS" w:hAnsi="Arial Unicode MS" w:cs="Arial Unicode MS" w:eastAsia="Arial Unicode MS"/>
+          <w:rFonts w:hint="eastAsia"/>
         </w:rPr>
         <w:t xml:space="preserve">与顺序赋值。测量位</w:t>
       </w:r>
@@ -2568,7 +2680,7 @@
       </w:r>
       <w:r>
         <w:rPr>
-          <w:rFonts w:hint="eastAsia" w:ascii="Arial Unicode MS" w:hAnsi="Arial Unicode MS" w:cs="Arial Unicode MS" w:eastAsia="Arial Unicode MS"/>
+          <w:rFonts w:hint="eastAsia"/>
         </w:rPr>
         <w:t xml:space="preserve">依次映射到</w:t>
       </w:r>
@@ -2583,13 +2695,13 @@
       </w:r>
       <w:r>
         <w:rPr>
-          <w:rFonts w:hint="eastAsia" w:ascii="Arial Unicode MS" w:hAnsi="Arial Unicode MS" w:cs="Arial Unicode MS" w:eastAsia="Arial Unicode MS"/>
+          <w:rFonts w:hint="eastAsia"/>
         </w:rPr>
         <w:t xml:space="preserve">。评测将</w:t>
       </w:r>
       <w:r>
         <w:rPr>
-          <w:rFonts w:hint="eastAsia" w:ascii="Arial Unicode MS" w:hAnsi="Arial Unicode MS" w:cs="Arial Unicode MS" w:eastAsia="Arial Unicode MS"/>
+          <w:rFonts w:hint="eastAsia"/>
           <w:b/>
           <w:bCs/>
         </w:rPr>
@@ -2597,7 +2709,7 @@
       </w:r>
       <w:r>
         <w:rPr>
-          <w:rFonts w:hint="eastAsia" w:ascii="Arial Unicode MS" w:hAnsi="Arial Unicode MS" w:cs="Arial Unicode MS" w:eastAsia="Arial Unicode MS"/>
+          <w:rFonts w:hint="eastAsia"/>
         </w:rPr>
         <w:t xml:space="preserve">符合该文法的用例并注入不同测量值，验证寄存器终态</w:t>
       </w:r>
@@ -2606,7 +2718,7 @@
       </w:r>
       <w:r>
         <w:rPr>
-          <w:rFonts w:hint="eastAsia" w:ascii="Arial Unicode MS" w:hAnsi="Arial Unicode MS" w:cs="Arial Unicode MS" w:eastAsia="Arial Unicode MS"/>
+          <w:rFonts w:hint="eastAsia"/>
         </w:rPr>
         <w:t xml:space="preserve">正确——所以必须实现真正的解析与编译，硬编码样例输出无法通过。</w:t>
       </w:r>
@@ -2627,7 +2739,7 @@
       </w:pPr>
       <w:r>
         <w:rPr>
-          <w:rFonts w:hint="eastAsia" w:ascii="Arial Unicode MS" w:hAnsi="Arial Unicode MS" w:cs="Arial Unicode MS" w:eastAsia="Arial Unicode MS"/>
+          <w:rFonts w:hint="eastAsia"/>
         </w:rPr>
         <w:t xml:space="preserve">四、提交契约</w:t>
       </w:r>
@@ -2641,7 +2753,7 @@
       </w:pPr>
       <w:r>
         <w:rPr>
-          <w:rFonts w:hint="eastAsia" w:ascii="Arial Unicode MS" w:hAnsi="Arial Unicode MS" w:cs="Arial Unicode MS" w:eastAsia="Arial Unicode MS"/>
+          <w:rFonts w:hint="eastAsia"/>
         </w:rPr>
         <w:t xml:space="preserve">正式提交是选手对</w:t>
       </w:r>
@@ -2659,7 +2771,7 @@
       </w:r>
       <w:r>
         <w:rPr>
-          <w:rFonts w:hint="eastAsia" w:ascii="Arial Unicode MS" w:hAnsi="Arial Unicode MS" w:cs="Arial Unicode MS" w:eastAsia="Arial Unicode MS"/>
+          <w:rFonts w:hint="eastAsia"/>
         </w:rPr>
         <w:t xml:space="preserve">的公开</w:t>
       </w:r>
@@ -2668,7 +2780,7 @@
       </w:r>
       <w:r>
         <w:rPr>
-          <w:rFonts w:hint="eastAsia" w:ascii="Arial Unicode MS" w:hAnsi="Arial Unicode MS" w:cs="Arial Unicode MS" w:eastAsia="Arial Unicode MS"/>
+          <w:rFonts w:hint="eastAsia"/>
         </w:rPr>
         <w:t xml:space="preserve">fork，其中</w:t>
       </w:r>
@@ -2692,7 +2804,7 @@
       </w:r>
       <w:r>
         <w:rPr>
-          <w:rFonts w:hint="eastAsia" w:ascii="Arial Unicode MS" w:hAnsi="Arial Unicode MS" w:cs="Arial Unicode MS" w:eastAsia="Arial Unicode MS"/>
+          <w:rFonts w:hint="eastAsia"/>
           <w:b/>
           <w:bCs/>
         </w:rPr>
@@ -2700,7 +2812,7 @@
       </w:r>
       <w:r>
         <w:rPr>
-          <w:rFonts w:hint="eastAsia" w:ascii="Arial Unicode MS" w:hAnsi="Arial Unicode MS" w:cs="Arial Unicode MS" w:eastAsia="Arial Unicode MS"/>
+          <w:rFonts w:hint="eastAsia"/>
         </w:rPr>
         <w:t xml:space="preserve">，必须保留并填写</w:t>
       </w:r>
@@ -2715,7 +2827,7 @@
       </w:r>
       <w:r>
         <w:rPr>
-          <w:rFonts w:hint="eastAsia" w:ascii="Arial Unicode MS" w:hAnsi="Arial Unicode MS" w:cs="Arial Unicode MS" w:eastAsia="Arial Unicode MS"/>
+          <w:rFonts w:hint="eastAsia"/>
         </w:rPr>
         <w:t xml:space="preserve">，同时提供</w:t>
       </w:r>
@@ -2742,7 +2854,7 @@
       </w:r>
       <w:r>
         <w:rPr>
-          <w:rFonts w:hint="eastAsia" w:ascii="Arial Unicode MS" w:hAnsi="Arial Unicode MS" w:cs="Arial Unicode MS" w:eastAsia="Arial Unicode MS"/>
+          <w:rFonts w:hint="eastAsia"/>
         </w:rPr>
         <w:t xml:space="preserve">声明</w:t>
       </w:r>
@@ -2751,7 +2863,7 @@
       </w:r>
       <w:r>
         <w:rPr>
-          <w:rFonts w:hint="eastAsia" w:ascii="Arial Unicode MS" w:hAnsi="Arial Unicode MS" w:cs="Arial Unicode MS" w:eastAsia="Arial Unicode MS"/>
+          <w:rFonts w:hint="eastAsia"/>
         </w:rPr>
         <w:t xml:space="preserve">版本、参赛</w:t>
       </w:r>
@@ -2760,7 +2872,7 @@
       </w:r>
       <w:r>
         <w:rPr>
-          <w:rFonts w:hint="eastAsia" w:ascii="Arial Unicode MS" w:hAnsi="Arial Unicode MS" w:cs="Arial Unicode MS" w:eastAsia="Arial Unicode MS"/>
+          <w:rFonts w:hint="eastAsia"/>
         </w:rPr>
         <w:t xml:space="preserve">Level、运行时与网络需求；非</w:t>
       </w:r>
@@ -2769,7 +2881,7 @@
       </w:r>
       <w:r>
         <w:rPr>
-          <w:rFonts w:hint="eastAsia" w:ascii="Arial Unicode MS" w:hAnsi="Arial Unicode MS" w:cs="Arial Unicode MS" w:eastAsia="Arial Unicode MS"/>
+          <w:rFonts w:hint="eastAsia"/>
         </w:rPr>
         <w:t xml:space="preserve">技术栈可在</w:t>
       </w:r>
@@ -2787,7 +2899,7 @@
       </w:r>
       <w:r>
         <w:rPr>
-          <w:rFonts w:hint="eastAsia" w:ascii="Arial Unicode MS" w:hAnsi="Arial Unicode MS" w:cs="Arial Unicode MS" w:eastAsia="Arial Unicode MS"/>
+          <w:rFonts w:hint="eastAsia"/>
         </w:rPr>
         <w:t xml:space="preserve">中通过</w:t>
       </w:r>
@@ -2805,7 +2917,7 @@
       </w:r>
       <w:r>
         <w:rPr>
-          <w:rFonts w:hint="eastAsia" w:ascii="Arial Unicode MS" w:hAnsi="Arial Unicode MS" w:cs="Arial Unicode MS" w:eastAsia="Arial Unicode MS"/>
+          <w:rFonts w:hint="eastAsia"/>
         </w:rPr>
         <w:t xml:space="preserve">调用自己的</w:t>
       </w:r>
@@ -2814,7 +2926,7 @@
       </w:r>
       <w:r>
         <w:rPr>
-          <w:rFonts w:hint="eastAsia" w:ascii="Arial Unicode MS" w:hAnsi="Arial Unicode MS" w:cs="Arial Unicode MS" w:eastAsia="Arial Unicode MS"/>
+          <w:rFonts w:hint="eastAsia"/>
         </w:rPr>
         <w:t xml:space="preserve">CLI/二进制。评测只认固定接口行为，不限制内部技术栈。</w:t>
       </w:r>
@@ -2828,7 +2940,7 @@
       </w:r>
       <w:r>
         <w:rPr>
-          <w:rFonts w:hint="eastAsia" w:ascii="Arial Unicode MS" w:hAnsi="Arial Unicode MS" w:cs="Arial Unicode MS" w:eastAsia="Arial Unicode MS"/>
+          <w:rFonts w:hint="eastAsia"/>
         </w:rPr>
         <w:t xml:space="preserve">合同版本为</w:t>
       </w:r>
@@ -2844,7 +2956,7 @@
       </w:r>
       <w:r>
         <w:rPr>
-          <w:rFonts w:hint="eastAsia" w:ascii="Arial Unicode MS" w:hAnsi="Arial Unicode MS" w:cs="Arial Unicode MS" w:eastAsia="Arial Unicode MS"/>
+          <w:rFonts w:hint="eastAsia"/>
         </w:rPr>
         <w:t xml:space="preserve">。开赛后，v1.x</w:t>
       </w:r>
@@ -2853,7 +2965,7 @@
       </w:r>
       <w:r>
         <w:rPr>
-          <w:rFonts w:hint="eastAsia" w:ascii="Arial Unicode MS" w:hAnsi="Arial Unicode MS" w:cs="Arial Unicode MS" w:eastAsia="Arial Unicode MS"/>
+          <w:rFonts w:hint="eastAsia"/>
         </w:rPr>
         <w:t xml:space="preserve">只做向后兼容的文档、诊断与公开测试更新；任何破坏性接口变更必须发布新合同版本，并保留旧版评测通道。</w:t>
       </w:r>
@@ -3196,7 +3308,7 @@
       </w:r>
       <w:r>
         <w:rPr>
-          <w:rFonts w:hint="eastAsia" w:ascii="Arial Unicode MS" w:hAnsi="Arial Unicode MS" w:cs="Arial Unicode MS" w:eastAsia="Arial Unicode MS"/>
+          <w:rFonts w:hint="eastAsia"/>
         </w:rPr>
         <w:t xml:space="preserve">返回值必须符合</w:t>
       </w:r>
@@ -3205,7 +3317,7 @@
       </w:r>
       <w:r>
         <w:rPr>
-          <w:rFonts w:hint="eastAsia" w:ascii="Arial Unicode MS" w:hAnsi="Arial Unicode MS" w:cs="Arial Unicode MS" w:eastAsia="Arial Unicode MS"/>
+          <w:rFonts w:hint="eastAsia"/>
         </w:rPr>
         <w:t xml:space="preserve">的</w:t>
       </w:r>
@@ -3220,7 +3332,7 @@
       </w:r>
       <w:r>
         <w:rPr>
-          <w:rFonts w:hint="eastAsia" w:ascii="Arial Unicode MS" w:hAnsi="Arial Unicode MS" w:cs="Arial Unicode MS" w:eastAsia="Arial Unicode MS"/>
+          <w:rFonts w:hint="eastAsia"/>
         </w:rPr>
         <w:t xml:space="preserve">：SpinQ</w:t>
       </w:r>
@@ -3229,7 +3341,7 @@
       </w:r>
       <w:r>
         <w:rPr>
-          <w:rFonts w:hint="eastAsia" w:ascii="Arial Unicode MS" w:hAnsi="Arial Unicode MS" w:cs="Arial Unicode MS" w:eastAsia="Arial Unicode MS"/>
+          <w:rFonts w:hint="eastAsia"/>
         </w:rPr>
         <w:t xml:space="preserve">使用</w:t>
       </w:r>
@@ -3238,7 +3350,7 @@
       </w:r>
       <w:r>
         <w:rPr>
-          <w:rFonts w:hint="eastAsia" w:ascii="Arial Unicode MS" w:hAnsi="Arial Unicode MS" w:cs="Arial Unicode MS" w:eastAsia="Arial Unicode MS"/>
+          <w:rFonts w:hint="eastAsia"/>
         </w:rPr>
         <w:t xml:space="preserve">使用</w:t>
       </w:r>
@@ -3247,7 +3359,7 @@
       </w:r>
       <w:r>
         <w:rPr>
-          <w:rFonts w:hint="eastAsia" w:ascii="Arial Unicode MS" w:hAnsi="Arial Unicode MS" w:cs="Arial Unicode MS" w:eastAsia="Arial Unicode MS"/>
+          <w:rFonts w:hint="eastAsia"/>
         </w:rPr>
         <w:t xml:space="preserve">使用规范</w:t>
       </w:r>
@@ -3256,7 +3368,7 @@
       </w:r>
       <w:r>
         <w:rPr>
-          <w:rFonts w:hint="eastAsia" w:ascii="Arial Unicode MS" w:hAnsi="Arial Unicode MS" w:cs="Arial Unicode MS" w:eastAsia="Arial Unicode MS"/>
+          <w:rFonts w:hint="eastAsia"/>
         </w:rPr>
         <w:t xml:space="preserve">子集。正式评测会由组织方解析并模拟目标</w:t>
       </w:r>
@@ -3265,7 +3377,7 @@
       </w:r>
       <w:r>
         <w:rPr>
-          <w:rFonts w:hint="eastAsia" w:ascii="Arial Unicode MS" w:hAnsi="Arial Unicode MS" w:cs="Arial Unicode MS" w:eastAsia="Arial Unicode MS"/>
+          <w:rFonts w:hint="eastAsia"/>
         </w:rPr>
         <w:t xml:space="preserve">IR；非空占位字符串不构成有效转译。</w:t>
       </w:r>
@@ -3276,7 +3388,7 @@
       </w:pPr>
       <w:r>
         <w:rPr>
-          <w:rFonts w:hint="eastAsia" w:ascii="Arial Unicode MS" w:hAnsi="Arial Unicode MS" w:cs="Arial Unicode MS" w:eastAsia="Arial Unicode MS"/>
+          <w:rFonts w:hint="eastAsia"/>
           <w:b/>
           <w:bCs/>
         </w:rPr>
@@ -3291,7 +3403,7 @@
       </w:r>
       <w:r>
         <w:rPr>
-          <w:rFonts w:hint="eastAsia" w:ascii="Arial Unicode MS" w:hAnsi="Arial Unicode MS" w:cs="Arial Unicode MS" w:eastAsia="Arial Unicode MS"/>
+          <w:rFonts w:hint="eastAsia"/>
           <w:b/>
           <w:bCs/>
         </w:rPr>
@@ -3314,7 +3426,7 @@
       </w:r>
       <w:r>
         <w:rPr>
-          <w:rFonts w:hint="eastAsia" w:ascii="Arial Unicode MS" w:hAnsi="Arial Unicode MS" w:cs="Arial Unicode MS" w:eastAsia="Arial Unicode MS"/>
+          <w:rFonts w:hint="eastAsia"/>
           <w:b/>
           <w:bCs/>
         </w:rPr>
@@ -3747,7 +3859,7 @@
       </w:r>
       <w:r>
         <w:rPr>
-          <w:rFonts w:hint="eastAsia" w:ascii="Arial Unicode MS" w:hAnsi="Arial Unicode MS" w:cs="Arial Unicode MS" w:eastAsia="Arial Unicode MS"/>
+          <w:rFonts w:hint="eastAsia"/>
           <w:b/>
           <w:bCs/>
         </w:rPr>
@@ -3755,7 +3867,7 @@
       </w:r>
       <w:r>
         <w:rPr>
-          <w:rFonts w:hint="eastAsia" w:ascii="Arial Unicode MS" w:hAnsi="Arial Unicode MS" w:cs="Arial Unicode MS" w:eastAsia="Arial Unicode MS"/>
+          <w:rFonts w:hint="eastAsia"/>
         </w:rPr>
         <w:t xml:space="preserve">：</w:t>
       </w:r>
@@ -3770,7 +3882,7 @@
       </w:r>
       <w:r>
         <w:rPr>
-          <w:rFonts w:hint="eastAsia" w:ascii="Arial Unicode MS" w:hAnsi="Arial Unicode MS" w:cs="Arial Unicode MS" w:eastAsia="Arial Unicode MS"/>
+          <w:rFonts w:hint="eastAsia"/>
         </w:rPr>
         <w:t xml:space="preserve">的</w:t>
       </w:r>
@@ -3779,13 +3891,13 @@
       </w:r>
       <w:r>
         <w:rPr>
-          <w:rFonts w:hint="eastAsia" w:ascii="Arial Unicode MS" w:hAnsi="Arial Unicode MS" w:cs="Arial Unicode MS" w:eastAsia="Arial Unicode MS"/>
+          <w:rFonts w:hint="eastAsia"/>
         </w:rPr>
         <w:t xml:space="preserve">是经典寄存器位串，</w:t>
       </w:r>
       <w:r>
         <w:rPr>
-          <w:rFonts w:hint="eastAsia" w:ascii="Arial Unicode MS" w:hAnsi="Arial Unicode MS" w:cs="Arial Unicode MS" w:eastAsia="Arial Unicode MS"/>
+          <w:rFonts w:hint="eastAsia"/>
           <w:b/>
           <w:bCs/>
         </w:rPr>
@@ -3808,7 +3920,7 @@
       </w:r>
       <w:r>
         <w:rPr>
-          <w:rFonts w:hint="eastAsia" w:ascii="Arial Unicode MS" w:hAnsi="Arial Unicode MS" w:cs="Arial Unicode MS" w:eastAsia="Arial Unicode MS"/>
+          <w:rFonts w:hint="eastAsia"/>
         </w:rPr>
         <w:t xml:space="preserve">（即</w:t>
       </w:r>
@@ -3826,7 +3938,7 @@
       </w:r>
       <w:r>
         <w:rPr>
-          <w:rFonts w:hint="eastAsia" w:ascii="Arial Unicode MS" w:hAnsi="Arial Unicode MS" w:cs="Arial Unicode MS" w:eastAsia="Arial Unicode MS"/>
+          <w:rFonts w:hint="eastAsia"/>
         </w:rPr>
         <w:t xml:space="preserve">，与</w:t>
       </w:r>
@@ -3835,7 +3947,7 @@
       </w:r>
       <w:r>
         <w:rPr>
-          <w:rFonts w:hint="eastAsia" w:ascii="Arial Unicode MS" w:hAnsi="Arial Unicode MS" w:cs="Arial Unicode MS" w:eastAsia="Arial Unicode MS"/>
+          <w:rFonts w:hint="eastAsia"/>
         </w:rPr>
         <w:t xml:space="preserve">约定一致），</w:t>
       </w:r>
@@ -3850,7 +3962,7 @@
       </w:r>
       <w:r>
         <w:rPr>
-          <w:rFonts w:hint="eastAsia" w:ascii="Arial Unicode MS" w:hAnsi="Arial Unicode MS" w:cs="Arial Unicode MS" w:eastAsia="Arial Unicode MS"/>
+          <w:rFonts w:hint="eastAsia"/>
         </w:rPr>
         <w:t xml:space="preserve">固定填</w:t>
       </w:r>
@@ -3865,7 +3977,7 @@
       </w:r>
       <w:r>
         <w:rPr>
-          <w:rFonts w:hint="eastAsia" w:ascii="Arial Unicode MS" w:hAnsi="Arial Unicode MS" w:cs="Arial Unicode MS" w:eastAsia="Arial Unicode MS"/>
+          <w:rFonts w:hint="eastAsia"/>
         </w:rPr>
         <w:t xml:space="preserve">。跨平台位序差异必须在中间层内归一化——这正是”通用”的一部分。</w:t>
       </w:r>
@@ -3883,7 +3995,7 @@
       </w:r>
       <w:r>
         <w:rPr>
-          <w:rFonts w:hint="eastAsia" w:ascii="Arial Unicode MS" w:hAnsi="Arial Unicode MS" w:cs="Arial Unicode MS" w:eastAsia="Arial Unicode MS"/>
+          <w:rFonts w:hint="eastAsia"/>
           <w:b/>
           <w:bCs/>
         </w:rPr>
@@ -3891,7 +4003,7 @@
       </w:r>
       <w:r>
         <w:rPr>
-          <w:rFonts w:hint="eastAsia" w:ascii="Arial Unicode MS" w:hAnsi="Arial Unicode MS" w:cs="Arial Unicode MS" w:eastAsia="Arial Unicode MS"/>
+          <w:rFonts w:hint="eastAsia"/>
         </w:rPr>
         <w:t xml:space="preserve">：选手程序必须通过</w:t>
       </w:r>
@@ -3918,7 +4030,7 @@
       </w:r>
       <w:r>
         <w:rPr>
-          <w:rFonts w:hint="eastAsia" w:ascii="Arial Unicode MS" w:hAnsi="Arial Unicode MS" w:cs="Arial Unicode MS" w:eastAsia="Arial Unicode MS"/>
+          <w:rFonts w:hint="eastAsia"/>
         </w:rPr>
         <w:t xml:space="preserve">和</w:t>
       </w:r>
@@ -3936,7 +4048,7 @@
       </w:r>
       <w:r>
         <w:rPr>
-          <w:rFonts w:hint="eastAsia" w:ascii="Arial Unicode MS" w:hAnsi="Arial Unicode MS" w:cs="Arial Unicode MS" w:eastAsia="Arial Unicode MS"/>
+          <w:rFonts w:hint="eastAsia"/>
         </w:rPr>
         <w:t xml:space="preserve">读取模型服务配置，不得硬编码</w:t>
       </w:r>
@@ -3945,7 +4057,7 @@
       </w:r>
       <w:r>
         <w:rPr>
-          <w:rFonts w:hint="eastAsia" w:ascii="Arial Unicode MS" w:hAnsi="Arial Unicode MS" w:cs="Arial Unicode MS" w:eastAsia="Arial Unicode MS"/>
+          <w:rFonts w:hint="eastAsia"/>
         </w:rPr>
         <w:t xml:space="preserve">地址、密钥或模型名称。正式评测时，组委会将统一注入</w:t>
       </w:r>
@@ -3954,7 +4066,7 @@
       </w:r>
       <w:r>
         <w:rPr>
-          <w:rFonts w:hint="eastAsia" w:ascii="Arial Unicode MS" w:hAnsi="Arial Unicode MS" w:cs="Arial Unicode MS" w:eastAsia="Arial Unicode MS"/>
+          <w:rFonts w:hint="eastAsia"/>
         </w:rPr>
         <w:t xml:space="preserve">模型服务及调用预算；评测环境不保证能够访问其他外部网络服务。完整机器可读规则见</w:t>
       </w:r>
@@ -3963,7 +4075,7 @@
       </w:r>
       <w:r>
         <w:rPr>
-          <w:rFonts w:hint="eastAsia" w:ascii="Arial Unicode MS" w:hAnsi="Arial Unicode MS" w:cs="Arial Unicode MS" w:eastAsia="Arial Unicode MS"/>
+          <w:rFonts w:hint="eastAsia"/>
         </w:rPr>
         <w:t xml:space="preserve">的</w:t>
       </w:r>
@@ -3986,7 +4098,7 @@
       </w:pPr>
       <w:r>
         <w:rPr>
-          <w:rFonts w:hint="eastAsia" w:ascii="Arial Unicode MS" w:hAnsi="Arial Unicode MS" w:cs="Arial Unicode MS" w:eastAsia="Arial Unicode MS"/>
+          <w:rFonts w:hint="eastAsia"/>
           <w:b/>
           <w:bCs/>
         </w:rPr>
@@ -3994,7 +4106,7 @@
       </w:r>
       <w:r>
         <w:rPr>
-          <w:rFonts w:hint="eastAsia" w:ascii="Arial Unicode MS" w:hAnsi="Arial Unicode MS" w:cs="Arial Unicode MS" w:eastAsia="Arial Unicode MS"/>
+          <w:rFonts w:hint="eastAsia"/>
         </w:rPr>
         <w:t xml:space="preserve">：第三方依赖必须精确锁定版本；正式评测以提交系统记录的完整</w:t>
       </w:r>
@@ -4003,7 +4115,7 @@
       </w:r>
       <w:r>
         <w:rPr>
-          <w:rFonts w:hint="eastAsia" w:ascii="Arial Unicode MS" w:hAnsi="Arial Unicode MS" w:cs="Arial Unicode MS" w:eastAsia="Arial Unicode MS"/>
+          <w:rFonts w:hint="eastAsia"/>
         </w:rPr>
         <w:t xml:space="preserve">位</w:t>
       </w:r>
@@ -4012,7 +4124,7 @@
       </w:r>
       <w:r>
         <w:rPr>
-          <w:rFonts w:hint="eastAsia" w:ascii="Arial Unicode MS" w:hAnsi="Arial Unicode MS" w:cs="Arial Unicode MS" w:eastAsia="Arial Unicode MS"/>
+          <w:rFonts w:hint="eastAsia"/>
         </w:rPr>
         <w:t xml:space="preserve">为准，在固定</w:t>
       </w:r>
@@ -4021,7 +4133,7 @@
       </w:r>
       <w:r>
         <w:rPr>
-          <w:rFonts w:hint="eastAsia" w:ascii="Arial Unicode MS" w:hAnsi="Arial Unicode MS" w:cs="Arial Unicode MS" w:eastAsia="Arial Unicode MS"/>
+          <w:rFonts w:hint="eastAsia"/>
         </w:rPr>
         <w:t xml:space="preserve">容器内构建。公开</w:t>
       </w:r>
@@ -4039,7 +4151,7 @@
       </w:r>
       <w:r>
         <w:rPr>
-          <w:rFonts w:hint="eastAsia" w:ascii="Arial Unicode MS" w:hAnsi="Arial Unicode MS" w:cs="Arial Unicode MS" w:eastAsia="Arial Unicode MS"/>
+          <w:rFonts w:hint="eastAsia"/>
         </w:rPr>
         <w:t xml:space="preserve">只用于契约自测，其输出不是正式分数。</w:t>
       </w:r>
@@ -4051,7 +4163,7 @@
       </w:pPr>
       <w:r>
         <w:rPr>
-          <w:rFonts w:hint="eastAsia" w:ascii="Arial Unicode MS" w:hAnsi="Arial Unicode MS" w:cs="Arial Unicode MS" w:eastAsia="Arial Unicode MS"/>
+          <w:rFonts w:hint="eastAsia"/>
         </w:rPr>
         <w:t xml:space="preserve">最终提交流程</w:t>
       </w:r>
@@ -4066,7 +4178,7 @@
       </w:pPr>
       <w:r>
         <w:rPr>
-          <w:rFonts w:hint="eastAsia" w:ascii="Arial Unicode MS" w:hAnsi="Arial Unicode MS" w:cs="Arial Unicode MS" w:eastAsia="Arial Unicode MS"/>
+          <w:rFonts w:hint="eastAsia"/>
         </w:rPr>
         <w:t xml:space="preserve">在</w:t>
       </w:r>
@@ -4075,7 +4187,7 @@
       </w:r>
       <w:r>
         <w:rPr>
-          <w:rFonts w:hint="eastAsia" w:ascii="Arial Unicode MS" w:hAnsi="Arial Unicode MS" w:cs="Arial Unicode MS" w:eastAsia="Arial Unicode MS"/>
+          <w:rFonts w:hint="eastAsia"/>
         </w:rPr>
         <w:t xml:space="preserve">根目录运行</w:t>
       </w:r>
@@ -4090,7 +4202,7 @@
       </w:r>
       <w:r>
         <w:rPr>
-          <w:rFonts w:hint="eastAsia" w:ascii="Arial Unicode MS" w:hAnsi="Arial Unicode MS" w:cs="Arial Unicode MS" w:eastAsia="Arial Unicode MS"/>
+          <w:rFonts w:hint="eastAsia"/>
         </w:rPr>
         <w:t xml:space="preserve">，确认工作区干净、HEAD</w:t>
       </w:r>
@@ -4099,7 +4211,7 @@
       </w:r>
       <w:r>
         <w:rPr>
-          <w:rFonts w:hint="eastAsia" w:ascii="Arial Unicode MS" w:hAnsi="Arial Unicode MS" w:cs="Arial Unicode MS" w:eastAsia="Arial Unicode MS"/>
+          <w:rFonts w:hint="eastAsia"/>
         </w:rPr>
         <w:t xml:space="preserve">已</w:t>
       </w:r>
@@ -4108,7 +4220,7 @@
       </w:r>
       <w:r>
         <w:rPr>
-          <w:rFonts w:hint="eastAsia" w:ascii="Arial Unicode MS" w:hAnsi="Arial Unicode MS" w:cs="Arial Unicode MS" w:eastAsia="Arial Unicode MS"/>
+          <w:rFonts w:hint="eastAsia"/>
         </w:rPr>
         <w:t xml:space="preserve">且必需文件齐全。</w:t>
       </w:r>
@@ -4123,7 +4235,7 @@
       </w:pPr>
       <w:r>
         <w:rPr>
-          <w:rFonts w:hint="eastAsia" w:ascii="Arial Unicode MS" w:hAnsi="Arial Unicode MS" w:cs="Arial Unicode MS" w:eastAsia="Arial Unicode MS"/>
+          <w:rFonts w:hint="eastAsia"/>
         </w:rPr>
         <w:t xml:space="preserve">在</w:t>
       </w:r>
@@ -4141,7 +4253,7 @@
       </w:r>
       <w:r>
         <w:rPr>
-          <w:rFonts w:hint="eastAsia" w:ascii="Arial Unicode MS" w:hAnsi="Arial Unicode MS" w:cs="Arial Unicode MS" w:eastAsia="Arial Unicode MS"/>
+          <w:rFonts w:hint="eastAsia"/>
         </w:rPr>
         <w:t xml:space="preserve">中创建“LoomQ</w:t>
       </w:r>
@@ -4150,7 +4262,7 @@
       </w:r>
       <w:r>
         <w:rPr>
-          <w:rFonts w:hint="eastAsia" w:ascii="Arial Unicode MS" w:hAnsi="Arial Unicode MS" w:cs="Arial Unicode MS" w:eastAsia="Arial Unicode MS"/>
+          <w:rFonts w:hint="eastAsia"/>
         </w:rPr>
         <w:t xml:space="preserve">最终提交”</w:t>
       </w:r>
@@ -4159,7 +4271,7 @@
       </w:r>
       <w:r>
         <w:rPr>
-          <w:rFonts w:hint="eastAsia" w:ascii="Arial Unicode MS" w:hAnsi="Arial Unicode MS" w:cs="Arial Unicode MS" w:eastAsia="Arial Unicode MS"/>
+          <w:rFonts w:hint="eastAsia"/>
         </w:rPr>
         <w:t xml:space="preserve">Issue，填写队伍</w:t>
       </w:r>
@@ -4168,7 +4280,7 @@
       </w:r>
       <w:r>
         <w:rPr>
-          <w:rFonts w:hint="eastAsia" w:ascii="Arial Unicode MS" w:hAnsi="Arial Unicode MS" w:cs="Arial Unicode MS" w:eastAsia="Arial Unicode MS"/>
+          <w:rFonts w:hint="eastAsia"/>
         </w:rPr>
         <w:t xml:space="preserve">地址与预检输出的完整</w:t>
       </w:r>
@@ -4186,7 +4298,7 @@
       </w:pPr>
       <w:r>
         <w:rPr>
-          <w:rFonts w:hint="eastAsia" w:ascii="Arial Unicode MS" w:hAnsi="Arial Unicode MS" w:cs="Arial Unicode MS" w:eastAsia="Arial Unicode MS"/>
+          <w:rFonts w:hint="eastAsia"/>
         </w:rPr>
         <w:t xml:space="preserve">自动校验通过后，Issue</w:t>
       </w:r>
@@ -4195,7 +4307,7 @@
       </w:r>
       <w:r>
         <w:rPr>
-          <w:rFonts w:hint="eastAsia" w:ascii="Arial Unicode MS" w:hAnsi="Arial Unicode MS" w:cs="Arial Unicode MS" w:eastAsia="Arial Unicode MS"/>
+          <w:rFonts w:hint="eastAsia"/>
         </w:rPr>
         <w:t xml:space="preserve">会获得</w:t>
       </w:r>
@@ -4213,7 +4325,7 @@
       </w:r>
       <w:r>
         <w:rPr>
-          <w:rFonts w:hint="eastAsia" w:ascii="Arial Unicode MS" w:hAnsi="Arial Unicode MS" w:cs="Arial Unicode MS" w:eastAsia="Arial Unicode MS"/>
+          <w:rFonts w:hint="eastAsia"/>
         </w:rPr>
         <w:t xml:space="preserve">标签和包含归档</w:t>
       </w:r>
@@ -4222,7 +4334,7 @@
       </w:r>
       <w:r>
         <w:rPr>
-          <w:rFonts w:hint="eastAsia" w:ascii="Arial Unicode MS" w:hAnsi="Arial Unicode MS" w:cs="Arial Unicode MS" w:eastAsia="Arial Unicode MS"/>
+          <w:rFonts w:hint="eastAsia"/>
         </w:rPr>
         <w:t xml:space="preserve">的回执；只有此状态构成有效提交。</w:t>
       </w:r>
@@ -4233,7 +4345,7 @@
       </w:pPr>
       <w:r>
         <w:rPr>
-          <w:rFonts w:hint="eastAsia" w:ascii="Arial Unicode MS" w:hAnsi="Arial Unicode MS" w:cs="Arial Unicode MS" w:eastAsia="Arial Unicode MS"/>
+          <w:rFonts w:hint="eastAsia"/>
           <w:b/>
           <w:bCs/>
         </w:rPr>
@@ -4248,7 +4360,7 @@
       </w:r>
       <w:r>
         <w:rPr>
-          <w:rFonts w:hint="eastAsia" w:ascii="Arial Unicode MS" w:hAnsi="Arial Unicode MS" w:cs="Arial Unicode MS" w:eastAsia="Arial Unicode MS"/>
+          <w:rFonts w:hint="eastAsia"/>
           <w:b/>
           <w:bCs/>
         </w:rPr>
@@ -4263,7 +4375,7 @@
       </w:r>
       <w:r>
         <w:rPr>
-          <w:rFonts w:hint="eastAsia" w:ascii="Arial Unicode MS" w:hAnsi="Arial Unicode MS" w:cs="Arial Unicode MS" w:eastAsia="Arial Unicode MS"/>
+          <w:rFonts w:hint="eastAsia"/>
           <w:b/>
           <w:bCs/>
         </w:rPr>
@@ -4278,7 +4390,7 @@
       </w:r>
       <w:r>
         <w:rPr>
-          <w:rFonts w:hint="eastAsia" w:ascii="Arial Unicode MS" w:hAnsi="Arial Unicode MS" w:cs="Arial Unicode MS" w:eastAsia="Arial Unicode MS"/>
+          <w:rFonts w:hint="eastAsia"/>
           <w:b/>
           <w:bCs/>
         </w:rPr>
@@ -4293,7 +4405,7 @@
       </w:r>
       <w:r>
         <w:rPr>
-          <w:rFonts w:hint="eastAsia" w:ascii="Arial Unicode MS" w:hAnsi="Arial Unicode MS" w:cs="Arial Unicode MS" w:eastAsia="Arial Unicode MS"/>
+          <w:rFonts w:hint="eastAsia"/>
           <w:b/>
           <w:bCs/>
         </w:rPr>
@@ -4301,7 +4413,7 @@
       </w:r>
       <w:r>
         <w:rPr>
-          <w:rFonts w:hint="eastAsia" w:ascii="Arial Unicode MS" w:hAnsi="Arial Unicode MS" w:cs="Arial Unicode MS" w:eastAsia="Arial Unicode MS"/>
+          <w:rFonts w:hint="eastAsia"/>
         </w:rPr>
         <w:t xml:space="preserve">。以</w:t>
       </w:r>
@@ -4310,7 +4422,7 @@
       </w:r>
       <w:r>
         <w:rPr>
-          <w:rFonts w:hint="eastAsia" w:ascii="Arial Unicode MS" w:hAnsi="Arial Unicode MS" w:cs="Arial Unicode MS" w:eastAsia="Arial Unicode MS"/>
+          <w:rFonts w:hint="eastAsia"/>
         </w:rPr>
         <w:t xml:space="preserve">服务器记录的</w:t>
       </w:r>
@@ -4331,7 +4443,7 @@
       </w:r>
       <w:r>
         <w:rPr>
-          <w:rFonts w:hint="eastAsia" w:ascii="Arial Unicode MS" w:hAnsi="Arial Unicode MS" w:cs="Arial Unicode MS" w:eastAsia="Arial Unicode MS"/>
+          <w:rFonts w:hint="eastAsia"/>
         </w:rPr>
         <w:t xml:space="preserve">为准，不以</w:t>
       </w:r>
@@ -4340,7 +4452,7 @@
       </w:r>
       <w:r>
         <w:rPr>
-          <w:rFonts w:hint="eastAsia" w:ascii="Arial Unicode MS" w:hAnsi="Arial Unicode MS" w:cs="Arial Unicode MS" w:eastAsia="Arial Unicode MS"/>
+          <w:rFonts w:hint="eastAsia"/>
         </w:rPr>
         <w:t xml:space="preserve">时间或选手本地时间为准。同队伍可在截止前通过新</w:t>
       </w:r>
@@ -4349,7 +4461,7 @@
       </w:r>
       <w:r>
         <w:rPr>
-          <w:rFonts w:hint="eastAsia" w:ascii="Arial Unicode MS" w:hAnsi="Arial Unicode MS" w:cs="Arial Unicode MS" w:eastAsia="Arial Unicode MS"/>
+          <w:rFonts w:hint="eastAsia"/>
         </w:rPr>
         <w:t xml:space="preserve">重新提交，截止前最后一次通过校验的提交生效；不可编辑已有</w:t>
       </w:r>
@@ -4358,7 +4470,7 @@
       </w:r>
       <w:r>
         <w:rPr>
-          <w:rFonts w:hint="eastAsia" w:ascii="Arial Unicode MS" w:hAnsi="Arial Unicode MS" w:cs="Arial Unicode MS" w:eastAsia="Arial Unicode MS"/>
+          <w:rFonts w:hint="eastAsia"/>
         </w:rPr>
         <w:t xml:space="preserve">来替换提交。</w:t>
       </w:r>
@@ -4379,7 +4491,7 @@
       </w:pPr>
       <w:r>
         <w:rPr>
-          <w:rFonts w:hint="eastAsia" w:ascii="Arial Unicode MS" w:hAnsi="Arial Unicode MS" w:cs="Arial Unicode MS" w:eastAsia="Arial Unicode MS"/>
+          <w:rFonts w:hint="eastAsia"/>
         </w:rPr>
         <w:t xml:space="preserve">五、评测与判定标准</w:t>
       </w:r>
@@ -4394,7 +4506,7 @@
       </w:r>
       <w:r>
         <w:rPr>
-          <w:rFonts w:hint="eastAsia" w:ascii="Arial Unicode MS" w:hAnsi="Arial Unicode MS" w:cs="Arial Unicode MS" w:eastAsia="Arial Unicode MS"/>
+          <w:rFonts w:hint="eastAsia"/>
         </w:rPr>
         <w:t xml:space="preserve">判定（45</w:t>
       </w:r>
@@ -4403,7 +4515,7 @@
       </w:r>
       <w:r>
         <w:rPr>
-          <w:rFonts w:hint="eastAsia" w:ascii="Arial Unicode MS" w:hAnsi="Arial Unicode MS" w:cs="Arial Unicode MS" w:eastAsia="Arial Unicode MS"/>
+          <w:rFonts w:hint="eastAsia"/>
         </w:rPr>
         <w:t xml:space="preserve">分）：语义等价与真机校验</w:t>
       </w:r>
@@ -4418,7 +4530,7 @@
       </w:pPr>
       <w:r>
         <w:rPr>
-          <w:rFonts w:hint="eastAsia" w:ascii="Arial Unicode MS" w:hAnsi="Arial Unicode MS" w:cs="Arial Unicode MS" w:eastAsia="Arial Unicode MS"/>
+          <w:rFonts w:hint="eastAsia"/>
           <w:b/>
           <w:bCs/>
         </w:rPr>
@@ -4433,7 +4545,7 @@
       </w:r>
       <w:r>
         <w:rPr>
-          <w:rFonts w:hint="eastAsia" w:ascii="Arial Unicode MS" w:hAnsi="Arial Unicode MS" w:cs="Arial Unicode MS" w:eastAsia="Arial Unicode MS"/>
+          <w:rFonts w:hint="eastAsia"/>
           <w:b/>
           <w:bCs/>
         </w:rPr>
@@ -4441,7 +4553,7 @@
       </w:r>
       <w:r>
         <w:rPr>
-          <w:rFonts w:hint="eastAsia" w:ascii="Arial Unicode MS" w:hAnsi="Arial Unicode MS" w:cs="Arial Unicode MS" w:eastAsia="Arial Unicode MS"/>
+          <w:rFonts w:hint="eastAsia"/>
         </w:rPr>
         <w:t xml:space="preserve">：官方测试电路集共</w:t>
       </w:r>
@@ -4450,7 +4562,7 @@
       </w:r>
       <w:r>
         <w:rPr>
-          <w:rFonts w:hint="eastAsia" w:ascii="Arial Unicode MS" w:hAnsi="Arial Unicode MS" w:cs="Arial Unicode MS" w:eastAsia="Arial Unicode MS"/>
+          <w:rFonts w:hint="eastAsia"/>
         </w:rPr>
         <w:t xml:space="preserve">个——</w:t>
       </w:r>
@@ -4507,7 +4619,7 @@
       </w:r>
       <w:r>
         <w:rPr>
-          <w:rFonts w:hint="eastAsia" w:ascii="Arial Unicode MS" w:hAnsi="Arial Unicode MS" w:cs="Arial Unicode MS" w:eastAsia="Arial Unicode MS"/>
+          <w:rFonts w:hint="eastAsia"/>
         </w:rPr>
         <w:t xml:space="preserve">，全部使用第三节的</w:t>
       </w:r>
@@ -4516,7 +4628,7 @@
       </w:r>
       <w:r>
         <w:rPr>
-          <w:rFonts w:hint="eastAsia" w:ascii="Arial Unicode MS" w:hAnsi="Arial Unicode MS" w:cs="Arial Unicode MS" w:eastAsia="Arial Unicode MS"/>
+          <w:rFonts w:hint="eastAsia"/>
         </w:rPr>
         <w:t xml:space="preserve">门白名单。其中</w:t>
       </w:r>
@@ -4532,7 +4644,7 @@
       </w:r>
       <w:r>
         <w:rPr>
-          <w:rFonts w:hint="eastAsia" w:ascii="Arial Unicode MS" w:hAnsi="Arial Unicode MS" w:cs="Arial Unicode MS" w:eastAsia="Arial Unicode MS"/>
+          <w:rFonts w:hint="eastAsia"/>
           <w:b/>
           <w:bCs/>
         </w:rPr>
@@ -4547,7 +4659,7 @@
       </w:r>
       <w:r>
         <w:rPr>
-          <w:rFonts w:hint="eastAsia" w:ascii="Arial Unicode MS" w:hAnsi="Arial Unicode MS" w:cs="Arial Unicode MS" w:eastAsia="Arial Unicode MS"/>
+          <w:rFonts w:hint="eastAsia"/>
           <w:b/>
           <w:bCs/>
         </w:rPr>
@@ -4562,7 +4674,7 @@
       </w:r>
       <w:r>
         <w:rPr>
-          <w:rFonts w:hint="eastAsia" w:ascii="Arial Unicode MS" w:hAnsi="Arial Unicode MS" w:cs="Arial Unicode MS" w:eastAsia="Arial Unicode MS"/>
+          <w:rFonts w:hint="eastAsia"/>
           <w:b/>
           <w:bCs/>
         </w:rPr>
@@ -4570,7 +4682,7 @@
       </w:r>
       <w:r>
         <w:rPr>
-          <w:rFonts w:hint="eastAsia" w:ascii="Arial Unicode MS" w:hAnsi="Arial Unicode MS" w:cs="Arial Unicode MS" w:eastAsia="Arial Unicode MS"/>
+          <w:rFonts w:hint="eastAsia"/>
         </w:rPr>
         <w:t xml:space="preserve">。每个</w:t>
       </w:r>
@@ -4579,7 +4691,7 @@
       </w:r>
       <w:r>
         <w:rPr>
-          <w:rFonts w:hint="eastAsia" w:ascii="Arial Unicode MS" w:hAnsi="Arial Unicode MS" w:cs="Arial Unicode MS" w:eastAsia="Arial Unicode MS"/>
+          <w:rFonts w:hint="eastAsia"/>
         </w:rPr>
         <w:t xml:space="preserve">在隔离子进程中执行，选手进程只收到当前输入，不会获得理想分布文件。</w:t>
       </w:r>
@@ -4588,13 +4700,13 @@
       </w:r>
       <w:r>
         <w:rPr>
-          <w:rFonts w:hint="eastAsia" w:ascii="Arial Unicode MS" w:hAnsi="Arial Unicode MS" w:cs="Arial Unicode MS" w:eastAsia="Arial Unicode MS"/>
+          <w:rFonts w:hint="eastAsia"/>
         </w:rPr>
         <w:t xml:space="preserve">选手转译后的电路在</w:t>
       </w:r>
       <w:r>
         <w:rPr>
-          <w:rFonts w:hint="eastAsia" w:ascii="Arial Unicode MS" w:hAnsi="Arial Unicode MS" w:cs="Arial Unicode MS" w:eastAsia="Arial Unicode MS"/>
+          <w:rFonts w:hint="eastAsia"/>
           <w:b/>
           <w:bCs/>
         </w:rPr>
@@ -4602,7 +4714,7 @@
       </w:r>
       <w:r>
         <w:rPr>
-          <w:rFonts w:hint="eastAsia" w:ascii="Arial Unicode MS" w:hAnsi="Arial Unicode MS" w:cs="Arial Unicode MS" w:eastAsia="Arial Unicode MS"/>
+          <w:rFonts w:hint="eastAsia"/>
         </w:rPr>
         <w:t xml:space="preserve">上以</w:t>
       </w:r>
@@ -4621,7 +4733,7 @@
       </w:r>
       <w:r>
         <w:rPr>
-          <w:rFonts w:hint="eastAsia" w:ascii="Arial Unicode MS" w:hAnsi="Arial Unicode MS" w:cs="Arial Unicode MS" w:eastAsia="Arial Unicode MS"/>
+          <w:rFonts w:hint="eastAsia"/>
         </w:rPr>
         <w:t xml:space="preserve">采样，得到分布</w:t>
       </w:r>
@@ -4635,7 +4747,7 @@
       </m:oMath>
       <w:r>
         <w:rPr>
-          <w:rFonts w:hint="eastAsia" w:ascii="Arial Unicode MS" w:hAnsi="Arial Unicode MS" w:cs="Arial Unicode MS" w:eastAsia="Arial Unicode MS"/>
+          <w:rFonts w:hint="eastAsia"/>
         </w:rPr>
         <w:t xml:space="preserve">，与理想分布</w:t>
       </w:r>
@@ -4652,7 +4764,7 @@
       </w:r>
       <w:r>
         <w:rPr>
-          <w:rFonts w:hint="eastAsia" w:ascii="Arial Unicode MS" w:hAnsi="Arial Unicode MS" w:cs="Arial Unicode MS" w:eastAsia="Arial Unicode MS"/>
+          <w:rFonts w:hint="eastAsia"/>
         </w:rPr>
         <w:t xml:space="preserve">计算</w:t>
       </w:r>
@@ -4661,7 +4773,7 @@
       </w:r>
       <w:r>
         <w:rPr>
-          <w:rFonts w:hint="eastAsia" w:ascii="Arial Unicode MS" w:hAnsi="Arial Unicode MS" w:cs="Arial Unicode MS" w:eastAsia="Arial Unicode MS"/>
+          <w:rFonts w:hint="eastAsia"/>
         </w:rPr>
         <w:t xml:space="preserve">保真度：</w:t>
       </w:r>
@@ -4895,7 +5007,7 @@
       </w:pPr>
       <w:r>
         <w:rPr>
-          <w:rFonts w:hint="eastAsia" w:ascii="Arial Unicode MS" w:hAnsi="Arial Unicode MS" w:cs="Arial Unicode MS" w:eastAsia="Arial Unicode MS"/>
+          <w:rFonts w:hint="eastAsia"/>
           <w:b/>
           <w:bCs/>
         </w:rPr>
@@ -4910,7 +5022,7 @@
       </w:r>
       <w:r>
         <w:rPr>
-          <w:rFonts w:hint="eastAsia" w:ascii="Arial Unicode MS" w:hAnsi="Arial Unicode MS" w:cs="Arial Unicode MS" w:eastAsia="Arial Unicode MS"/>
+          <w:rFonts w:hint="eastAsia"/>
         </w:rPr>
         <w:t xml:space="preserve">。（该阈值已为</w:t>
       </w:r>
@@ -4919,7 +5031,7 @@
       </w:r>
       <w:r>
         <w:rPr>
-          <w:rFonts w:hint="eastAsia" w:ascii="Arial Unicode MS" w:hAnsi="Arial Unicode MS" w:cs="Arial Unicode MS" w:eastAsia="Arial Unicode MS"/>
+          <w:rFonts w:hint="eastAsia"/>
         </w:rPr>
         <w:t xml:space="preserve">的统计涨落留出余量：完美实现的期望保真度约</w:t>
       </w:r>
@@ -4928,7 +5040,7 @@
       </w:r>
       <w:r>
         <w:rPr>
-          <w:rFonts w:hint="eastAsia" w:ascii="Arial Unicode MS" w:hAnsi="Arial Unicode MS" w:cs="Arial Unicode MS" w:eastAsia="Arial Unicode MS"/>
+          <w:rFonts w:hint="eastAsia"/>
         </w:rPr>
         <w:t xml:space="preserve">0.99+，而任何门级转译错误都会使保真度骤降至</w:t>
       </w:r>
@@ -4937,7 +5049,7 @@
       </w:r>
       <w:r>
         <w:rPr>
-          <w:rFonts w:hint="eastAsia" w:ascii="Arial Unicode MS" w:hAnsi="Arial Unicode MS" w:cs="Arial Unicode MS" w:eastAsia="Arial Unicode MS"/>
+          <w:rFonts w:hint="eastAsia"/>
         </w:rPr>
         <w:t xml:space="preserve">以下，区分度充分。）</w:t>
       </w:r>
@@ -4952,7 +5064,7 @@
       </w:pPr>
       <w:r>
         <w:rPr>
-          <w:rFonts w:hint="eastAsia" w:ascii="Arial Unicode MS" w:hAnsi="Arial Unicode MS" w:cs="Arial Unicode MS" w:eastAsia="Arial Unicode MS"/>
+          <w:rFonts w:hint="eastAsia"/>
           <w:b/>
           <w:bCs/>
         </w:rPr>
@@ -4967,7 +5079,7 @@
       </w:r>
       <w:r>
         <w:rPr>
-          <w:rFonts w:hint="eastAsia" w:ascii="Arial Unicode MS" w:hAnsi="Arial Unicode MS" w:cs="Arial Unicode MS" w:eastAsia="Arial Unicode MS"/>
+          <w:rFonts w:hint="eastAsia"/>
           <w:b/>
           <w:bCs/>
         </w:rPr>
@@ -4975,7 +5087,7 @@
       </w:r>
       <w:r>
         <w:rPr>
-          <w:rFonts w:hint="eastAsia" w:ascii="Arial Unicode MS" w:hAnsi="Arial Unicode MS" w:cs="Arial Unicode MS" w:eastAsia="Arial Unicode MS"/>
+          <w:rFonts w:hint="eastAsia"/>
         </w:rPr>
         <w:t xml:space="preserve">：提交各平台真机返回的原始</w:t>
       </w:r>
@@ -4990,7 +5102,7 @@
       </w:r>
       <w:r>
         <w:rPr>
-          <w:rFonts w:hint="eastAsia" w:ascii="Arial Unicode MS" w:hAnsi="Arial Unicode MS" w:cs="Arial Unicode MS" w:eastAsia="Arial Unicode MS"/>
+          <w:rFonts w:hint="eastAsia"/>
         </w:rPr>
         <w:t xml:space="preserve">，评测组核验：</w:t>
       </w:r>
@@ -5008,7 +5120,7 @@
       </w:r>
       <w:r>
         <w:rPr>
-          <w:rFonts w:hint="eastAsia" w:ascii="Arial Unicode MS" w:hAnsi="Arial Unicode MS" w:cs="Arial Unicode MS" w:eastAsia="Arial Unicode MS"/>
+          <w:rFonts w:hint="eastAsia"/>
         </w:rPr>
         <w:t xml:space="preserve">合法且字段完整；</w:t>
       </w:r>
@@ -5032,7 +5144,7 @@
       </w:r>
       <w:r>
         <w:rPr>
-          <w:rFonts w:hint="eastAsia" w:ascii="Arial Unicode MS" w:hAnsi="Arial Unicode MS" w:cs="Arial Unicode MS" w:eastAsia="Arial Unicode MS"/>
+          <w:rFonts w:hint="eastAsia"/>
         </w:rPr>
         <w:t xml:space="preserve">的</w:t>
       </w:r>
@@ -5048,7 +5160,7 @@
       </w:r>
       <w:r>
         <w:rPr>
-          <w:rFonts w:hint="eastAsia" w:ascii="Arial Unicode MS" w:hAnsi="Arial Unicode MS" w:cs="Arial Unicode MS" w:eastAsia="Arial Unicode MS"/>
+          <w:rFonts w:hint="eastAsia"/>
           <w:b/>
           <w:bCs/>
         </w:rPr>
@@ -5056,7 +5168,7 @@
       </w:r>
       <w:r>
         <w:rPr>
-          <w:rFonts w:hint="eastAsia" w:ascii="Arial Unicode MS" w:hAnsi="Arial Unicode MS" w:cs="Arial Unicode MS" w:eastAsia="Arial Unicode MS"/>
+          <w:rFonts w:hint="eastAsia"/>
         </w:rPr>
         <w:t xml:space="preserve">与理想分布一致（真机允许噪声，只查主峰命中）；</w:t>
       </w:r>
@@ -5080,7 +5192,7 @@
       </w:r>
       <w:r>
         <w:rPr>
-          <w:rFonts w:hint="eastAsia" w:ascii="Arial Unicode MS" w:hAnsi="Arial Unicode MS" w:cs="Arial Unicode MS" w:eastAsia="Arial Unicode MS"/>
+          <w:rFonts w:hint="eastAsia"/>
         </w:rPr>
         <w:t xml:space="preserve">可在对应平台控制台溯源、</w:t>
       </w:r>
@@ -5095,13 +5207,13 @@
       </w:r>
       <w:r>
         <w:rPr>
-          <w:rFonts w:hint="eastAsia" w:ascii="Arial Unicode MS" w:hAnsi="Arial Unicode MS" w:cs="Arial Unicode MS" w:eastAsia="Arial Unicode MS"/>
+          <w:rFonts w:hint="eastAsia"/>
         </w:rPr>
         <w:t xml:space="preserve">落在赛程窗口内。</w:t>
       </w:r>
       <w:r>
         <w:rPr>
-          <w:rFonts w:hint="eastAsia" w:ascii="Arial Unicode MS" w:hAnsi="Arial Unicode MS" w:cs="Arial Unicode MS" w:eastAsia="Arial Unicode MS"/>
+          <w:rFonts w:hint="eastAsia"/>
           <w:b/>
           <w:bCs/>
         </w:rPr>
@@ -5116,7 +5228,7 @@
       </w:r>
       <w:r>
         <w:rPr>
-          <w:rFonts w:hint="eastAsia" w:ascii="Arial Unicode MS" w:hAnsi="Arial Unicode MS" w:cs="Arial Unicode MS" w:eastAsia="Arial Unicode MS"/>
+          <w:rFonts w:hint="eastAsia"/>
         </w:rPr>
         <w:t xml:space="preserve">，无法溯源的记录按无效处理。</w:t>
       </w:r>
@@ -5134,7 +5246,7 @@
       </w:r>
       <w:r>
         <w:rPr>
-          <w:rFonts w:hint="eastAsia" w:ascii="Arial Unicode MS" w:hAnsi="Arial Unicode MS" w:cs="Arial Unicode MS" w:eastAsia="Arial Unicode MS"/>
+          <w:rFonts w:hint="eastAsia"/>
           <w:b/>
           <w:bCs/>
         </w:rPr>
@@ -5142,7 +5254,7 @@
       </w:r>
       <w:r>
         <w:rPr>
-          <w:rFonts w:hint="eastAsia" w:ascii="Arial Unicode MS" w:hAnsi="Arial Unicode MS" w:cs="Arial Unicode MS" w:eastAsia="Arial Unicode MS"/>
+          <w:rFonts w:hint="eastAsia"/>
         </w:rPr>
         <w:t xml:space="preserve">（每一档都是新手可企及的”下一步”）：</w:t>
       </w:r>
@@ -5170,7 +5282,7 @@
             </w:pPr>
             <w:r>
               <w:rPr>
-                <w:rFonts w:hint="eastAsia" w:ascii="Arial Unicode MS" w:hAnsi="Arial Unicode MS" w:cs="Arial Unicode MS" w:eastAsia="Arial Unicode MS"/>
+                <w:rFonts w:hint="eastAsia"/>
               </w:rPr>
               <w:t xml:space="preserve">档位</w:t>
             </w:r>
@@ -5184,7 +5296,7 @@
             </w:pPr>
             <w:r>
               <w:rPr>
-                <w:rFonts w:hint="eastAsia" w:ascii="Arial Unicode MS" w:hAnsi="Arial Unicode MS" w:cs="Arial Unicode MS" w:eastAsia="Arial Unicode MS"/>
+                <w:rFonts w:hint="eastAsia"/>
               </w:rPr>
               <w:t xml:space="preserve">条件</w:t>
             </w:r>
@@ -5199,7 +5311,7 @@
             </w:pPr>
             <w:r>
               <w:rPr>
-                <w:rFonts w:hint="eastAsia" w:ascii="Arial Unicode MS" w:hAnsi="Arial Unicode MS" w:cs="Arial Unicode MS" w:eastAsia="Arial Unicode MS"/>
+                <w:rFonts w:hint="eastAsia"/>
               </w:rPr>
               <w:t xml:space="preserve">分值</w:t>
             </w:r>
@@ -5215,7 +5327,7 @@
             </w:pPr>
             <w:r>
               <w:rPr>
-                <w:rFonts w:hint="eastAsia" w:ascii="Arial Unicode MS" w:hAnsi="Arial Unicode MS" w:cs="Arial Unicode MS" w:eastAsia="Arial Unicode MS"/>
+                <w:rFonts w:hint="eastAsia"/>
               </w:rPr>
               <w:t xml:space="preserve">入门（评奖资格线）</w:t>
             </w:r>
@@ -5229,7 +5341,7 @@
             </w:pPr>
             <w:r>
               <w:rPr>
-                <w:rFonts w:hint="eastAsia" w:ascii="Arial Unicode MS" w:hAnsi="Arial Unicode MS" w:cs="Arial Unicode MS" w:eastAsia="Arial Unicode MS"/>
+                <w:rFonts w:hint="eastAsia"/>
               </w:rPr>
               <w:t xml:space="preserve">同一中间层在</w:t>
             </w:r>
@@ -5238,7 +5350,7 @@
             </w:r>
             <w:r>
               <w:rPr>
-                <w:rFonts w:hint="eastAsia" w:ascii="Arial Unicode MS" w:hAnsi="Arial Unicode MS" w:cs="Arial Unicode MS" w:eastAsia="Arial Unicode MS"/>
+                <w:rFonts w:hint="eastAsia"/>
               </w:rPr>
               <w:t xml:space="preserve">个模拟器后端跑通公开电路</w:t>
             </w:r>
@@ -5266,7 +5378,7 @@
             </w:pPr>
             <w:r>
               <w:rPr>
-                <w:rFonts w:hint="eastAsia" w:ascii="Arial Unicode MS" w:hAnsi="Arial Unicode MS" w:cs="Arial Unicode MS" w:eastAsia="Arial Unicode MS"/>
+                <w:rFonts w:hint="eastAsia"/>
               </w:rPr>
               <w:t xml:space="preserve">进阶</w:t>
             </w:r>
@@ -5280,7 +5392,7 @@
             </w:pPr>
             <w:r>
               <w:rPr>
-                <w:rFonts w:hint="eastAsia" w:ascii="Arial Unicode MS" w:hAnsi="Arial Unicode MS" w:cs="Arial Unicode MS" w:eastAsia="Arial Unicode MS"/>
+                <w:rFonts w:hint="eastAsia"/>
               </w:rPr>
               <w:t xml:space="preserve">第三个平台打通</w:t>
             </w:r>
@@ -5289,7 +5401,7 @@
             </w:r>
             <w:r>
               <w:rPr>
-                <w:rFonts w:hint="eastAsia" w:ascii="Arial Unicode MS" w:hAnsi="Arial Unicode MS" w:cs="Arial Unicode MS" w:eastAsia="Arial Unicode MS"/>
+                <w:rFonts w:hint="eastAsia"/>
               </w:rPr>
               <w:t xml:space="preserve">隐藏电路保真度达标，按覆盖度线性计分</w:t>
             </w:r>
@@ -5304,7 +5416,7 @@
             </w:pPr>
             <w:r>
               <w:rPr>
-                <w:rFonts w:hint="eastAsia" w:ascii="Arial Unicode MS" w:hAnsi="Arial Unicode MS" w:cs="Arial Unicode MS" w:eastAsia="Arial Unicode MS"/>
+                <w:rFonts w:hint="eastAsia"/>
               </w:rPr>
               <w:t xml:space="preserve">至</w:t>
             </w:r>
@@ -5323,7 +5435,7 @@
             </w:pPr>
             <w:r>
               <w:rPr>
-                <w:rFonts w:hint="eastAsia" w:ascii="Arial Unicode MS" w:hAnsi="Arial Unicode MS" w:cs="Arial Unicode MS" w:eastAsia="Arial Unicode MS"/>
+                <w:rFonts w:hint="eastAsia"/>
               </w:rPr>
               <w:t xml:space="preserve">真机</w:t>
             </w:r>
@@ -5337,7 +5449,7 @@
             </w:pPr>
             <w:r>
               <w:rPr>
-                <w:rFonts w:hint="eastAsia" w:ascii="Arial Unicode MS" w:hAnsi="Arial Unicode MS" w:cs="Arial Unicode MS" w:eastAsia="Arial Unicode MS"/>
+                <w:rFonts w:hint="eastAsia"/>
               </w:rPr>
               <w:t xml:space="preserve">每个平台真机主峰命中</w:t>
             </w:r>
@@ -5346,7 +5458,7 @@
             </w:r>
             <w:r>
               <w:rPr>
-                <w:rFonts w:hint="eastAsia" w:ascii="Arial Unicode MS" w:hAnsi="Arial Unicode MS" w:cs="Arial Unicode MS" w:eastAsia="Arial Unicode MS"/>
+                <w:rFonts w:hint="eastAsia"/>
               </w:rPr>
               <w:t xml:space="preserve">+5（至多</w:t>
             </w:r>
@@ -5355,7 +5467,7 @@
             </w:r>
             <w:r>
               <w:rPr>
-                <w:rFonts w:hint="eastAsia" w:ascii="Arial Unicode MS" w:hAnsi="Arial Unicode MS" w:cs="Arial Unicode MS" w:eastAsia="Arial Unicode MS"/>
+                <w:rFonts w:hint="eastAsia"/>
               </w:rPr>
               <w:t xml:space="preserve">个平台）</w:t>
             </w:r>
@@ -5383,7 +5495,7 @@
             </w:pPr>
             <w:r>
               <w:rPr>
-                <w:rFonts w:hint="eastAsia" w:ascii="Arial Unicode MS" w:hAnsi="Arial Unicode MS" w:cs="Arial Unicode MS" w:eastAsia="Arial Unicode MS"/>
+                <w:rFonts w:hint="eastAsia"/>
               </w:rPr>
               <w:t xml:space="preserve">满分</w:t>
             </w:r>
@@ -5397,7 +5509,7 @@
             </w:pPr>
             <w:r>
               <w:rPr>
-                <w:rFonts w:hint="eastAsia" w:ascii="Arial Unicode MS" w:hAnsi="Arial Unicode MS" w:cs="Arial Unicode MS" w:eastAsia="Arial Unicode MS"/>
+                <w:rFonts w:hint="eastAsia"/>
               </w:rPr>
               <w:t xml:space="preserve">三平台统一适配</w:t>
             </w:r>
@@ -5406,7 +5518,7 @@
             </w:r>
             <w:r>
               <w:rPr>
-                <w:rFonts w:hint="eastAsia" w:ascii="Arial Unicode MS" w:hAnsi="Arial Unicode MS" w:cs="Arial Unicode MS" w:eastAsia="Arial Unicode MS"/>
+                <w:rFonts w:hint="eastAsia"/>
               </w:rPr>
               <w:t xml:space="preserve">电路全过</w:t>
             </w:r>
@@ -5415,7 +5527,7 @@
             </w:r>
             <w:r>
               <w:rPr>
-                <w:rFonts w:hint="eastAsia" w:ascii="Arial Unicode MS" w:hAnsi="Arial Unicode MS" w:cs="Arial Unicode MS" w:eastAsia="Arial Unicode MS"/>
+                <w:rFonts w:hint="eastAsia"/>
               </w:rPr>
               <w:t xml:space="preserve">平台真机</w:t>
             </w:r>
@@ -5450,7 +5562,7 @@
       </w:r>
       <w:r>
         <w:rPr>
-          <w:rFonts w:hint="eastAsia" w:ascii="Arial Unicode MS" w:hAnsi="Arial Unicode MS" w:cs="Arial Unicode MS" w:eastAsia="Arial Unicode MS"/>
+          <w:rFonts w:hint="eastAsia"/>
         </w:rPr>
         <w:t xml:space="preserve">判定（30</w:t>
       </w:r>
@@ -5459,7 +5571,7 @@
       </w:r>
       <w:r>
         <w:rPr>
-          <w:rFonts w:hint="eastAsia" w:ascii="Arial Unicode MS" w:hAnsi="Arial Unicode MS" w:cs="Arial Unicode MS" w:eastAsia="Arial Unicode MS"/>
+          <w:rFonts w:hint="eastAsia"/>
         </w:rPr>
         <w:t xml:space="preserve">分）：智能体客观评测与交互体验</w:t>
       </w:r>
@@ -5474,7 +5586,7 @@
       </w:pPr>
       <w:r>
         <w:rPr>
-          <w:rFonts w:hint="eastAsia" w:ascii="Arial Unicode MS" w:hAnsi="Arial Unicode MS" w:cs="Arial Unicode MS" w:eastAsia="Arial Unicode MS"/>
+          <w:rFonts w:hint="eastAsia"/>
           <w:b/>
           <w:bCs/>
         </w:rPr>
@@ -5489,7 +5601,7 @@
       </w:r>
       <w:r>
         <w:rPr>
-          <w:rFonts w:hint="eastAsia" w:ascii="Arial Unicode MS" w:hAnsi="Arial Unicode MS" w:cs="Arial Unicode MS" w:eastAsia="Arial Unicode MS"/>
+          <w:rFonts w:hint="eastAsia"/>
           <w:b/>
           <w:bCs/>
         </w:rPr>
@@ -5504,7 +5616,7 @@
       </w:r>
       <w:r>
         <w:rPr>
-          <w:rFonts w:hint="eastAsia" w:ascii="Arial Unicode MS" w:hAnsi="Arial Unicode MS" w:cs="Arial Unicode MS" w:eastAsia="Arial Unicode MS"/>
+          <w:rFonts w:hint="eastAsia"/>
           <w:b/>
           <w:bCs/>
         </w:rPr>
@@ -5512,7 +5624,7 @@
       </w:r>
       <w:r>
         <w:rPr>
-          <w:rFonts w:hint="eastAsia" w:ascii="Arial Unicode MS" w:hAnsi="Arial Unicode MS" w:cs="Arial Unicode MS" w:eastAsia="Arial Unicode MS"/>
+          <w:rFonts w:hint="eastAsia"/>
         </w:rPr>
         <w:t xml:space="preserve">：评测系统向</w:t>
       </w:r>
@@ -5530,13 +5642,13 @@
       </w:r>
       <w:r>
         <w:rPr>
-          <w:rFonts w:hint="eastAsia" w:ascii="Arial Unicode MS" w:hAnsi="Arial Unicode MS" w:cs="Arial Unicode MS" w:eastAsia="Arial Unicode MS"/>
+          <w:rFonts w:hint="eastAsia"/>
         </w:rPr>
         <w:t xml:space="preserve">注入三类任务，</w:t>
       </w:r>
       <w:r>
         <w:rPr>
-          <w:rFonts w:hint="eastAsia" w:ascii="Arial Unicode MS" w:hAnsi="Arial Unicode MS" w:cs="Arial Unicode MS" w:eastAsia="Arial Unicode MS"/>
+          <w:rFonts w:hint="eastAsia"/>
           <w:b/>
           <w:bCs/>
         </w:rPr>
@@ -5551,7 +5663,7 @@
       </w:r>
       <w:r>
         <w:rPr>
-          <w:rFonts w:hint="eastAsia" w:ascii="Arial Unicode MS" w:hAnsi="Arial Unicode MS" w:cs="Arial Unicode MS" w:eastAsia="Arial Unicode MS"/>
+          <w:rFonts w:hint="eastAsia"/>
           <w:b/>
           <w:bCs/>
         </w:rPr>
@@ -5559,7 +5671,7 @@
       </w:r>
       <w:r>
         <w:rPr>
-          <w:rFonts w:hint="eastAsia" w:ascii="Arial Unicode MS" w:hAnsi="Arial Unicode MS" w:cs="Arial Unicode MS" w:eastAsia="Arial Unicode MS"/>
+          <w:rFonts w:hint="eastAsia"/>
         </w:rPr>
         <w:t xml:space="preserve">（改写措辞、更换比特数与目标态），下面仅为示例形态：</w:t>
       </w:r>
@@ -5574,7 +5686,7 @@
       </w:pPr>
       <w:r>
         <w:rPr>
-          <w:rFonts w:hint="eastAsia" w:ascii="Arial Unicode MS" w:hAnsi="Arial Unicode MS" w:cs="Arial Unicode MS" w:eastAsia="Arial Unicode MS"/>
+          <w:rFonts w:hint="eastAsia"/>
           <w:b/>
           <w:bCs/>
         </w:rPr>
@@ -5582,13 +5694,13 @@
       </w:r>
       <w:r>
         <w:rPr>
-          <w:rFonts w:hint="eastAsia" w:ascii="Arial Unicode MS" w:hAnsi="Arial Unicode MS" w:cs="Arial Unicode MS" w:eastAsia="Arial Unicode MS"/>
+          <w:rFonts w:hint="eastAsia"/>
         </w:rPr>
         <w:t xml:space="preserve">：</w:t>
       </w:r>
       <w:r>
         <w:rPr>
-          <w:rFonts w:hint="eastAsia" w:ascii="Arial Unicode MS" w:hAnsi="Arial Unicode MS" w:cs="Arial Unicode MS" w:eastAsia="Arial Unicode MS"/>
+          <w:rFonts w:hint="eastAsia"/>
           <w:i/>
           <w:iCs/>
         </w:rPr>
@@ -5603,7 +5715,7 @@
       </w:r>
       <w:r>
         <w:rPr>
-          <w:rFonts w:hint="eastAsia" w:ascii="Arial Unicode MS" w:hAnsi="Arial Unicode MS" w:cs="Arial Unicode MS" w:eastAsia="Arial Unicode MS"/>
+          <w:rFonts w:hint="eastAsia"/>
           <w:i/>
           <w:iCs/>
         </w:rPr>
@@ -5618,7 +5730,7 @@
       </w:r>
       <w:r>
         <w:rPr>
-          <w:rFonts w:hint="eastAsia" w:ascii="Arial Unicode MS" w:hAnsi="Arial Unicode MS" w:cs="Arial Unicode MS" w:eastAsia="Arial Unicode MS"/>
+          <w:rFonts w:hint="eastAsia"/>
           <w:i/>
           <w:iCs/>
         </w:rPr>
@@ -5632,7 +5744,7 @@
       </w:r>
       <w:r>
         <w:rPr>
-          <w:rFonts w:hint="eastAsia" w:ascii="Arial Unicode MS" w:hAnsi="Arial Unicode MS" w:cs="Arial Unicode MS" w:eastAsia="Arial Unicode MS"/>
+          <w:rFonts w:hint="eastAsia"/>
         </w:rPr>
         <w:t xml:space="preserve">产物</w:t>
       </w:r>
@@ -5641,7 +5753,7 @@
       </w:r>
       <w:r>
         <w:rPr>
-          <w:rFonts w:hint="eastAsia" w:ascii="Arial Unicode MS" w:hAnsi="Arial Unicode MS" w:cs="Arial Unicode MS" w:eastAsia="Arial Unicode MS"/>
+          <w:rFonts w:hint="eastAsia"/>
         </w:rPr>
         <w:t xml:space="preserve">经无噪声模拟器验证，Fidelity</w:t>
       </w:r>
@@ -5650,7 +5762,7 @@
       </w:r>
       <w:r>
         <w:rPr>
-          <w:rFonts w:hint="eastAsia" w:ascii="Arial Unicode MS" w:hAnsi="Arial Unicode MS" w:cs="Arial Unicode MS" w:eastAsia="Arial Unicode MS"/>
+          <w:rFonts w:hint="eastAsia"/>
         </w:rPr>
         <w:t xml:space="preserve">视为通过。</w:t>
       </w:r>
@@ -5665,7 +5777,7 @@
       </w:pPr>
       <w:r>
         <w:rPr>
-          <w:rFonts w:hint="eastAsia" w:ascii="Arial Unicode MS" w:hAnsi="Arial Unicode MS" w:cs="Arial Unicode MS" w:eastAsia="Arial Unicode MS"/>
+          <w:rFonts w:hint="eastAsia"/>
           <w:b/>
           <w:bCs/>
         </w:rPr>
@@ -5673,13 +5785,13 @@
       </w:r>
       <w:r>
         <w:rPr>
-          <w:rFonts w:hint="eastAsia" w:ascii="Arial Unicode MS" w:hAnsi="Arial Unicode MS" w:cs="Arial Unicode MS" w:eastAsia="Arial Unicode MS"/>
+          <w:rFonts w:hint="eastAsia"/>
         </w:rPr>
         <w:t xml:space="preserve">：</w:t>
       </w:r>
       <w:r>
         <w:rPr>
-          <w:rFonts w:hint="eastAsia" w:ascii="Arial Unicode MS" w:hAnsi="Arial Unicode MS" w:cs="Arial Unicode MS" w:eastAsia="Arial Unicode MS"/>
+          <w:rFonts w:hint="eastAsia"/>
           <w:i/>
           <w:iCs/>
         </w:rPr>
@@ -5695,7 +5807,7 @@
       </w:r>
       <w:r>
         <w:rPr>
-          <w:rFonts w:hint="eastAsia" w:ascii="Arial Unicode MS" w:hAnsi="Arial Unicode MS" w:cs="Arial Unicode MS" w:eastAsia="Arial Unicode MS"/>
+          <w:rFonts w:hint="eastAsia"/>
           <w:i/>
           <w:iCs/>
         </w:rPr>
@@ -5709,13 +5821,13 @@
       </w:r>
       <w:r>
         <w:rPr>
-          <w:rFonts w:hint="eastAsia" w:ascii="Arial Unicode MS" w:hAnsi="Arial Unicode MS" w:cs="Arial Unicode MS" w:eastAsia="Arial Unicode MS"/>
+          <w:rFonts w:hint="eastAsia"/>
         </w:rPr>
         <w:t xml:space="preserve">中</w:t>
       </w:r>
       <w:r>
         <w:rPr>
-          <w:rFonts w:hint="eastAsia" w:ascii="Arial Unicode MS" w:hAnsi="Arial Unicode MS" w:cs="Arial Unicode MS" w:eastAsia="Arial Unicode MS"/>
+          <w:rFonts w:hint="eastAsia"/>
           <w:b/>
           <w:bCs/>
         </w:rPr>
@@ -5723,7 +5835,7 @@
       </w:r>
       <w:r>
         <w:rPr>
-          <w:rFonts w:hint="eastAsia" w:ascii="Arial Unicode MS" w:hAnsi="Arial Unicode MS" w:cs="Arial Unicode MS" w:eastAsia="Arial Unicode MS"/>
+          <w:rFonts w:hint="eastAsia"/>
         </w:rPr>
         <w:t xml:space="preserve">，修复产物必须在语义上实现该目标态并通过</w:t>
       </w:r>
@@ -5732,7 +5844,7 @@
       </w:r>
       <w:r>
         <w:rPr>
-          <w:rFonts w:hint="eastAsia" w:ascii="Arial Unicode MS" w:hAnsi="Arial Unicode MS" w:cs="Arial Unicode MS" w:eastAsia="Arial Unicode MS"/>
+          <w:rFonts w:hint="eastAsia"/>
         </w:rPr>
         <w:t xml:space="preserve">验证。</w:t>
       </w:r>
@@ -5747,7 +5859,7 @@
       </w:pPr>
       <w:r>
         <w:rPr>
-          <w:rFonts w:hint="eastAsia" w:ascii="Arial Unicode MS" w:hAnsi="Arial Unicode MS" w:cs="Arial Unicode MS" w:eastAsia="Arial Unicode MS"/>
+          <w:rFonts w:hint="eastAsia"/>
           <w:b/>
           <w:bCs/>
         </w:rPr>
@@ -5755,13 +5867,13 @@
       </w:r>
       <w:r>
         <w:rPr>
-          <w:rFonts w:hint="eastAsia" w:ascii="Arial Unicode MS" w:hAnsi="Arial Unicode MS" w:cs="Arial Unicode MS" w:eastAsia="Arial Unicode MS"/>
+          <w:rFonts w:hint="eastAsia"/>
         </w:rPr>
         <w:t xml:space="preserve">：</w:t>
       </w:r>
       <w:r>
         <w:rPr>
-          <w:rFonts w:hint="eastAsia" w:ascii="Arial Unicode MS" w:hAnsi="Arial Unicode MS" w:cs="Arial Unicode MS" w:eastAsia="Arial Unicode MS"/>
+          <w:rFonts w:hint="eastAsia"/>
           <w:i/>
           <w:iCs/>
         </w:rPr>
@@ -5776,7 +5888,7 @@
       </w:r>
       <w:r>
         <w:rPr>
-          <w:rFonts w:hint="eastAsia" w:ascii="Arial Unicode MS" w:hAnsi="Arial Unicode MS" w:cs="Arial Unicode MS" w:eastAsia="Arial Unicode MS"/>
+          <w:rFonts w:hint="eastAsia"/>
           <w:i/>
           <w:iCs/>
         </w:rPr>
@@ -5790,13 +5902,13 @@
       </w:r>
       <w:r>
         <w:rPr>
-          <w:rFonts w:hint="eastAsia" w:ascii="Arial Unicode MS" w:hAnsi="Arial Unicode MS" w:cs="Arial Unicode MS" w:eastAsia="Arial Unicode MS"/>
+          <w:rFonts w:hint="eastAsia"/>
         </w:rPr>
         <w:t xml:space="preserve">回复须包含一个</w:t>
       </w:r>
       <w:r>
         <w:rPr>
-          <w:rFonts w:hint="eastAsia" w:ascii="Arial Unicode MS" w:hAnsi="Arial Unicode MS" w:cs="Arial Unicode MS" w:eastAsia="Arial Unicode MS"/>
+          <w:rFonts w:hint="eastAsia"/>
           <w:b/>
           <w:bCs/>
         </w:rPr>
@@ -5804,7 +5916,7 @@
       </w:r>
       <w:r>
         <w:rPr>
-          <w:rFonts w:hint="eastAsia" w:ascii="Arial Unicode MS" w:hAnsi="Arial Unicode MS" w:cs="Arial Unicode MS" w:eastAsia="Arial Unicode MS"/>
+          <w:rFonts w:hint="eastAsia"/>
         </w:rPr>
         <w:t xml:space="preserve">（如</w:t>
       </w:r>
@@ -5819,7 +5931,7 @@
       </w:r>
       <w:r>
         <w:rPr>
-          <w:rFonts w:hint="eastAsia" w:ascii="Arial Unicode MS" w:hAnsi="Arial Unicode MS" w:cs="Arial Unicode MS" w:eastAsia="Arial Unicode MS"/>
+          <w:rFonts w:hint="eastAsia"/>
         </w:rPr>
         <w:t xml:space="preserve">），评测按官方《后端能力表》（比特数上限</w:t>
       </w:r>
@@ -5828,7 +5940,7 @@
       </w:r>
       <w:r>
         <w:rPr>
-          <w:rFonts w:hint="eastAsia" w:ascii="Arial Unicode MS" w:hAnsi="Arial Unicode MS" w:cs="Arial Unicode MS" w:eastAsia="Arial Unicode MS"/>
+          <w:rFonts w:hint="eastAsia"/>
         </w:rPr>
         <w:t xml:space="preserve">排队特性</w:t>
       </w:r>
@@ -5837,7 +5949,7 @@
       </w:r>
       <w:r>
         <w:rPr>
-          <w:rFonts w:hint="eastAsia" w:ascii="Arial Unicode MS" w:hAnsi="Arial Unicode MS" w:cs="Arial Unicode MS" w:eastAsia="Arial Unicode MS"/>
+          <w:rFonts w:hint="eastAsia"/>
         </w:rPr>
         <w:t xml:space="preserve">费用，见</w:t>
       </w:r>
@@ -5846,7 +5958,7 @@
       </w:r>
       <w:r>
         <w:rPr>
-          <w:rFonts w:hint="eastAsia" w:ascii="Arial Unicode MS" w:hAnsi="Arial Unicode MS" w:cs="Arial Unicode MS" w:eastAsia="Arial Unicode MS"/>
+          <w:rFonts w:hint="eastAsia"/>
         </w:rPr>
         <w:t xml:space="preserve">的</w:t>
       </w:r>
@@ -5861,7 +5973,7 @@
       </w:r>
       <w:r>
         <w:rPr>
-          <w:rFonts w:hint="eastAsia" w:ascii="Arial Unicode MS" w:hAnsi="Arial Unicode MS" w:cs="Arial Unicode MS" w:eastAsia="Arial Unicode MS"/>
+          <w:rFonts w:hint="eastAsia"/>
         </w:rPr>
         <w:t xml:space="preserve">）核对唯一正确答案集。</w:t>
       </w:r>
@@ -5876,7 +5988,7 @@
       </w:pPr>
       <w:r>
         <w:rPr>
-          <w:rFonts w:hint="eastAsia" w:ascii="Arial Unicode MS" w:hAnsi="Arial Unicode MS" w:cs="Arial Unicode MS" w:eastAsia="Arial Unicode MS"/>
+          <w:rFonts w:hint="eastAsia"/>
         </w:rPr>
         <w:t xml:space="preserve">客观分</w:t>
       </w:r>
@@ -5885,7 +5997,7 @@
       </w:r>
       <w:r>
         <w:rPr>
-          <w:rFonts w:hint="eastAsia" w:ascii="Arial Unicode MS" w:hAnsi="Arial Unicode MS" w:cs="Arial Unicode MS" w:eastAsia="Arial Unicode MS"/>
+          <w:rFonts w:hint="eastAsia"/>
         </w:rPr>
         <w:t xml:space="preserve">各变体通过率</w:t>
       </w:r>
@@ -5903,7 +6015,7 @@
       </w:pPr>
       <w:r>
         <w:rPr>
-          <w:rFonts w:hint="eastAsia" w:ascii="Arial Unicode MS" w:hAnsi="Arial Unicode MS" w:cs="Arial Unicode MS" w:eastAsia="Arial Unicode MS"/>
+          <w:rFonts w:hint="eastAsia"/>
           <w:b/>
           <w:bCs/>
         </w:rPr>
@@ -5911,7 +6023,7 @@
       </w:r>
       <w:r>
         <w:rPr>
-          <w:rFonts w:hint="eastAsia" w:ascii="Arial Unicode MS" w:hAnsi="Arial Unicode MS" w:cs="Arial Unicode MS" w:eastAsia="Arial Unicode MS"/>
+          <w:rFonts w:hint="eastAsia"/>
         </w:rPr>
         <w:t xml:space="preserve">：只要求可被评测器自动调用的</w:t>
       </w:r>
@@ -5929,7 +6041,7 @@
       </w:r>
       <w:r>
         <w:rPr>
-          <w:rFonts w:hint="eastAsia" w:ascii="Arial Unicode MS" w:hAnsi="Arial Unicode MS" w:cs="Arial Unicode MS" w:eastAsia="Arial Unicode MS"/>
+          <w:rFonts w:hint="eastAsia"/>
         </w:rPr>
         <w:t xml:space="preserve">代码，不要求</w:t>
       </w:r>
@@ -5938,7 +6050,7 @@
       </w:r>
       <w:r>
         <w:rPr>
-          <w:rFonts w:hint="eastAsia" w:ascii="Arial Unicode MS" w:hAnsi="Arial Unicode MS" w:cs="Arial Unicode MS" w:eastAsia="Arial Unicode MS"/>
+          <w:rFonts w:hint="eastAsia"/>
         </w:rPr>
         <w:t xml:space="preserve">或独立应用；Prompt</w:t>
       </w:r>
@@ -5947,7 +6059,7 @@
       </w:r>
       <w:r>
         <w:rPr>
-          <w:rFonts w:hint="eastAsia" w:ascii="Arial Unicode MS" w:hAnsi="Arial Unicode MS" w:cs="Arial Unicode MS" w:eastAsia="Arial Unicode MS"/>
+          <w:rFonts w:hint="eastAsia"/>
         </w:rPr>
         <w:t xml:space="preserve">文档、截图和人工演示不计入该</w:t>
       </w:r>
@@ -5956,7 +6068,7 @@
       </w:r>
       <w:r>
         <w:rPr>
-          <w:rFonts w:hint="eastAsia" w:ascii="Arial Unicode MS" w:hAnsi="Arial Unicode MS" w:cs="Arial Unicode MS" w:eastAsia="Arial Unicode MS"/>
+          <w:rFonts w:hint="eastAsia"/>
         </w:rPr>
         <w:t xml:space="preserve">分。</w:t>
       </w:r>
@@ -5971,7 +6083,7 @@
       </w:pPr>
       <w:r>
         <w:rPr>
-          <w:rFonts w:hint="eastAsia" w:ascii="Arial Unicode MS" w:hAnsi="Arial Unicode MS" w:cs="Arial Unicode MS" w:eastAsia="Arial Unicode MS"/>
+          <w:rFonts w:hint="eastAsia"/>
         </w:rPr>
         <w:t xml:space="preserve">正式评测使用</w:t>
       </w:r>
@@ -5980,7 +6092,7 @@
       </w:r>
       <w:r>
         <w:rPr>
-          <w:rFonts w:hint="eastAsia" w:ascii="Arial Unicode MS" w:hAnsi="Arial Unicode MS" w:cs="Arial Unicode MS" w:eastAsia="Arial Unicode MS"/>
+          <w:rFonts w:hint="eastAsia"/>
         </w:rPr>
         <w:t xml:space="preserve">个固定私有种子，共</w:t>
       </w:r>
@@ -5989,7 +6101,7 @@
       </w:r>
       <w:r>
         <w:rPr>
-          <w:rFonts w:hint="eastAsia" w:ascii="Arial Unicode MS" w:hAnsi="Arial Unicode MS" w:cs="Arial Unicode MS" w:eastAsia="Arial Unicode MS"/>
+          <w:rFonts w:hint="eastAsia"/>
         </w:rPr>
         <w:t xml:space="preserve">个</w:t>
       </w:r>
@@ -5998,72 +6110,27 @@
       </w:r>
       <w:r>
         <w:rPr>
-          <w:rFonts w:hint="eastAsia" w:ascii="Arial Unicode MS" w:hAnsi="Arial Unicode MS" w:cs="Arial Unicode MS" w:eastAsia="Arial Unicode MS"/>
-        </w:rPr>
-        <w:t xml:space="preserve">case。每个</w:t>
+          <w:rFonts w:hint="eastAsia"/>
+        </w:rPr>
+        <w:t xml:space="preserve">case，每个时限</w:t>
+      </w:r>
+      <w:r>
+        <w:t xml:space="preserve"> 120 </w:t>
+      </w:r>
+      <w:r>
+        <w:rPr>
+          <w:rFonts w:hint="eastAsia"/>
+        </w:rPr>
+        <w:t xml:space="preserve">秒。选手程序必须至少完成一次有效的模型服务调用，该</w:t>
       </w:r>
       <w:r>
         <w:t xml:space="preserve"> case </w:t>
       </w:r>
       <w:r>
         <w:rPr>
-          <w:rFonts w:hint="eastAsia" w:ascii="Arial Unicode MS" w:hAnsi="Arial Unicode MS" w:cs="Arial Unicode MS" w:eastAsia="Arial Unicode MS"/>
-        </w:rPr>
-        <w:t xml:space="preserve">最多调用</w:t>
-      </w:r>
-      <w:r>
-        <w:t xml:space="preserve"> DeepSeek 3 </w:t>
-      </w:r>
-      <w:r>
-        <w:rPr>
-          <w:rFonts w:hint="eastAsia" w:ascii="Arial Unicode MS" w:hAnsi="Arial Unicode MS" w:cs="Arial Unicode MS" w:eastAsia="Arial Unicode MS"/>
-        </w:rPr>
-        <w:t xml:space="preserve">次，累计最多</w:t>
-      </w:r>
-      <w:r>
-        <w:t xml:space="preserve"> 8,000 </w:t>
-      </w:r>
-      <w:r>
-        <w:rPr>
-          <w:rFonts w:hint="eastAsia" w:ascii="Arial Unicode MS" w:hAnsi="Arial Unicode MS" w:cs="Arial Unicode MS" w:eastAsia="Arial Unicode MS"/>
-        </w:rPr>
-        <w:t xml:space="preserve">输入</w:t>
-      </w:r>
-      <w:r>
-        <w:t xml:space="preserve"> Token、2,000 </w:t>
-      </w:r>
-      <w:r>
-        <w:rPr>
-          <w:rFonts w:hint="eastAsia" w:ascii="Arial Unicode MS" w:hAnsi="Arial Unicode MS" w:cs="Arial Unicode MS" w:eastAsia="Arial Unicode MS"/>
-        </w:rPr>
-        <w:t xml:space="preserve">输出</w:t>
-      </w:r>
-      <w:r>
-        <w:t xml:space="preserve"> </w:t>
-      </w:r>
-      <w:r>
-        <w:rPr>
-          <w:rFonts w:hint="eastAsia" w:ascii="Arial Unicode MS" w:hAnsi="Arial Unicode MS" w:cs="Arial Unicode MS" w:eastAsia="Arial Unicode MS"/>
-        </w:rPr>
-        <w:t xml:space="preserve">Token，总时限</w:t>
-      </w:r>
-      <w:r>
-        <w:t xml:space="preserve"> 120 </w:t>
-      </w:r>
-      <w:r>
-        <w:rPr>
-          <w:rFonts w:hint="eastAsia" w:ascii="Arial Unicode MS" w:hAnsi="Arial Unicode MS" w:cs="Arial Unicode MS" w:eastAsia="Arial Unicode MS"/>
-        </w:rPr>
-        <w:t xml:space="preserve">秒。选手程序必须至少完成一次有效的模型服务调用，该</w:t>
-      </w:r>
-      <w:r>
-        <w:t xml:space="preserve"> case </w:t>
-      </w:r>
-      <w:r>
-        <w:rPr>
-          <w:rFonts w:hint="eastAsia" w:ascii="Arial Unicode MS" w:hAnsi="Arial Unicode MS" w:cs="Arial Unicode MS" w:eastAsia="Arial Unicode MS"/>
-        </w:rPr>
-        <w:t xml:space="preserve">才具备得分资格；超预算或绕过模型的硬编码结果不得分。</w:t>
+          <w:rFonts w:hint="eastAsia"/>
+        </w:rPr>
+        <w:t xml:space="preserve">才具备得分资格。</w:t>
       </w:r>
     </w:p>
     <w:p>
@@ -6076,7 +6143,7 @@
       </w:pPr>
       <w:r>
         <w:rPr>
-          <w:rFonts w:hint="eastAsia" w:ascii="Arial Unicode MS" w:hAnsi="Arial Unicode MS" w:cs="Arial Unicode MS" w:eastAsia="Arial Unicode MS"/>
+          <w:rFonts w:hint="eastAsia"/>
         </w:rPr>
         <w:t xml:space="preserve">组委会模型服务或网络发生基础设施异常时，不直接判定选手失败；服务恢复后将按统一规则复评。</w:t>
       </w:r>
@@ -6091,7 +6158,7 @@
       </w:pPr>
       <w:r>
         <w:rPr>
-          <w:rFonts w:hint="eastAsia" w:ascii="Arial Unicode MS" w:hAnsi="Arial Unicode MS" w:cs="Arial Unicode MS" w:eastAsia="Arial Unicode MS"/>
+          <w:rFonts w:hint="eastAsia"/>
           <w:b/>
           <w:bCs/>
         </w:rPr>
@@ -6106,7 +6173,7 @@
       </w:r>
       <w:r>
         <w:rPr>
-          <w:rFonts w:hint="eastAsia" w:ascii="Arial Unicode MS" w:hAnsi="Arial Unicode MS" w:cs="Arial Unicode MS" w:eastAsia="Arial Unicode MS"/>
+          <w:rFonts w:hint="eastAsia"/>
           <w:b/>
           <w:bCs/>
         </w:rPr>
@@ -6114,7 +6181,7 @@
       </w:r>
       <w:r>
         <w:rPr>
-          <w:rFonts w:hint="eastAsia" w:ascii="Arial Unicode MS" w:hAnsi="Arial Unicode MS" w:cs="Arial Unicode MS" w:eastAsia="Arial Unicode MS"/>
+          <w:rFonts w:hint="eastAsia"/>
         </w:rPr>
         <w:t xml:space="preserve">：在客观评测代码之外提供可运行的用户入口，网页或</w:t>
       </w:r>
@@ -6123,22 +6190,22 @@
       </w:r>
       <w:r>
         <w:rPr>
-          <w:rFonts w:hint="eastAsia" w:ascii="Arial Unicode MS" w:hAnsi="Arial Unicode MS" w:cs="Arial Unicode MS" w:eastAsia="Arial Unicode MS"/>
-        </w:rPr>
-        <w:t xml:space="preserve">均可。评委现场测试</w:t>
+          <w:rFonts w:hint="eastAsia"/>
+        </w:rPr>
+        <w:t xml:space="preserve">均可。工作人员依据最终提交代码，在统一评测环境中测试</w:t>
       </w:r>
       <w:r>
         <w:t xml:space="preserve"> Agent </w:t>
       </w:r>
       <w:r>
         <w:rPr>
-          <w:rFonts w:hint="eastAsia" w:ascii="Arial Unicode MS" w:hAnsi="Arial Unicode MS" w:cs="Arial Unicode MS" w:eastAsia="Arial Unicode MS"/>
-        </w:rPr>
-        <w:t xml:space="preserve">面对零物理背景用户的交互友好度、容错提示与结果可视化；截图或录屏只能说明流程，不能替代现场运行。</w:t>
-      </w:r>
-      <w:r>
-        <w:rPr>
-          <w:rFonts w:hint="eastAsia" w:ascii="Arial Unicode MS" w:hAnsi="Arial Unicode MS" w:cs="Arial Unicode MS" w:eastAsia="Arial Unicode MS"/>
+          <w:rFonts w:hint="eastAsia"/>
+        </w:rPr>
+        <w:t xml:space="preserve">面对零物理背景用户的交互友好度、容错提示与结果可视化；截图或录屏只能说明流程，不能替代可运行的提交。</w:t>
+      </w:r>
+      <w:r>
+        <w:rPr>
+          <w:rFonts w:hint="eastAsia"/>
           <w:b/>
           <w:bCs/>
         </w:rPr>
@@ -6153,7 +6220,7 @@
       </w:r>
       <w:r>
         <w:rPr>
-          <w:rFonts w:hint="eastAsia" w:ascii="Arial Unicode MS" w:hAnsi="Arial Unicode MS" w:cs="Arial Unicode MS" w:eastAsia="Arial Unicode MS"/>
+          <w:rFonts w:hint="eastAsia"/>
           <w:b/>
           <w:bCs/>
         </w:rPr>
@@ -6161,7 +6228,7 @@
       </w:r>
       <w:r>
         <w:rPr>
-          <w:rFonts w:hint="eastAsia" w:ascii="Arial Unicode MS" w:hAnsi="Arial Unicode MS" w:cs="Arial Unicode MS" w:eastAsia="Arial Unicode MS"/>
+          <w:rFonts w:hint="eastAsia"/>
         </w:rPr>
         <w:t xml:space="preserve">，防止”只有故事没有工具”。</w:t>
       </w:r>
@@ -6177,7 +6244,7 @@
       </w:r>
       <w:r>
         <w:rPr>
-          <w:rFonts w:hint="eastAsia" w:ascii="Arial Unicode MS" w:hAnsi="Arial Unicode MS" w:cs="Arial Unicode MS" w:eastAsia="Arial Unicode MS"/>
+          <w:rFonts w:hint="eastAsia"/>
         </w:rPr>
         <w:t xml:space="preserve">判定（15</w:t>
       </w:r>
@@ -6186,7 +6253,7 @@
       </w:r>
       <w:r>
         <w:rPr>
-          <w:rFonts w:hint="eastAsia" w:ascii="Arial Unicode MS" w:hAnsi="Arial Unicode MS" w:cs="Arial Unicode MS" w:eastAsia="Arial Unicode MS"/>
+          <w:rFonts w:hint="eastAsia"/>
         </w:rPr>
         <w:t xml:space="preserve">分）：混合编译正确性</w:t>
       </w:r>
@@ -6201,13 +6268,13 @@
       </w:pPr>
       <w:r>
         <w:rPr>
-          <w:rFonts w:hint="eastAsia" w:ascii="Arial Unicode MS" w:hAnsi="Arial Unicode MS" w:cs="Arial Unicode MS" w:eastAsia="Arial Unicode MS"/>
+          <w:rFonts w:hint="eastAsia"/>
         </w:rPr>
         <w:t xml:space="preserve">评测系统按第三节文法</w:t>
       </w:r>
       <w:r>
         <w:rPr>
-          <w:rFonts w:hint="eastAsia" w:ascii="Arial Unicode MS" w:hAnsi="Arial Unicode MS" w:cs="Arial Unicode MS" w:eastAsia="Arial Unicode MS"/>
+          <w:rFonts w:hint="eastAsia"/>
           <w:b/>
           <w:bCs/>
         </w:rPr>
@@ -6222,7 +6289,7 @@
       </w:r>
       <w:r>
         <w:rPr>
-          <w:rFonts w:hint="eastAsia" w:ascii="Arial Unicode MS" w:hAnsi="Arial Unicode MS" w:cs="Arial Unicode MS" w:eastAsia="Arial Unicode MS"/>
+          <w:rFonts w:hint="eastAsia"/>
           <w:b/>
           <w:bCs/>
         </w:rPr>
@@ -6237,7 +6304,7 @@
       </w:r>
       <w:r>
         <w:rPr>
-          <w:rFonts w:hint="eastAsia" w:ascii="Arial Unicode MS" w:hAnsi="Arial Unicode MS" w:cs="Arial Unicode MS" w:eastAsia="Arial Unicode MS"/>
+          <w:rFonts w:hint="eastAsia"/>
           <w:b/>
           <w:bCs/>
         </w:rPr>
@@ -6245,7 +6312,7 @@
       </w:r>
       <w:r>
         <w:rPr>
-          <w:rFonts w:hint="eastAsia" w:ascii="Arial Unicode MS" w:hAnsi="Arial Unicode MS" w:cs="Arial Unicode MS" w:eastAsia="Arial Unicode MS"/>
+          <w:rFonts w:hint="eastAsia"/>
         </w:rPr>
         <w:t xml:space="preserve">（不同分支结构、不同常量、不同测量位数）。</w:t>
       </w:r>
@@ -6260,7 +6327,7 @@
       </w:pPr>
       <w:r>
         <w:rPr>
-          <w:rFonts w:hint="eastAsia" w:ascii="Arial Unicode MS" w:hAnsi="Arial Unicode MS" w:cs="Arial Unicode MS" w:eastAsia="Arial Unicode MS"/>
+          <w:rFonts w:hint="eastAsia"/>
         </w:rPr>
         <w:t xml:space="preserve">对每组用例：将</w:t>
       </w:r>
@@ -6278,7 +6345,7 @@
       </w:r>
       <w:r>
         <w:rPr>
-          <w:rFonts w:hint="eastAsia" w:ascii="Arial Unicode MS" w:hAnsi="Arial Unicode MS" w:cs="Arial Unicode MS" w:eastAsia="Arial Unicode MS"/>
+          <w:rFonts w:hint="eastAsia"/>
         </w:rPr>
         <w:t xml:space="preserve">输出的</w:t>
       </w:r>
@@ -6287,7 +6354,7 @@
       </w:r>
       <w:r>
         <w:rPr>
-          <w:rFonts w:hint="eastAsia" w:ascii="Arial Unicode MS" w:hAnsi="Arial Unicode MS" w:cs="Arial Unicode MS" w:eastAsia="Arial Unicode MS"/>
+          <w:rFonts w:hint="eastAsia"/>
         </w:rPr>
         <w:t xml:space="preserve">汇编载入官方</w:t>
       </w:r>
@@ -6302,13 +6369,13 @@
       </w:r>
       <w:r>
         <w:rPr>
-          <w:rFonts w:hint="eastAsia" w:ascii="Arial Unicode MS" w:hAnsi="Arial Unicode MS" w:cs="Arial Unicode MS" w:eastAsia="Arial Unicode MS"/>
+          <w:rFonts w:hint="eastAsia"/>
         </w:rPr>
         <w:t xml:space="preserve">，</w:t>
       </w:r>
       <w:r>
         <w:rPr>
-          <w:rFonts w:hint="eastAsia" w:ascii="Arial Unicode MS" w:hAnsi="Arial Unicode MS" w:cs="Arial Unicode MS" w:eastAsia="Arial Unicode MS"/>
+          <w:rFonts w:hint="eastAsia"/>
           <w:b/>
           <w:bCs/>
         </w:rPr>
@@ -6316,7 +6383,7 @@
       </w:r>
       <w:r>
         <w:rPr>
-          <w:rFonts w:hint="eastAsia" w:ascii="Arial Unicode MS" w:hAnsi="Arial Unicode MS" w:cs="Arial Unicode MS" w:eastAsia="Arial Unicode MS"/>
+          <w:rFonts w:hint="eastAsia"/>
         </w:rPr>
         <w:t xml:space="preserve">，逐一比对寄存器终态与参考解释器的结果；同时校验量子操作序列与原电路量子部分语义等价。</w:t>
       </w:r>
@@ -6331,7 +6398,7 @@
       </w:pPr>
       <w:r>
         <w:rPr>
-          <w:rFonts w:hint="eastAsia" w:ascii="Arial Unicode MS" w:hAnsi="Arial Unicode MS" w:cs="Arial Unicode MS" w:eastAsia="Arial Unicode MS"/>
+          <w:rFonts w:hint="eastAsia"/>
         </w:rPr>
         <w:t xml:space="preserve">全部用例、全部注入组合通过得满分；判定完全确定性、无主观分。</w:t>
       </w:r>
@@ -6347,7 +6414,7 @@
       </w:r>
       <w:r>
         <w:rPr>
-          <w:rFonts w:hint="eastAsia" w:ascii="Arial Unicode MS" w:hAnsi="Arial Unicode MS" w:cs="Arial Unicode MS" w:eastAsia="Arial Unicode MS"/>
+          <w:rFonts w:hint="eastAsia"/>
         </w:rPr>
         <w:t xml:space="preserve">工程与产品化叙事（10</w:t>
       </w:r>
@@ -6356,7 +6423,7 @@
       </w:r>
       <w:r>
         <w:rPr>
-          <w:rFonts w:hint="eastAsia" w:ascii="Arial Unicode MS" w:hAnsi="Arial Unicode MS" w:cs="Arial Unicode MS" w:eastAsia="Arial Unicode MS"/>
+          <w:rFonts w:hint="eastAsia"/>
         </w:rPr>
         <w:t xml:space="preserve">分）</w:t>
       </w:r>
@@ -6371,7 +6438,7 @@
       </w:pPr>
       <w:r>
         <w:rPr>
-          <w:rFonts w:hint="eastAsia" w:ascii="Arial Unicode MS" w:hAnsi="Arial Unicode MS" w:cs="Arial Unicode MS" w:eastAsia="Arial Unicode MS"/>
+          <w:rFonts w:hint="eastAsia"/>
         </w:rPr>
         <w:t xml:space="preserve">一键</w:t>
       </w:r>
@@ -6389,7 +6456,7 @@
       </w:r>
       <w:r>
         <w:rPr>
-          <w:rFonts w:hint="eastAsia" w:ascii="Arial Unicode MS" w:hAnsi="Arial Unicode MS" w:cs="Arial Unicode MS" w:eastAsia="Arial Unicode MS"/>
+          <w:rFonts w:hint="eastAsia"/>
         </w:rPr>
         <w:t xml:space="preserve">可复现（评委在干净环境按</w:t>
       </w:r>
@@ -6398,7 +6465,7 @@
       </w:r>
       <w:r>
         <w:rPr>
-          <w:rFonts w:hint="eastAsia" w:ascii="Arial Unicode MS" w:hAnsi="Arial Unicode MS" w:cs="Arial Unicode MS" w:eastAsia="Arial Unicode MS"/>
+          <w:rFonts w:hint="eastAsia"/>
         </w:rPr>
         <w:t xml:space="preserve">一条命令跑通）。</w:t>
       </w:r>
@@ -6413,7 +6480,7 @@
       </w:pPr>
       <w:r>
         <w:rPr>
-          <w:rFonts w:hint="eastAsia" w:ascii="Arial Unicode MS" w:hAnsi="Arial Unicode MS" w:cs="Arial Unicode MS" w:eastAsia="Arial Unicode MS"/>
+          <w:rFonts w:hint="eastAsia"/>
         </w:rPr>
         <w:t xml:space="preserve">代码质量、架构文档清晰。</w:t>
       </w:r>
@@ -6428,7 +6495,7 @@
       </w:pPr>
       <w:r>
         <w:rPr>
-          <w:rFonts w:hint="eastAsia" w:ascii="Arial Unicode MS" w:hAnsi="Arial Unicode MS" w:cs="Arial Unicode MS" w:eastAsia="Arial Unicode MS"/>
+          <w:rFonts w:hint="eastAsia"/>
           <w:b/>
           <w:bCs/>
         </w:rPr>
@@ -6436,7 +6503,7 @@
       </w:r>
       <w:r>
         <w:rPr>
-          <w:rFonts w:hint="eastAsia" w:ascii="Arial Unicode MS" w:hAnsi="Arial Unicode MS" w:cs="Arial Unicode MS" w:eastAsia="Arial Unicode MS"/>
+          <w:rFonts w:hint="eastAsia"/>
         </w:rPr>
         <w:t xml:space="preserve">：你的工具让哪一类原本进不来的人，第一次能用上量子计算？（提供</w:t>
       </w:r>
@@ -6445,7 +6512,7 @@
       </w:r>
       <w:r>
         <w:rPr>
-          <w:rFonts w:hint="eastAsia" w:ascii="Arial Unicode MS" w:hAnsi="Arial Unicode MS" w:cs="Arial Unicode MS" w:eastAsia="Arial Unicode MS"/>
+          <w:rFonts w:hint="eastAsia"/>
         </w:rPr>
         <w:t xml:space="preserve">界面、无代码引导等佐证最佳）</w:t>
       </w:r>
@@ -6461,7 +6528,7 @@
       </w:r>
       <w:r>
         <w:rPr>
-          <w:rFonts w:hint="eastAsia" w:ascii="Arial Unicode MS" w:hAnsi="Arial Unicode MS" w:cs="Arial Unicode MS" w:eastAsia="Arial Unicode MS"/>
+          <w:rFonts w:hint="eastAsia"/>
         </w:rPr>
         <w:t xml:space="preserve">额外加分（最高</w:t>
       </w:r>
@@ -6470,7 +6537,7 @@
       </w:r>
       <w:r>
         <w:rPr>
-          <w:rFonts w:hint="eastAsia" w:ascii="Arial Unicode MS" w:hAnsi="Arial Unicode MS" w:cs="Arial Unicode MS" w:eastAsia="Arial Unicode MS"/>
+          <w:rFonts w:hint="eastAsia"/>
         </w:rPr>
         <w:t xml:space="preserve">分）</w:t>
       </w:r>
@@ -6485,7 +6552,7 @@
       </w:pPr>
       <w:r>
         <w:rPr>
-          <w:rFonts w:hint="eastAsia" w:ascii="Arial Unicode MS" w:hAnsi="Arial Unicode MS" w:cs="Arial Unicode MS" w:eastAsia="Arial Unicode MS"/>
+          <w:rFonts w:hint="eastAsia"/>
           <w:b/>
           <w:bCs/>
         </w:rPr>
@@ -6500,7 +6567,7 @@
       </w:r>
       <w:r>
         <w:rPr>
-          <w:rFonts w:hint="eastAsia" w:ascii="Arial Unicode MS" w:hAnsi="Arial Unicode MS" w:cs="Arial Unicode MS" w:eastAsia="Arial Unicode MS"/>
+          <w:rFonts w:hint="eastAsia"/>
           <w:b/>
           <w:bCs/>
         </w:rPr>
@@ -6508,7 +6575,7 @@
       </w:r>
       <w:r>
         <w:rPr>
-          <w:rFonts w:hint="eastAsia" w:ascii="Arial Unicode MS" w:hAnsi="Arial Unicode MS" w:cs="Arial Unicode MS" w:eastAsia="Arial Unicode MS"/>
+          <w:rFonts w:hint="eastAsia"/>
         </w:rPr>
         <w:t xml:space="preserve">：设计</w:t>
       </w:r>
@@ -6517,7 +6584,7 @@
       </w:r>
       <w:r>
         <w:rPr>
-          <w:rFonts w:hint="eastAsia" w:ascii="Arial Unicode MS" w:hAnsi="Arial Unicode MS" w:cs="Arial Unicode MS" w:eastAsia="Arial Unicode MS"/>
+          <w:rFonts w:hint="eastAsia"/>
         </w:rPr>
         <w:t xml:space="preserve">编码量子操作，需同时提交：①</w:t>
       </w:r>
@@ -6526,7 +6593,7 @@
       </w:r>
       <w:r>
         <w:rPr>
-          <w:rFonts w:hint="eastAsia" w:ascii="Arial Unicode MS" w:hAnsi="Arial Unicode MS" w:cs="Arial Unicode MS" w:eastAsia="Arial Unicode MS"/>
+          <w:rFonts w:hint="eastAsia"/>
         </w:rPr>
         <w:t xml:space="preserve">指令编码规格文档；②</w:t>
       </w:r>
@@ -6535,7 +6602,7 @@
       </w:r>
       <w:r>
         <w:rPr>
-          <w:rFonts w:hint="eastAsia" w:ascii="Arial Unicode MS" w:hAnsi="Arial Unicode MS" w:cs="Arial Unicode MS" w:eastAsia="Arial Unicode MS"/>
+          <w:rFonts w:hint="eastAsia"/>
         </w:rPr>
         <w:t xml:space="preserve">对官方模拟器的扩展实现（fork</w:t>
       </w:r>
@@ -6553,7 +6620,7 @@
       </w:r>
       <w:r>
         <w:rPr>
-          <w:rFonts w:hint="eastAsia" w:ascii="Arial Unicode MS" w:hAnsi="Arial Unicode MS" w:cs="Arial Unicode MS" w:eastAsia="Arial Unicode MS"/>
+          <w:rFonts w:hint="eastAsia"/>
         </w:rPr>
         <w:t xml:space="preserve">增加指令支持）；③</w:t>
       </w:r>
@@ -6562,7 +6629,7 @@
       </w:r>
       <w:r>
         <w:rPr>
-          <w:rFonts w:hint="eastAsia" w:ascii="Arial Unicode MS" w:hAnsi="Arial Unicode MS" w:cs="Arial Unicode MS" w:eastAsia="Arial Unicode MS"/>
+          <w:rFonts w:hint="eastAsia"/>
         </w:rPr>
         <w:t xml:space="preserve">可运行的端到端测试。三者齐备方计分。</w:t>
       </w:r>
@@ -6577,7 +6644,7 @@
       </w:pPr>
       <w:r>
         <w:rPr>
-          <w:rFonts w:hint="eastAsia" w:ascii="Arial Unicode MS" w:hAnsi="Arial Unicode MS" w:cs="Arial Unicode MS" w:eastAsia="Arial Unicode MS"/>
+          <w:rFonts w:hint="eastAsia"/>
           <w:b/>
           <w:bCs/>
         </w:rPr>
@@ -6585,7 +6652,7 @@
       </w:r>
       <w:r>
         <w:rPr>
-          <w:rFonts w:hint="eastAsia" w:ascii="Arial Unicode MS" w:hAnsi="Arial Unicode MS" w:cs="Arial Unicode MS" w:eastAsia="Arial Unicode MS"/>
+          <w:rFonts w:hint="eastAsia"/>
         </w:rPr>
         <w:t xml:space="preserve">：评委主观评定。</w:t>
       </w:r>
@@ -6598,7 +6665,7 @@
       </w:pPr>
       <w:r>
         <w:rPr>
-          <w:rFonts w:hint="eastAsia" w:ascii="Arial Unicode MS" w:hAnsi="Arial Unicode MS" w:cs="Arial Unicode MS" w:eastAsia="Arial Unicode MS"/>
+          <w:rFonts w:hint="eastAsia"/>
         </w:rPr>
         <w:t xml:space="preserve">评分总表</w:t>
       </w:r>
@@ -6626,7 +6693,7 @@
             </w:pPr>
             <w:r>
               <w:rPr>
-                <w:rFonts w:hint="eastAsia" w:ascii="Arial Unicode MS" w:hAnsi="Arial Unicode MS" w:cs="Arial Unicode MS" w:eastAsia="Arial Unicode MS"/>
+                <w:rFonts w:hint="eastAsia"/>
               </w:rPr>
               <w:t xml:space="preserve">模块</w:t>
             </w:r>
@@ -6641,7 +6708,7 @@
             </w:pPr>
             <w:r>
               <w:rPr>
-                <w:rFonts w:hint="eastAsia" w:ascii="Arial Unicode MS" w:hAnsi="Arial Unicode MS" w:cs="Arial Unicode MS" w:eastAsia="Arial Unicode MS"/>
+                <w:rFonts w:hint="eastAsia"/>
               </w:rPr>
               <w:t xml:space="preserve">分值</w:t>
             </w:r>
@@ -6655,7 +6722,7 @@
             </w:pPr>
             <w:r>
               <w:rPr>
-                <w:rFonts w:hint="eastAsia" w:ascii="Arial Unicode MS" w:hAnsi="Arial Unicode MS" w:cs="Arial Unicode MS" w:eastAsia="Arial Unicode MS"/>
+                <w:rFonts w:hint="eastAsia"/>
               </w:rPr>
               <w:t xml:space="preserve">核心考点</w:t>
             </w:r>
@@ -6674,7 +6741,7 @@
             </w:r>
             <w:r>
               <w:rPr>
-                <w:rFonts w:hint="eastAsia" w:ascii="Arial Unicode MS" w:hAnsi="Arial Unicode MS" w:cs="Arial Unicode MS" w:eastAsia="Arial Unicode MS"/>
+                <w:rFonts w:hint="eastAsia"/>
               </w:rPr>
               <w:t xml:space="preserve">通用中间层</w:t>
             </w:r>
@@ -6700,7 +6767,7 @@
             </w:pPr>
             <w:r>
               <w:rPr>
-                <w:rFonts w:hint="eastAsia" w:ascii="Arial Unicode MS" w:hAnsi="Arial Unicode MS" w:cs="Arial Unicode MS" w:eastAsia="Arial Unicode MS"/>
+                <w:rFonts w:hint="eastAsia"/>
               </w:rPr>
               <w:t xml:space="preserve">是否真正”统一”地打通多平台</w:t>
             </w:r>
@@ -6719,7 +6786,7 @@
             </w:r>
             <w:r>
               <w:rPr>
-                <w:rFonts w:hint="eastAsia" w:ascii="Arial Unicode MS" w:hAnsi="Arial Unicode MS" w:cs="Arial Unicode MS" w:eastAsia="Arial Unicode MS"/>
+                <w:rFonts w:hint="eastAsia"/>
               </w:rPr>
               <w:t xml:space="preserve">智能体</w:t>
             </w:r>
@@ -6745,7 +6812,7 @@
             </w:pPr>
             <w:r>
               <w:rPr>
-                <w:rFonts w:hint="eastAsia" w:ascii="Arial Unicode MS" w:hAnsi="Arial Unicode MS" w:cs="Arial Unicode MS" w:eastAsia="Arial Unicode MS"/>
+                <w:rFonts w:hint="eastAsia"/>
               </w:rPr>
               <w:t xml:space="preserve">能否让不懂</w:t>
             </w:r>
@@ -6754,7 +6821,7 @@
             </w:r>
             <w:r>
               <w:rPr>
-                <w:rFonts w:hint="eastAsia" w:ascii="Arial Unicode MS" w:hAnsi="Arial Unicode MS" w:cs="Arial Unicode MS" w:eastAsia="Arial Unicode MS"/>
+                <w:rFonts w:hint="eastAsia"/>
               </w:rPr>
               <w:t xml:space="preserve">的人也能用</w:t>
             </w:r>
@@ -6773,7 +6840,7 @@
             </w:r>
             <w:r>
               <w:rPr>
-                <w:rFonts w:hint="eastAsia" w:ascii="Arial Unicode MS" w:hAnsi="Arial Unicode MS" w:cs="Arial Unicode MS" w:eastAsia="Arial Unicode MS"/>
+                <w:rFonts w:hint="eastAsia"/>
               </w:rPr>
               <w:t xml:space="preserve">混合编译</w:t>
             </w:r>
@@ -6799,7 +6866,7 @@
             </w:pPr>
             <w:r>
               <w:rPr>
-                <w:rFonts w:hint="eastAsia" w:ascii="Arial Unicode MS" w:hAnsi="Arial Unicode MS" w:cs="Arial Unicode MS" w:eastAsia="Arial Unicode MS"/>
+                <w:rFonts w:hint="eastAsia"/>
               </w:rPr>
               <w:t xml:space="preserve">量子-经典混合编译硬核能力</w:t>
             </w:r>
@@ -6815,7 +6882,7 @@
             </w:pPr>
             <w:r>
               <w:rPr>
-                <w:rFonts w:hint="eastAsia" w:ascii="Arial Unicode MS" w:hAnsi="Arial Unicode MS" w:cs="Arial Unicode MS" w:eastAsia="Arial Unicode MS"/>
+                <w:rFonts w:hint="eastAsia"/>
               </w:rPr>
               <w:t xml:space="preserve">工程与产品化</w:t>
             </w:r>
@@ -6841,7 +6908,7 @@
             </w:pPr>
             <w:r>
               <w:rPr>
-                <w:rFonts w:hint="eastAsia" w:ascii="Arial Unicode MS" w:hAnsi="Arial Unicode MS" w:cs="Arial Unicode MS" w:eastAsia="Arial Unicode MS"/>
+                <w:rFonts w:hint="eastAsia"/>
               </w:rPr>
               <w:t xml:space="preserve">可复现、可交付、有叙事</w:t>
             </w:r>
@@ -6888,7 +6955,7 @@
             </w:pPr>
             <w:r>
               <w:rPr>
-                <w:rFonts w:hint="eastAsia" w:ascii="Arial Unicode MS" w:hAnsi="Arial Unicode MS" w:cs="Arial Unicode MS" w:eastAsia="Arial Unicode MS"/>
+                <w:rFonts w:hint="eastAsia"/>
               </w:rPr>
               <w:t xml:space="preserve">极客深度与包容性设计</w:t>
             </w:r>
@@ -6904,7 +6971,7 @@
             </w:pPr>
             <w:r>
               <w:rPr>
-                <w:rFonts w:hint="eastAsia" w:ascii="Arial Unicode MS" w:hAnsi="Arial Unicode MS" w:cs="Arial Unicode MS" w:eastAsia="Arial Unicode MS"/>
+                <w:rFonts w:hint="eastAsia"/>
                 <w:b/>
                 <w:bCs/>
               </w:rPr>
@@ -6954,7 +7021,7 @@
       </w:pPr>
       <w:r>
         <w:rPr>
-          <w:rFonts w:hint="eastAsia" w:ascii="Arial Unicode MS" w:hAnsi="Arial Unicode MS" w:cs="Arial Unicode MS" w:eastAsia="Arial Unicode MS"/>
+          <w:rFonts w:hint="eastAsia"/>
         </w:rPr>
         <w:t xml:space="preserve">六、反作弊与判定诚信条款</w:t>
       </w:r>
@@ -6968,13 +7035,13 @@
       </w:r>
       <w:r>
         <w:rPr>
-          <w:rFonts w:hint="eastAsia" w:ascii="Arial Unicode MS" w:hAnsi="Arial Unicode MS" w:cs="Arial Unicode MS" w:eastAsia="Arial Unicode MS"/>
+          <w:rFonts w:hint="eastAsia"/>
         </w:rPr>
         <w:t xml:space="preserve">只提供接口骨架、公开电路和公开自测，</w:t>
       </w:r>
       <w:r>
         <w:rPr>
-          <w:rFonts w:hint="eastAsia" w:ascii="Arial Unicode MS" w:hAnsi="Arial Unicode MS" w:cs="Arial Unicode MS" w:eastAsia="Arial Unicode MS"/>
+          <w:rFonts w:hint="eastAsia"/>
           <w:b/>
           <w:bCs/>
         </w:rPr>
@@ -6989,7 +7056,7 @@
       </w:r>
       <w:r>
         <w:rPr>
-          <w:rFonts w:hint="eastAsia" w:ascii="Arial Unicode MS" w:hAnsi="Arial Unicode MS" w:cs="Arial Unicode MS" w:eastAsia="Arial Unicode MS"/>
+          <w:rFonts w:hint="eastAsia"/>
           <w:b/>
           <w:bCs/>
         </w:rPr>
@@ -7004,7 +7071,7 @@
       </w:r>
       <w:r>
         <w:rPr>
-          <w:rFonts w:hint="eastAsia" w:ascii="Arial Unicode MS" w:hAnsi="Arial Unicode MS" w:cs="Arial Unicode MS" w:eastAsia="Arial Unicode MS"/>
+          <w:rFonts w:hint="eastAsia"/>
           <w:b/>
           <w:bCs/>
         </w:rPr>
@@ -7019,7 +7086,7 @@
       </w:r>
       <w:r>
         <w:rPr>
-          <w:rFonts w:hint="eastAsia" w:ascii="Arial Unicode MS" w:hAnsi="Arial Unicode MS" w:cs="Arial Unicode MS" w:eastAsia="Arial Unicode MS"/>
+          <w:rFonts w:hint="eastAsia"/>
           <w:b/>
           <w:bCs/>
         </w:rPr>
@@ -7027,7 +7094,7 @@
       </w:r>
       <w:r>
         <w:rPr>
-          <w:rFonts w:hint="eastAsia" w:ascii="Arial Unicode MS" w:hAnsi="Arial Unicode MS" w:cs="Arial Unicode MS" w:eastAsia="Arial Unicode MS"/>
+          <w:rFonts w:hint="eastAsia"/>
         </w:rPr>
         <w:t xml:space="preserve">。原样提交不会获得功能分：</w:t>
       </w:r>
@@ -7051,7 +7118,7 @@
       </w:r>
       <w:r>
         <w:rPr>
-          <w:rFonts w:hint="eastAsia" w:ascii="Arial Unicode MS" w:hAnsi="Arial Unicode MS" w:cs="Arial Unicode MS" w:eastAsia="Arial Unicode MS"/>
+          <w:rFonts w:hint="eastAsia"/>
         </w:rPr>
         <w:t xml:space="preserve">中含</w:t>
       </w:r>
@@ -7066,7 +7133,7 @@
       </w:r>
       <w:r>
         <w:rPr>
-          <w:rFonts w:hint="eastAsia" w:ascii="Arial Unicode MS" w:hAnsi="Arial Unicode MS" w:cs="Arial Unicode MS" w:eastAsia="Arial Unicode MS"/>
+          <w:rFonts w:hint="eastAsia"/>
         </w:rPr>
         <w:t xml:space="preserve">、或</w:t>
       </w:r>
@@ -7084,13 +7151,13 @@
       </w:r>
       <w:r>
         <w:rPr>
-          <w:rFonts w:hint="eastAsia" w:ascii="Arial Unicode MS" w:hAnsi="Arial Unicode MS" w:cs="Arial Unicode MS" w:eastAsia="Arial Unicode MS"/>
+          <w:rFonts w:hint="eastAsia"/>
         </w:rPr>
         <w:t xml:space="preserve">无法在对应平台溯源的结果，</w:t>
       </w:r>
       <w:r>
         <w:rPr>
-          <w:rFonts w:hint="eastAsia" w:ascii="Arial Unicode MS" w:hAnsi="Arial Unicode MS" w:cs="Arial Unicode MS" w:eastAsia="Arial Unicode MS"/>
+          <w:rFonts w:hint="eastAsia"/>
           <w:b/>
           <w:bCs/>
         </w:rPr>
@@ -7105,7 +7172,7 @@
       </w:r>
       <w:r>
         <w:rPr>
-          <w:rFonts w:hint="eastAsia" w:ascii="Arial Unicode MS" w:hAnsi="Arial Unicode MS" w:cs="Arial Unicode MS" w:eastAsia="Arial Unicode MS"/>
+          <w:rFonts w:hint="eastAsia"/>
           <w:b/>
           <w:bCs/>
         </w:rPr>
@@ -7128,7 +7195,7 @@
       </w:r>
       <w:r>
         <w:rPr>
-          <w:rFonts w:hint="eastAsia" w:ascii="Arial Unicode MS" w:hAnsi="Arial Unicode MS" w:cs="Arial Unicode MS" w:eastAsia="Arial Unicode MS"/>
+          <w:rFonts w:hint="eastAsia"/>
         </w:rPr>
         <w:t xml:space="preserve">隐藏电路、L2</w:t>
       </w:r>
@@ -7137,7 +7204,7 @@
       </w:r>
       <w:r>
         <w:rPr>
-          <w:rFonts w:hint="eastAsia" w:ascii="Arial Unicode MS" w:hAnsi="Arial Unicode MS" w:cs="Arial Unicode MS" w:eastAsia="Arial Unicode MS"/>
+          <w:rFonts w:hint="eastAsia"/>
         </w:rPr>
         <w:t xml:space="preserve">变体、L3</w:t>
       </w:r>
@@ -7146,13 +7213,13 @@
       </w:r>
       <w:r>
         <w:rPr>
-          <w:rFonts w:hint="eastAsia" w:ascii="Arial Unicode MS" w:hAnsi="Arial Unicode MS" w:cs="Arial Unicode MS" w:eastAsia="Arial Unicode MS"/>
+          <w:rFonts w:hint="eastAsia"/>
         </w:rPr>
         <w:t xml:space="preserve">随机用例均在评测时生成，</w:t>
       </w:r>
       <w:r>
         <w:rPr>
-          <w:rFonts w:hint="eastAsia" w:ascii="Arial Unicode MS" w:hAnsi="Arial Unicode MS" w:cs="Arial Unicode MS" w:eastAsia="Arial Unicode MS"/>
+          <w:rFonts w:hint="eastAsia"/>
           <w:b/>
           <w:bCs/>
         </w:rPr>
@@ -7172,16 +7239,16 @@
       </w:pPr>
       <w:r>
         <w:rPr>
-          <w:rFonts w:hint="eastAsia" w:ascii="Arial Unicode MS" w:hAnsi="Arial Unicode MS" w:cs="Arial Unicode MS" w:eastAsia="Arial Unicode MS"/>
-        </w:rPr>
-        <w:t xml:space="preserve">决赛答辩设代码走查环节：评委将现场替换输入复测；发现关键词匹配式伪</w:t>
-      </w:r>
-      <w:r>
-        <w:t xml:space="preserve"> </w:t>
-      </w:r>
-      <w:r>
-        <w:rPr>
-          <w:rFonts w:hint="eastAsia" w:ascii="Arial Unicode MS" w:hAnsi="Arial Unicode MS" w:cs="Arial Unicode MS" w:eastAsia="Arial Unicode MS"/>
+          <w:rFonts w:hint="eastAsia"/>
+        </w:rPr>
+        <w:t xml:space="preserve">正式评测包含自动化变体复测与必要的代码审查；评测系统将替换输入重新运行。发现关键词匹配式伪</w:t>
+      </w:r>
+      <w:r>
+        <w:t xml:space="preserve"> </w:t>
+      </w:r>
+      <w:r>
+        <w:rPr>
+          <w:rFonts w:hint="eastAsia"/>
         </w:rPr>
         <w:t xml:space="preserve">Agent、打表式伪编译器，对应</w:t>
       </w:r>
@@ -7190,7 +7257,7 @@
       </w:r>
       <w:r>
         <w:rPr>
-          <w:rFonts w:hint="eastAsia" w:ascii="Arial Unicode MS" w:hAnsi="Arial Unicode MS" w:cs="Arial Unicode MS" w:eastAsia="Arial Unicode MS"/>
+          <w:rFonts w:hint="eastAsia"/>
         </w:rPr>
         <w:t xml:space="preserve">判</w:t>
       </w:r>
@@ -7199,7 +7266,7 @@
       </w:r>
       <w:r>
         <w:rPr>
-          <w:rFonts w:hint="eastAsia" w:ascii="Arial Unicode MS" w:hAnsi="Arial Unicode MS" w:cs="Arial Unicode MS" w:eastAsia="Arial Unicode MS"/>
+          <w:rFonts w:hint="eastAsia"/>
         </w:rPr>
         <w:t xml:space="preserve">分并取消该模块奖项资格。</w:t>
       </w:r>
@@ -7214,7 +7281,7 @@
       </w:pPr>
       <w:r>
         <w:rPr>
-          <w:rFonts w:hint="eastAsia" w:ascii="Arial Unicode MS" w:hAnsi="Arial Unicode MS" w:cs="Arial Unicode MS" w:eastAsia="Arial Unicode MS"/>
+          <w:rFonts w:hint="eastAsia"/>
         </w:rPr>
         <w:t xml:space="preserve">允许并鼓励使用</w:t>
       </w:r>
@@ -7223,9 +7290,18 @@
       </w:r>
       <w:r>
         <w:rPr>
-          <w:rFonts w:hint="eastAsia" w:ascii="Arial Unicode MS" w:hAnsi="Arial Unicode MS" w:cs="Arial Unicode MS" w:eastAsia="Arial Unicode MS"/>
-        </w:rPr>
-        <w:t xml:space="preserve">辅助编程，但队伍须能现场解释系统每一部分的工作原理。</w:t>
+          <w:rFonts w:hint="eastAsia"/>
+        </w:rPr>
+        <w:t xml:space="preserve">辅助编程，但队伍须在</w:t>
+      </w:r>
+      <w:r>
+        <w:t xml:space="preserve"> README </w:t>
+      </w:r>
+      <w:r>
+        <w:rPr>
+          <w:rFonts w:hint="eastAsia"/>
+        </w:rPr>
+        <w:t xml:space="preserve">或架构文档中说明系统各部分的工作原理，供异步审查。</w:t>
       </w:r>
     </w:p>
     <w:p>
@@ -7238,7 +7314,7 @@
       </w:pPr>
       <w:r>
         <w:rPr>
-          <w:rFonts w:hint="eastAsia" w:ascii="Arial Unicode MS" w:hAnsi="Arial Unicode MS" w:cs="Arial Unicode MS" w:eastAsia="Arial Unicode MS"/>
+          <w:rFonts w:hint="eastAsia"/>
         </w:rPr>
         <w:t xml:space="preserve">正式评测器由组织方持有，不复制到选手仓库运行；每个</w:t>
       </w:r>
@@ -7247,7 +7323,7 @@
       </w:r>
       <w:r>
         <w:rPr>
-          <w:rFonts w:hint="eastAsia" w:ascii="Arial Unicode MS" w:hAnsi="Arial Unicode MS" w:cs="Arial Unicode MS" w:eastAsia="Arial Unicode MS"/>
+          <w:rFonts w:hint="eastAsia"/>
         </w:rPr>
         <w:t xml:space="preserve">设置</w:t>
       </w:r>
@@ -7256,7 +7332,7 @@
       </w:r>
       <w:r>
         <w:rPr>
-          <w:rFonts w:hint="eastAsia" w:ascii="Arial Unicode MS" w:hAnsi="Arial Unicode MS" w:cs="Arial Unicode MS" w:eastAsia="Arial Unicode MS"/>
+          <w:rFonts w:hint="eastAsia"/>
         </w:rPr>
         <w:t xml:space="preserve">CPU、内存和超时限制，默认禁止网络。L2</w:t>
       </w:r>
@@ -7265,7 +7341,7 @@
       </w:r>
       <w:r>
         <w:rPr>
-          <w:rFonts w:hint="eastAsia" w:ascii="Arial Unicode MS" w:hAnsi="Arial Unicode MS" w:cs="Arial Unicode MS" w:eastAsia="Arial Unicode MS"/>
+          <w:rFonts w:hint="eastAsia"/>
         </w:rPr>
         <w:t xml:space="preserve">由组委会统一注入模型服务配置，评测环境不保证能够访问其他外部网络服务。</w:t>
       </w:r>
@@ -7285,7 +7361,7 @@
       </w:pPr>
       <w:r>
         <w:rPr>
-          <w:rFonts w:hint="eastAsia" w:ascii="Arial Unicode MS" w:hAnsi="Arial Unicode MS" w:cs="Arial Unicode MS" w:eastAsia="Arial Unicode MS"/>
+          <w:rFonts w:hint="eastAsia"/>
         </w:rPr>
         <w:t xml:space="preserve">七、平台接入</w:t>
       </w:r>
@@ -7314,7 +7390,7 @@
             </w:pPr>
             <w:r>
               <w:rPr>
-                <w:rFonts w:hint="eastAsia" w:ascii="Arial Unicode MS" w:hAnsi="Arial Unicode MS" w:cs="Arial Unicode MS" w:eastAsia="Arial Unicode MS"/>
+                <w:rFonts w:hint="eastAsia"/>
               </w:rPr>
               <w:t xml:space="preserve">平台</w:t>
             </w:r>
@@ -7328,7 +7404,7 @@
             </w:pPr>
             <w:r>
               <w:rPr>
-                <w:rFonts w:hint="eastAsia" w:ascii="Arial Unicode MS" w:hAnsi="Arial Unicode MS" w:cs="Arial Unicode MS" w:eastAsia="Arial Unicode MS"/>
+                <w:rFonts w:hint="eastAsia"/>
               </w:rPr>
               <w:t xml:space="preserve">接入方式</w:t>
             </w:r>
@@ -7342,7 +7418,7 @@
             </w:pPr>
             <w:r>
               <w:rPr>
-                <w:rFonts w:hint="eastAsia" w:ascii="Arial Unicode MS" w:hAnsi="Arial Unicode MS" w:cs="Arial Unicode MS" w:eastAsia="Arial Unicode MS"/>
+                <w:rFonts w:hint="eastAsia"/>
               </w:rPr>
               <w:t xml:space="preserve">说明</w:t>
             </w:r>
@@ -7358,7 +7434,7 @@
             </w:pPr>
             <w:r>
               <w:rPr>
-                <w:rFonts w:hint="eastAsia" w:ascii="Arial Unicode MS" w:hAnsi="Arial Unicode MS" w:cs="Arial Unicode MS" w:eastAsia="Arial Unicode MS"/>
+                <w:rFonts w:hint="eastAsia"/>
                 <w:b/>
                 <w:bCs/>
               </w:rPr>
@@ -7390,7 +7466,7 @@
             </w:r>
             <w:r>
               <w:rPr>
-                <w:rFonts w:hint="eastAsia" w:ascii="Arial Unicode MS" w:hAnsi="Arial Unicode MS" w:cs="Arial Unicode MS" w:eastAsia="Arial Unicode MS"/>
+                <w:rFonts w:hint="eastAsia"/>
               </w:rPr>
               <w:t xml:space="preserve">(或</w:t>
             </w:r>
@@ -7405,7 +7481,7 @@
             </w:r>
             <w:r>
               <w:rPr>
-                <w:rFonts w:hint="eastAsia" w:ascii="Arial Unicode MS" w:hAnsi="Arial Unicode MS" w:cs="Arial Unicode MS" w:eastAsia="Arial Unicode MS"/>
+                <w:rFonts w:hint="eastAsia"/>
               </w:rPr>
               <w:t xml:space="preserve">)，自带</w:t>
             </w:r>
@@ -7414,7 +7490,7 @@
             </w:r>
             <w:r>
               <w:rPr>
-                <w:rFonts w:hint="eastAsia" w:ascii="Arial Unicode MS" w:hAnsi="Arial Unicode MS" w:cs="Arial Unicode MS" w:eastAsia="Arial Unicode MS"/>
+                <w:rFonts w:hint="eastAsia"/>
               </w:rPr>
               <w:t xml:space="preserve">本地模拟器，可接超导真机</w:t>
             </w:r>
@@ -7428,7 +7504,7 @@
             </w:pPr>
             <w:r>
               <w:rPr>
-                <w:rFonts w:hint="eastAsia" w:ascii="Arial Unicode MS" w:hAnsi="Arial Unicode MS" w:cs="Arial Unicode MS" w:eastAsia="Arial Unicode MS"/>
+                <w:rFonts w:hint="eastAsia"/>
               </w:rPr>
               <w:t xml:space="preserve">最友好，推荐作为首个打通的真机</w:t>
             </w:r>
@@ -7444,7 +7520,7 @@
             </w:pPr>
             <w:r>
               <w:rPr>
-                <w:rFonts w:hint="eastAsia" w:ascii="Arial Unicode MS" w:hAnsi="Arial Unicode MS" w:cs="Arial Unicode MS" w:eastAsia="Arial Unicode MS"/>
+                <w:rFonts w:hint="eastAsia"/>
                 <w:b/>
                 <w:bCs/>
               </w:rPr>
@@ -7463,7 +7539,7 @@
             </w:r>
             <w:r>
               <w:rPr>
-                <w:rFonts w:hint="eastAsia" w:ascii="Arial Unicode MS" w:hAnsi="Arial Unicode MS" w:cs="Arial Unicode MS" w:eastAsia="Arial Unicode MS"/>
+                <w:rFonts w:hint="eastAsia"/>
               </w:rPr>
               <w:t xml:space="preserve">QPanda3，QASM→OriginIR，可接悟空真机</w:t>
             </w:r>
@@ -7477,7 +7553,7 @@
             </w:pPr>
             <w:r>
               <w:rPr>
-                <w:rFonts w:hint="eastAsia" w:ascii="Arial Unicode MS" w:hAnsi="Arial Unicode MS" w:cs="Arial Unicode MS" w:eastAsia="Arial Unicode MS"/>
+                <w:rFonts w:hint="eastAsia"/>
               </w:rPr>
               <w:t xml:space="preserve">需自行申请</w:t>
             </w:r>
@@ -7520,7 +7596,7 @@
             </w:r>
             <w:r>
               <w:rPr>
-                <w:rFonts w:hint="eastAsia" w:ascii="Arial Unicode MS" w:hAnsi="Arial Unicode MS" w:cs="Arial Unicode MS" w:eastAsia="Arial Unicode MS"/>
+                <w:rFonts w:hint="eastAsia"/>
               </w:rPr>
               <w:t xml:space="preserve">本地模拟器免费、无需</w:t>
             </w:r>
@@ -7529,7 +7605,7 @@
             </w:r>
             <w:r>
               <w:rPr>
-                <w:rFonts w:hint="eastAsia" w:ascii="Arial Unicode MS" w:hAnsi="Arial Unicode MS" w:cs="Arial Unicode MS" w:eastAsia="Arial Unicode MS"/>
+                <w:rFonts w:hint="eastAsia"/>
               </w:rPr>
               <w:t xml:space="preserve">账号</w:t>
             </w:r>
@@ -7543,7 +7619,7 @@
             </w:pPr>
             <w:r>
               <w:rPr>
-                <w:rFonts w:hint="eastAsia" w:ascii="Arial Unicode MS" w:hAnsi="Arial Unicode MS" w:cs="Arial Unicode MS" w:eastAsia="Arial Unicode MS"/>
+                <w:rFonts w:hint="eastAsia"/>
               </w:rPr>
               <w:t xml:space="preserve">允许以本地模拟器替代付费云端真机</w:t>
             </w:r>
@@ -7557,7 +7633,7 @@
       </w:pPr>
       <w:r>
         <w:rPr>
-          <w:rFonts w:hint="eastAsia" w:ascii="Arial Unicode MS" w:hAnsi="Arial Unicode MS" w:cs="Arial Unicode MS" w:eastAsia="Arial Unicode MS"/>
+          <w:rFonts w:hint="eastAsia"/>
           <w:b/>
           <w:bCs/>
         </w:rPr>
@@ -7565,7 +7641,7 @@
       </w:r>
       <w:r>
         <w:rPr>
-          <w:rFonts w:hint="eastAsia" w:ascii="Arial Unicode MS" w:hAnsi="Arial Unicode MS" w:cs="Arial Unicode MS" w:eastAsia="Arial Unicode MS"/>
+          <w:rFonts w:hint="eastAsia"/>
         </w:rPr>
         <w:t xml:space="preserve">：</w:t>
       </w:r>
@@ -7580,7 +7656,7 @@
       </w:pPr>
       <w:r>
         <w:rPr>
-          <w:rFonts w:hint="eastAsia" w:ascii="Arial Unicode MS" w:hAnsi="Arial Unicode MS" w:cs="Arial Unicode MS" w:eastAsia="Arial Unicode MS"/>
+          <w:rFonts w:hint="eastAsia"/>
           <w:b/>
           <w:bCs/>
         </w:rPr>
@@ -7595,7 +7671,7 @@
       </w:r>
       <w:r>
         <w:rPr>
-          <w:rFonts w:hint="eastAsia" w:ascii="Arial Unicode MS" w:hAnsi="Arial Unicode MS" w:cs="Arial Unicode MS" w:eastAsia="Arial Unicode MS"/>
+          <w:rFonts w:hint="eastAsia"/>
         </w:rPr>
         <w:t xml:space="preserve">：</w:t>
       </w:r>
@@ -7609,7 +7685,7 @@
         <w:r>
           <w:rPr>
             <w:rStyle w:val="Hyperlink"/>
-            <w:rFonts w:hint="eastAsia" w:ascii="Arial Unicode MS" w:hAnsi="Arial Unicode MS" w:cs="Arial Unicode MS" w:eastAsia="Arial Unicode MS"/>
+            <w:rFonts w:hint="eastAsia"/>
           </w:rPr>
           <w:t xml:space="preserve">官方文档</w:t>
         </w:r>
@@ -7633,7 +7709,7 @@
         <w:r>
           <w:rPr>
             <w:rStyle w:val="Hyperlink"/>
-            <w:rFonts w:hint="eastAsia" w:ascii="Arial Unicode MS" w:hAnsi="Arial Unicode MS" w:cs="Arial Unicode MS" w:eastAsia="Arial Unicode MS"/>
+            <w:rFonts w:hint="eastAsia"/>
           </w:rPr>
           <w:t xml:space="preserve">源码</w:t>
         </w:r>
@@ -7651,7 +7727,7 @@
         <w:r>
           <w:rPr>
             <w:rStyle w:val="Hyperlink"/>
-            <w:rFonts w:hint="eastAsia" w:ascii="Arial Unicode MS" w:hAnsi="Arial Unicode MS" w:cs="Arial Unicode MS" w:eastAsia="Arial Unicode MS"/>
+            <w:rFonts w:hint="eastAsia"/>
           </w:rPr>
           <w:t xml:space="preserve">产品介绍页</w:t>
         </w:r>
@@ -7667,7 +7743,7 @@
       </w:pPr>
       <w:r>
         <w:rPr>
-          <w:rFonts w:hint="eastAsia" w:ascii="Arial Unicode MS" w:hAnsi="Arial Unicode MS" w:cs="Arial Unicode MS" w:eastAsia="Arial Unicode MS"/>
+          <w:rFonts w:hint="eastAsia"/>
           <w:b/>
           <w:bCs/>
         </w:rPr>
@@ -7675,7 +7751,7 @@
       </w:r>
       <w:r>
         <w:rPr>
-          <w:rFonts w:hint="eastAsia" w:ascii="Arial Unicode MS" w:hAnsi="Arial Unicode MS" w:cs="Arial Unicode MS" w:eastAsia="Arial Unicode MS"/>
+          <w:rFonts w:hint="eastAsia"/>
         </w:rPr>
         <w:t xml:space="preserve">：</w:t>
       </w:r>
@@ -7683,7 +7759,7 @@
         <w:r>
           <w:rPr>
             <w:rStyle w:val="Hyperlink"/>
-            <w:rFonts w:hint="eastAsia" w:ascii="Arial Unicode MS" w:hAnsi="Arial Unicode MS" w:cs="Arial Unicode MS" w:eastAsia="Arial Unicode MS"/>
+            <w:rFonts w:hint="eastAsia"/>
           </w:rPr>
           <w:t xml:space="preserve">本源量子云平台</w:t>
         </w:r>
@@ -7707,7 +7783,7 @@
         <w:r>
           <w:rPr>
             <w:rStyle w:val="Hyperlink"/>
-            <w:rFonts w:hint="eastAsia" w:ascii="Arial Unicode MS" w:hAnsi="Arial Unicode MS" w:cs="Arial Unicode MS" w:eastAsia="Arial Unicode MS"/>
+            <w:rFonts w:hint="eastAsia"/>
           </w:rPr>
           <w:t xml:space="preserve">中文文档</w:t>
         </w:r>
@@ -7725,7 +7801,7 @@
         <w:r>
           <w:rPr>
             <w:rStyle w:val="Hyperlink"/>
-            <w:rFonts w:hint="eastAsia" w:ascii="Arial Unicode MS" w:hAnsi="Arial Unicode MS" w:cs="Arial Unicode MS" w:eastAsia="Arial Unicode MS"/>
+            <w:rFonts w:hint="eastAsia"/>
           </w:rPr>
           <w:t xml:space="preserve">真机服务用户手册</w:t>
         </w:r>
@@ -7748,7 +7824,7 @@
       </w:r>
       <w:r>
         <w:rPr>
-          <w:rFonts w:hint="eastAsia" w:ascii="Arial Unicode MS" w:hAnsi="Arial Unicode MS" w:cs="Arial Unicode MS" w:eastAsia="Arial Unicode MS"/>
+          <w:rFonts w:hint="eastAsia"/>
         </w:rPr>
         <w:t xml:space="preserve">：</w:t>
       </w:r>
@@ -7756,7 +7832,7 @@
         <w:r>
           <w:rPr>
             <w:rStyle w:val="Hyperlink"/>
-            <w:rFonts w:hint="eastAsia" w:ascii="Arial Unicode MS" w:hAnsi="Arial Unicode MS" w:cs="Arial Unicode MS" w:eastAsia="Arial Unicode MS"/>
+            <w:rFonts w:hint="eastAsia"/>
           </w:rPr>
           <w:t xml:space="preserve">开发者文档</w:t>
         </w:r>
@@ -7791,7 +7867,7 @@
         <w:r>
           <w:rPr>
             <w:rStyle w:val="Hyperlink"/>
-            <w:rFonts w:hint="eastAsia" w:ascii="Arial Unicode MS" w:hAnsi="Arial Unicode MS" w:cs="Arial Unicode MS" w:eastAsia="Arial Unicode MS"/>
+            <w:rFonts w:hint="eastAsia"/>
           </w:rPr>
           <w:t xml:space="preserve">官方示例库</w:t>
         </w:r>
@@ -7812,7 +7888,7 @@
       </w:pPr>
       <w:r>
         <w:rPr>
-          <w:rFonts w:hint="eastAsia" w:ascii="Arial Unicode MS" w:hAnsi="Arial Unicode MS" w:cs="Arial Unicode MS" w:eastAsia="Arial Unicode MS"/>
+          <w:rFonts w:hint="eastAsia"/>
         </w:rPr>
         <w:t xml:space="preserve">八、评委看重什么</w:t>
       </w:r>
@@ -7827,7 +7903,7 @@
       </w:pPr>
       <w:r>
         <w:rPr>
-          <w:rFonts w:hint="eastAsia" w:ascii="Arial Unicode MS" w:hAnsi="Arial Unicode MS" w:cs="Arial Unicode MS" w:eastAsia="Arial Unicode MS"/>
+          <w:rFonts w:hint="eastAsia"/>
           <w:b/>
           <w:bCs/>
         </w:rPr>
@@ -7835,7 +7911,7 @@
       </w:r>
       <w:r>
         <w:rPr>
-          <w:rFonts w:hint="eastAsia" w:ascii="Arial Unicode MS" w:hAnsi="Arial Unicode MS" w:cs="Arial Unicode MS" w:eastAsia="Arial Unicode MS"/>
+          <w:rFonts w:hint="eastAsia"/>
           <w:b/>
           <w:bCs/>
         </w:rPr>
@@ -7843,7 +7919,7 @@
       </w:r>
       <w:r>
         <w:rPr>
-          <w:rFonts w:hint="eastAsia" w:ascii="Arial Unicode MS" w:hAnsi="Arial Unicode MS" w:cs="Arial Unicode MS" w:eastAsia="Arial Unicode MS"/>
+          <w:rFonts w:hint="eastAsia"/>
         </w:rPr>
         <w:t xml:space="preserve">——是三套硬编码，还是一个真正抽象的中间层？</w:t>
       </w:r>
@@ -7858,7 +7934,7 @@
       </w:pPr>
       <w:r>
         <w:rPr>
-          <w:rFonts w:hint="eastAsia" w:ascii="Arial Unicode MS" w:hAnsi="Arial Unicode MS" w:cs="Arial Unicode MS" w:eastAsia="Arial Unicode MS"/>
+          <w:rFonts w:hint="eastAsia"/>
           <w:b/>
           <w:bCs/>
         </w:rPr>
@@ -7866,7 +7942,7 @@
       </w:r>
       <w:r>
         <w:rPr>
-          <w:rFonts w:hint="eastAsia" w:ascii="Arial Unicode MS" w:hAnsi="Arial Unicode MS" w:cs="Arial Unicode MS" w:eastAsia="Arial Unicode MS"/>
+          <w:rFonts w:hint="eastAsia"/>
         </w:rPr>
         <w:t xml:space="preserve">——一个没写过</w:t>
       </w:r>
@@ -7875,7 +7951,7 @@
       </w:r>
       <w:r>
         <w:rPr>
-          <w:rFonts w:hint="eastAsia" w:ascii="Arial Unicode MS" w:hAnsi="Arial Unicode MS" w:cs="Arial Unicode MS" w:eastAsia="Arial Unicode MS"/>
+          <w:rFonts w:hint="eastAsia"/>
         </w:rPr>
         <w:t xml:space="preserve">的人，能不能靠你的</w:t>
       </w:r>
@@ -7884,7 +7960,7 @@
       </w:r>
       <w:r>
         <w:rPr>
-          <w:rFonts w:hint="eastAsia" w:ascii="Arial Unicode MS" w:hAnsi="Arial Unicode MS" w:cs="Arial Unicode MS" w:eastAsia="Arial Unicode MS"/>
+          <w:rFonts w:hint="eastAsia"/>
         </w:rPr>
         <w:t xml:space="preserve">在</w:t>
       </w:r>
@@ -7893,7 +7969,7 @@
       </w:r>
       <w:r>
         <w:rPr>
-          <w:rFonts w:hint="eastAsia" w:ascii="Arial Unicode MS" w:hAnsi="Arial Unicode MS" w:cs="Arial Unicode MS" w:eastAsia="Arial Unicode MS"/>
+          <w:rFonts w:hint="eastAsia"/>
         </w:rPr>
         <w:t xml:space="preserve">分钟内跑出第一个量子程序？</w:t>
       </w:r>
@@ -7908,7 +7984,7 @@
       </w:pPr>
       <w:r>
         <w:rPr>
-          <w:rFonts w:hint="eastAsia" w:ascii="Arial Unicode MS" w:hAnsi="Arial Unicode MS" w:cs="Arial Unicode MS" w:eastAsia="Arial Unicode MS"/>
+          <w:rFonts w:hint="eastAsia"/>
           <w:b/>
           <w:bCs/>
         </w:rPr>
@@ -7916,7 +7992,7 @@
       </w:r>
       <w:r>
         <w:rPr>
-          <w:rFonts w:hint="eastAsia" w:ascii="Arial Unicode MS" w:hAnsi="Arial Unicode MS" w:cs="Arial Unicode MS" w:eastAsia="Arial Unicode MS"/>
+          <w:rFonts w:hint="eastAsia"/>
         </w:rPr>
         <w:t xml:space="preserve">——评委能不能一条命令跑起来？</w:t>
       </w:r>
@@ -7931,7 +8007,7 @@
       </w:pPr>
       <w:r>
         <w:rPr>
-          <w:rFonts w:hint="eastAsia" w:ascii="Arial Unicode MS" w:hAnsi="Arial Unicode MS" w:cs="Arial Unicode MS" w:eastAsia="Arial Unicode MS"/>
+          <w:rFonts w:hint="eastAsia"/>
           <w:b/>
           <w:bCs/>
         </w:rPr>
@@ -7939,7 +8015,7 @@
       </w:r>
       <w:r>
         <w:rPr>
-          <w:rFonts w:hint="eastAsia" w:ascii="Arial Unicode MS" w:hAnsi="Arial Unicode MS" w:cs="Arial Unicode MS" w:eastAsia="Arial Unicode MS"/>
+          <w:rFonts w:hint="eastAsia"/>
         </w:rPr>
         <w:t xml:space="preserve">——你是否真正想清楚了”为谁而做”。</w:t>
       </w:r>
@@ -7950,7 +8026,7 @@
       </w:pPr>
       <w:r>
         <w:rPr>
-          <w:rFonts w:hint="eastAsia" w:ascii="Arial Unicode MS" w:hAnsi="Arial Unicode MS" w:cs="Arial Unicode MS" w:eastAsia="Arial Unicode MS"/>
+          <w:rFonts w:hint="eastAsia"/>
           <w:b/>
           <w:bCs/>
         </w:rPr>
@@ -7972,7 +8048,7 @@
       </w:pPr>
       <w:r>
         <w:rPr>
-          <w:rFonts w:hint="eastAsia" w:ascii="Arial Unicode MS" w:hAnsi="Arial Unicode MS" w:cs="Arial Unicode MS" w:eastAsia="Arial Unicode MS"/>
+          <w:rFonts w:hint="eastAsia"/>
         </w:rPr>
         <w:t xml:space="preserve">九、大赛专项奖项设置</w:t>
       </w:r>
@@ -7999,7 +8075,7 @@
       </w:r>
       <w:r>
         <w:rPr>
-          <w:rFonts w:hint="eastAsia" w:ascii="Arial Unicode MS" w:hAnsi="Arial Unicode MS" w:cs="Arial Unicode MS" w:eastAsia="Arial Unicode MS"/>
+          <w:rFonts w:hint="eastAsia"/>
           <w:b/>
           <w:bCs/>
         </w:rPr>
@@ -8023,7 +8099,7 @@
       </w:pPr>
       <w:r>
         <w:rPr>
-          <w:rFonts w:hint="eastAsia" w:ascii="Arial Unicode MS" w:hAnsi="Arial Unicode MS" w:cs="Arial Unicode MS" w:eastAsia="Arial Unicode MS"/>
+          <w:rFonts w:hint="eastAsia"/>
           <w:b/>
           <w:bCs/>
         </w:rPr>
@@ -8031,7 +8107,7 @@
       </w:r>
       <w:r>
         <w:rPr>
-          <w:rFonts w:hint="eastAsia" w:ascii="Arial Unicode MS" w:hAnsi="Arial Unicode MS" w:cs="Arial Unicode MS" w:eastAsia="Arial Unicode MS"/>
+          <w:rFonts w:hint="eastAsia"/>
         </w:rPr>
         <w:t xml:space="preserve">：在</w:t>
       </w:r>
@@ -8040,7 +8116,7 @@
       </w:r>
       <w:r>
         <w:rPr>
-          <w:rFonts w:hint="eastAsia" w:ascii="Arial Unicode MS" w:hAnsi="Arial Unicode MS" w:cs="Arial Unicode MS" w:eastAsia="Arial Unicode MS"/>
+          <w:rFonts w:hint="eastAsia"/>
         </w:rPr>
         <w:t xml:space="preserve">智能体交互、新手引导体验、无门槛可视化方向得分突出的队伍。</w:t>
       </w:r>
@@ -8055,7 +8131,7 @@
       </w:pPr>
       <w:r>
         <w:rPr>
-          <w:rFonts w:hint="eastAsia" w:ascii="Arial Unicode MS" w:hAnsi="Arial Unicode MS" w:cs="Arial Unicode MS" w:eastAsia="Arial Unicode MS"/>
+          <w:rFonts w:hint="eastAsia"/>
           <w:b/>
           <w:bCs/>
         </w:rPr>
@@ -8063,7 +8139,7 @@
       </w:r>
       <w:r>
         <w:rPr>
-          <w:rFonts w:hint="eastAsia" w:ascii="Arial Unicode MS" w:hAnsi="Arial Unicode MS" w:cs="Arial Unicode MS" w:eastAsia="Arial Unicode MS"/>
+          <w:rFonts w:hint="eastAsia"/>
         </w:rPr>
         <w:t xml:space="preserve">：工具是否能做到”让一位没有任何量子背景的跨界创作者，在</w:t>
       </w:r>
@@ -8072,7 +8148,7 @@
       </w:r>
       <w:r>
         <w:rPr>
-          <w:rFonts w:hint="eastAsia" w:ascii="Arial Unicode MS" w:hAnsi="Arial Unicode MS" w:cs="Arial Unicode MS" w:eastAsia="Arial Unicode MS"/>
+          <w:rFonts w:hint="eastAsia"/>
         </w:rPr>
         <w:t xml:space="preserve">分钟内依靠智能体引导，成功在真实量子机上完成人生第一个实验，并理解其科学原理”。本奖项旨在表彰打破精英主义壁垒、把先进算力带给更多人的包容性设计。</w:t>
       </w:r>
@@ -8285,7 +8361,7 @@
         <w:ind w:left="720" w:hanging="360"/>
       </w:pPr>
       <w:rPr>
-        <w:rFonts w:ascii="Symbol" w:hAnsi="Symbol" w:cs="Symbol" w:hint="default" w:eastAsia="Arial Unicode MS"/>
+        <w:rFonts w:ascii="Symbol" w:hAnsi="Symbol" w:cs="Symbol" w:hint="default"/>
       </w:rPr>
     </w:lvl>
     <w:lvl w:ilvl="1">
@@ -8296,7 +8372,7 @@
         <w:ind w:left="1440" w:hanging="360"/>
       </w:pPr>
       <w:rPr>
-        <w:rFonts w:ascii="Courier New" w:hAnsi="Courier New" w:cs="Courier New" w:hint="default" w:eastAsia="Arial Unicode MS"/>
+        <w:rFonts w:ascii="Courier New" w:hAnsi="Courier New" w:cs="Courier New" w:hint="default"/>
       </w:rPr>
     </w:lvl>
     <w:lvl w:ilvl="2">
@@ -8307,7 +8383,7 @@
         <w:ind w:left="2160" w:hanging="360"/>
       </w:pPr>
       <w:rPr>
-        <w:rFonts w:ascii="Wingdings" w:hAnsi="Wingdings" w:cs="Wingdings" w:hint="default" w:eastAsia="Arial Unicode MS"/>
+        <w:rFonts w:ascii="Wingdings" w:hAnsi="Wingdings" w:cs="Wingdings" w:hint="default"/>
       </w:rPr>
     </w:lvl>
     <w:lvl w:ilvl="3">
@@ -8318,7 +8394,7 @@
         <w:ind w:left="2880" w:hanging="360"/>
       </w:pPr>
       <w:rPr>
-        <w:rFonts w:ascii="Symbol" w:hAnsi="Symbol" w:cs="Symbol" w:hint="default" w:eastAsia="Arial Unicode MS"/>
+        <w:rFonts w:ascii="Symbol" w:hAnsi="Symbol" w:cs="Symbol" w:hint="default"/>
       </w:rPr>
     </w:lvl>
     <w:lvl w:ilvl="4">
@@ -8329,7 +8405,7 @@
         <w:ind w:left="3600" w:hanging="360"/>
       </w:pPr>
       <w:rPr>
-        <w:rFonts w:ascii="Courier New" w:hAnsi="Courier New" w:cs="Courier New" w:hint="default" w:eastAsia="Arial Unicode MS"/>
+        <w:rFonts w:ascii="Courier New" w:hAnsi="Courier New" w:cs="Courier New" w:hint="default"/>
       </w:rPr>
     </w:lvl>
     <w:lvl w:ilvl="5">
@@ -8340,7 +8416,7 @@
         <w:ind w:left="4320" w:hanging="360"/>
       </w:pPr>
       <w:rPr>
-        <w:rFonts w:ascii="Wingdings" w:hAnsi="Wingdings" w:cs="Wingdings" w:hint="default" w:eastAsia="Arial Unicode MS"/>
+        <w:rFonts w:ascii="Wingdings" w:hAnsi="Wingdings" w:cs="Wingdings" w:hint="default"/>
       </w:rPr>
     </w:lvl>
     <w:lvl w:ilvl="6">
@@ -8351,7 +8427,7 @@
         <w:ind w:left="5040" w:hanging="360"/>
       </w:pPr>
       <w:rPr>
-        <w:rFonts w:ascii="Symbol" w:hAnsi="Symbol" w:cs="Symbol" w:hint="default" w:eastAsia="Arial Unicode MS"/>
+        <w:rFonts w:ascii="Symbol" w:hAnsi="Symbol" w:cs="Symbol" w:hint="default"/>
       </w:rPr>
     </w:lvl>
     <w:lvl w:ilvl="7">
@@ -8362,7 +8438,7 @@
         <w:ind w:left="5760" w:hanging="360"/>
       </w:pPr>
       <w:rPr>
-        <w:rFonts w:ascii="Courier New" w:hAnsi="Courier New" w:cs="Courier New" w:hint="default" w:eastAsia="Arial Unicode MS"/>
+        <w:rFonts w:ascii="Courier New" w:hAnsi="Courier New" w:cs="Courier New" w:hint="default"/>
       </w:rPr>
     </w:lvl>
     <w:lvl w:ilvl="8">
@@ -8373,7 +8449,7 @@
         <w:ind w:left="6480" w:hanging="360"/>
       </w:pPr>
       <w:rPr>
-        <w:rFonts w:ascii="Wingdings" w:hAnsi="Wingdings" w:cs="Wingdings" w:hint="default" w:eastAsia="Arial Unicode MS"/>
+        <w:rFonts w:ascii="Wingdings" w:hAnsi="Wingdings" w:cs="Wingdings" w:hint="default"/>
       </w:rPr>
     </w:lvl>
   </w:abstractNum>
@@ -8601,7 +8677,7 @@
   <w:docDefaults>
     <w:rPrDefault>
       <w:rPr>
-        <w:rFonts w:asciiTheme="minorHAnsi" w:cstheme="minorBidi" w:hAnsiTheme="minorHAnsi" w:eastAsia="Arial Unicode MS"/>
+        <w:rFonts w:asciiTheme="minorHAnsi" w:cstheme="minorBidi" w:eastAsia="Arial Unicode MS" w:hAnsiTheme="minorHAnsi"/>
         <w:sz w:val="24"/>
         <w:szCs w:val="24"/>
         <w:lang w:bidi="ar-SA" w:eastAsia="zh-CN" w:val="en-US"/>
@@ -8655,7 +8731,7 @@
       <w:jc w:val="center"/>
     </w:pPr>
     <w:rPr>
-      <w:rFonts w:asciiTheme="majorHAnsi" w:cstheme="majorBidi" w:hAnsiTheme="majorHAnsi" w:eastAsia="Arial Unicode MS"/>
+      <w:rFonts w:asciiTheme="majorHAnsi" w:cstheme="majorBidi" w:eastAsia="Arial Unicode MS" w:hAnsiTheme="majorHAnsi"/>
       <w:sz w:val="56"/>
       <w:szCs w:val="56"/>
     </w:rPr>
@@ -8667,7 +8743,7 @@
     <w:uiPriority w:val="10"/>
     <w:rsid w:val="00A10FD9"/>
     <w:rPr>
-      <w:rFonts w:asciiTheme="majorHAnsi" w:cstheme="majorBidi" w:hAnsiTheme="majorHAnsi" w:eastAsia="Arial Unicode MS"/>
+      <w:rFonts w:asciiTheme="majorHAnsi" w:cstheme="majorBidi" w:eastAsia="Arial Unicode MS" w:hAnsiTheme="majorHAnsi"/>
       <w:sz w:val="56"/>
       <w:szCs w:val="56"/>
     </w:rPr>
@@ -8789,7 +8865,7 @@
       <w:outlineLvl w:val="0"/>
     </w:pPr>
     <w:rPr>
-      <w:rFonts w:asciiTheme="majorHAnsi" w:cstheme="majorBidi" w:hAnsiTheme="majorHAnsi" w:eastAsia="Arial Unicode MS"/>
+      <w:rFonts w:asciiTheme="majorHAnsi" w:cstheme="majorBidi" w:eastAsia="Arial Unicode MS" w:hAnsiTheme="majorHAnsi"/>
       <w:color w:themeColor="accent1" w:themeShade="BF" w:val="0F4761"/>
       <w:sz w:val="40"/>
       <w:szCs w:val="40"/>
@@ -8812,7 +8888,7 @@
       <w:outlineLvl w:val="1"/>
     </w:pPr>
     <w:rPr>
-      <w:rFonts w:asciiTheme="majorHAnsi" w:cstheme="majorBidi" w:hAnsiTheme="majorHAnsi" w:eastAsia="Arial Unicode MS"/>
+      <w:rFonts w:asciiTheme="majorHAnsi" w:cstheme="majorBidi" w:eastAsia="Arial Unicode MS" w:hAnsiTheme="majorHAnsi"/>
       <w:color w:themeColor="accent1" w:themeShade="BF" w:val="0F4761"/>
       <w:sz w:val="32"/>
       <w:szCs w:val="32"/>
@@ -8980,7 +9056,7 @@
     <w:uiPriority w:val="9"/>
     <w:rsid w:val="00A10FD9"/>
     <w:rPr>
-      <w:rFonts w:asciiTheme="majorHAnsi" w:cstheme="majorBidi" w:hAnsiTheme="majorHAnsi" w:eastAsia="Arial Unicode MS"/>
+      <w:rFonts w:asciiTheme="majorHAnsi" w:cstheme="majorBidi" w:eastAsia="Arial Unicode MS" w:hAnsiTheme="majorHAnsi"/>
       <w:color w:themeColor="accent1" w:themeShade="BF" w:val="0F4761"/>
       <w:sz w:val="40"/>
       <w:szCs w:val="40"/>
@@ -8994,7 +9070,7 @@
     <w:semiHidden/>
     <w:rsid w:val="00A10FD9"/>
     <w:rPr>
-      <w:rFonts w:asciiTheme="majorHAnsi" w:cstheme="majorBidi" w:hAnsiTheme="majorHAnsi" w:eastAsia="Arial Unicode MS"/>
+      <w:rFonts w:asciiTheme="majorHAnsi" w:cstheme="majorBidi" w:eastAsia="Arial Unicode MS" w:hAnsiTheme="majorHAnsi"/>
       <w:color w:themeColor="accent1" w:themeShade="BF" w:val="0F4761"/>
       <w:sz w:val="32"/>
       <w:szCs w:val="32"/>
@@ -9212,7 +9288,7 @@
     <w:name w:val="Verbatim Char"/>
     <w:basedOn w:val="BodyTextChar"/>
     <w:rPr>
-      <w:rFonts w:ascii="Consolas" w:hAnsi="Consolas" w:eastAsia="Arial Unicode MS"/>
+      <w:rFonts w:ascii="Consolas" w:eastAsia="Arial Unicode MS" w:hAnsi="Consolas"/>
       <w:sz w:val="22"/>
     </w:rPr>
   </w:style>
@@ -9246,13 +9322,13 @@
       <w:outlineLvl w:val="9"/>
     </w:pPr>
     <w:rPr>
-      <w:rFonts w:asciiTheme="majorHAnsi" w:cstheme="majorBidi" w:hAnsiTheme="majorHAnsi" w:eastAsia="Arial Unicode MS"/>
+      <w:rFonts w:asciiTheme="majorHAnsi" w:cstheme="majorBidi" w:eastAsia="Arial Unicode MS" w:hAnsiTheme="majorHAnsi"/>
       <w:b w:val="0"/>
       <w:bCs w:val="0"/>
       <w:color w:themeColor="accent1" w:themeShade="BF" w:val="365F91"/>
     </w:rPr>
   </w:style>
-  <w:style w:type="paragraph" w:customStyle="1" w:styleId="SourceCode">
+  <w:style w:customStyle="1" w:styleId="SourceCode" w:type="paragraph">
     <w:name w:val="Source Code"/>
     <w:basedOn w:val="Normal"/>
     <w:link w:val="VerbatimChar"/>
@@ -9260,7 +9336,7 @@
       <w:wordWrap w:val="off"/>
     </w:pPr>
   </w:style>
-  <w:style w:type="character" w:customStyle="1" w:styleId="KeywordTok">
+  <w:style w:customStyle="1" w:styleId="KeywordTok" w:type="character">
     <w:name w:val="KeywordTok"/>
     <w:basedOn w:val="VerbatimChar"/>
     <w:rPr>
@@ -9268,77 +9344,77 @@
       <w:color w:val="007020"/>
     </w:rPr>
   </w:style>
-  <w:style w:type="character" w:customStyle="1" w:styleId="DataTypeTok">
+  <w:style w:customStyle="1" w:styleId="DataTypeTok" w:type="character">
     <w:name w:val="DataTypeTok"/>
     <w:basedOn w:val="VerbatimChar"/>
     <w:rPr>
       <w:color w:val="902000"/>
     </w:rPr>
   </w:style>
-  <w:style w:type="character" w:customStyle="1" w:styleId="DecValTok">
+  <w:style w:customStyle="1" w:styleId="DecValTok" w:type="character">
     <w:name w:val="DecValTok"/>
     <w:basedOn w:val="VerbatimChar"/>
     <w:rPr>
       <w:color w:val="40a070"/>
     </w:rPr>
   </w:style>
-  <w:style w:type="character" w:customStyle="1" w:styleId="BaseNTok">
+  <w:style w:customStyle="1" w:styleId="BaseNTok" w:type="character">
     <w:name w:val="BaseNTok"/>
     <w:basedOn w:val="VerbatimChar"/>
     <w:rPr>
       <w:color w:val="40a070"/>
     </w:rPr>
   </w:style>
-  <w:style w:type="character" w:customStyle="1" w:styleId="FloatTok">
+  <w:style w:customStyle="1" w:styleId="FloatTok" w:type="character">
     <w:name w:val="FloatTok"/>
     <w:basedOn w:val="VerbatimChar"/>
     <w:rPr>
       <w:color w:val="40a070"/>
     </w:rPr>
   </w:style>
-  <w:style w:type="character" w:customStyle="1" w:styleId="ConstantTok">
+  <w:style w:customStyle="1" w:styleId="ConstantTok" w:type="character">
     <w:name w:val="ConstantTok"/>
     <w:basedOn w:val="VerbatimChar"/>
     <w:rPr>
       <w:color w:val="880000"/>
     </w:rPr>
   </w:style>
-  <w:style w:type="character" w:customStyle="1" w:styleId="CharTok">
+  <w:style w:customStyle="1" w:styleId="CharTok" w:type="character">
     <w:name w:val="CharTok"/>
     <w:basedOn w:val="VerbatimChar"/>
     <w:rPr>
       <w:color w:val="4070a0"/>
     </w:rPr>
   </w:style>
-  <w:style w:type="character" w:customStyle="1" w:styleId="SpecialCharTok">
+  <w:style w:customStyle="1" w:styleId="SpecialCharTok" w:type="character">
     <w:name w:val="SpecialCharTok"/>
     <w:basedOn w:val="VerbatimChar"/>
     <w:rPr>
       <w:color w:val="4070a0"/>
     </w:rPr>
   </w:style>
-  <w:style w:type="character" w:customStyle="1" w:styleId="StringTok">
+  <w:style w:customStyle="1" w:styleId="StringTok" w:type="character">
     <w:name w:val="StringTok"/>
     <w:basedOn w:val="VerbatimChar"/>
     <w:rPr>
       <w:color w:val="4070a0"/>
     </w:rPr>
   </w:style>
-  <w:style w:type="character" w:customStyle="1" w:styleId="VerbatimStringTok">
+  <w:style w:customStyle="1" w:styleId="VerbatimStringTok" w:type="character">
     <w:name w:val="VerbatimStringTok"/>
     <w:basedOn w:val="VerbatimChar"/>
     <w:rPr>
       <w:color w:val="4070a0"/>
     </w:rPr>
   </w:style>
-  <w:style w:type="character" w:customStyle="1" w:styleId="SpecialStringTok">
+  <w:style w:customStyle="1" w:styleId="SpecialStringTok" w:type="character">
     <w:name w:val="SpecialStringTok"/>
     <w:basedOn w:val="VerbatimChar"/>
     <w:rPr>
       <w:color w:val="bb6688"/>
     </w:rPr>
   </w:style>
-  <w:style w:type="character" w:customStyle="1" w:styleId="ImportTok">
+  <w:style w:customStyle="1" w:styleId="ImportTok" w:type="character">
     <w:name w:val="ImportTok"/>
     <w:basedOn w:val="VerbatimChar"/>
     <w:rPr>
@@ -9346,7 +9422,7 @@
       <w:color w:val="008000"/>
     </w:rPr>
   </w:style>
-  <w:style w:type="character" w:customStyle="1" w:styleId="CommentTok">
+  <w:style w:customStyle="1" w:styleId="CommentTok" w:type="character">
     <w:name w:val="CommentTok"/>
     <w:basedOn w:val="VerbatimChar"/>
     <w:rPr>
@@ -9354,7 +9430,7 @@
       <w:color w:val="60a0b0"/>
     </w:rPr>
   </w:style>
-  <w:style w:type="character" w:customStyle="1" w:styleId="DocumentationTok">
+  <w:style w:customStyle="1" w:styleId="DocumentationTok" w:type="character">
     <w:name w:val="DocumentationTok"/>
     <w:basedOn w:val="VerbatimChar"/>
     <w:rPr>
@@ -9362,7 +9438,7 @@
       <w:color w:val="ba2121"/>
     </w:rPr>
   </w:style>
-  <w:style w:type="character" w:customStyle="1" w:styleId="AnnotationTok">
+  <w:style w:customStyle="1" w:styleId="AnnotationTok" w:type="character">
     <w:name w:val="AnnotationTok"/>
     <w:basedOn w:val="VerbatimChar"/>
     <w:rPr>
@@ -9371,7 +9447,7 @@
       <w:color w:val="60a0b0"/>
     </w:rPr>
   </w:style>
-  <w:style w:type="character" w:customStyle="1" w:styleId="CommentVarTok">
+  <w:style w:customStyle="1" w:styleId="CommentVarTok" w:type="character">
     <w:name w:val="CommentVarTok"/>
     <w:basedOn w:val="VerbatimChar"/>
     <w:rPr>
@@ -9380,28 +9456,28 @@
       <w:color w:val="60a0b0"/>
     </w:rPr>
   </w:style>
-  <w:style w:type="character" w:customStyle="1" w:styleId="OtherTok">
+  <w:style w:customStyle="1" w:styleId="OtherTok" w:type="character">
     <w:name w:val="OtherTok"/>
     <w:basedOn w:val="VerbatimChar"/>
     <w:rPr>
       <w:color w:val="007020"/>
     </w:rPr>
   </w:style>
-  <w:style w:type="character" w:customStyle="1" w:styleId="FunctionTok">
+  <w:style w:customStyle="1" w:styleId="FunctionTok" w:type="character">
     <w:name w:val="FunctionTok"/>
     <w:basedOn w:val="VerbatimChar"/>
     <w:rPr>
       <w:color w:val="06287e"/>
     </w:rPr>
   </w:style>
-  <w:style w:type="character" w:customStyle="1" w:styleId="VariableTok">
+  <w:style w:customStyle="1" w:styleId="VariableTok" w:type="character">
     <w:name w:val="VariableTok"/>
     <w:basedOn w:val="VerbatimChar"/>
     <w:rPr>
       <w:color w:val="19177c"/>
     </w:rPr>
   </w:style>
-  <w:style w:type="character" w:customStyle="1" w:styleId="ControlFlowTok">
+  <w:style w:customStyle="1" w:styleId="ControlFlowTok" w:type="character">
     <w:name w:val="ControlFlowTok"/>
     <w:basedOn w:val="VerbatimChar"/>
     <w:rPr>
@@ -9409,45 +9485,45 @@
       <w:color w:val="007020"/>
     </w:rPr>
   </w:style>
-  <w:style w:type="character" w:customStyle="1" w:styleId="OperatorTok">
+  <w:style w:customStyle="1" w:styleId="OperatorTok" w:type="character">
     <w:name w:val="OperatorTok"/>
     <w:basedOn w:val="VerbatimChar"/>
     <w:rPr>
       <w:color w:val="666666"/>
     </w:rPr>
   </w:style>
-  <w:style w:type="character" w:customStyle="1" w:styleId="BuiltInTok">
+  <w:style w:customStyle="1" w:styleId="BuiltInTok" w:type="character">
     <w:name w:val="BuiltInTok"/>
     <w:basedOn w:val="VerbatimChar"/>
     <w:rPr>
       <w:color w:val="008000"/>
     </w:rPr>
   </w:style>
-  <w:style w:type="character" w:customStyle="1" w:styleId="ExtensionTok">
+  <w:style w:customStyle="1" w:styleId="ExtensionTok" w:type="character">
     <w:name w:val="ExtensionTok"/>
     <w:basedOn w:val="VerbatimChar"/>
     <w:rPr/>
   </w:style>
-  <w:style w:type="character" w:customStyle="1" w:styleId="PreprocessorTok">
+  <w:style w:customStyle="1" w:styleId="PreprocessorTok" w:type="character">
     <w:name w:val="PreprocessorTok"/>
     <w:basedOn w:val="VerbatimChar"/>
     <w:rPr>
       <w:color w:val="bc7a00"/>
     </w:rPr>
   </w:style>
-  <w:style w:type="character" w:customStyle="1" w:styleId="AttributeTok">
+  <w:style w:customStyle="1" w:styleId="AttributeTok" w:type="character">
     <w:name w:val="AttributeTok"/>
     <w:basedOn w:val="VerbatimChar"/>
     <w:rPr>
       <w:color w:val="7d9029"/>
     </w:rPr>
   </w:style>
-  <w:style w:type="character" w:customStyle="1" w:styleId="RegionMarkerTok">
+  <w:style w:customStyle="1" w:styleId="RegionMarkerTok" w:type="character">
     <w:name w:val="RegionMarkerTok"/>
     <w:basedOn w:val="VerbatimChar"/>
     <w:rPr/>
   </w:style>
-  <w:style w:type="character" w:customStyle="1" w:styleId="InformationTok">
+  <w:style w:customStyle="1" w:styleId="InformationTok" w:type="character">
     <w:name w:val="InformationTok"/>
     <w:basedOn w:val="VerbatimChar"/>
     <w:rPr>
@@ -9456,7 +9532,7 @@
       <w:color w:val="60a0b0"/>
     </w:rPr>
   </w:style>
-  <w:style w:type="character" w:customStyle="1" w:styleId="WarningTok">
+  <w:style w:customStyle="1" w:styleId="WarningTok" w:type="character">
     <w:name w:val="WarningTok"/>
     <w:basedOn w:val="VerbatimChar"/>
     <w:rPr>
@@ -9465,7 +9541,7 @@
       <w:color w:val="60a0b0"/>
     </w:rPr>
   </w:style>
-  <w:style w:type="character" w:customStyle="1" w:styleId="AlertTok">
+  <w:style w:customStyle="1" w:styleId="AlertTok" w:type="character">
     <w:name w:val="AlertTok"/>
     <w:basedOn w:val="VerbatimChar"/>
     <w:rPr>
@@ -9473,7 +9549,7 @@
       <w:color w:val="ff0000"/>
     </w:rPr>
   </w:style>
-  <w:style w:type="character" w:customStyle="1" w:styleId="ErrorTok">
+  <w:style w:customStyle="1" w:styleId="ErrorTok" w:type="character">
     <w:name w:val="ErrorTok"/>
     <w:basedOn w:val="VerbatimChar"/>
     <w:rPr>
@@ -9481,7 +9557,7 @@
       <w:color w:val="ff0000"/>
     </w:rPr>
   </w:style>
-  <w:style w:type="character" w:customStyle="1" w:styleId="NormalTok">
+  <w:style w:customStyle="1" w:styleId="NormalTok" w:type="character">
     <w:name w:val="NormalTok"/>
     <w:basedOn w:val="VerbatimChar"/>
     <w:rPr/>
